--- a/Terraform_DevOps_Project_Report.docx
+++ b/Terraform_DevOps_Project_Report.docx
@@ -4,7 +4,7 @@
   <w:body>
     <w:p>
       <w:pPr>
-        <w:spacing w:before="960" w:after="360"/>
+        <w:spacing w:before="1000" w:after="400"/>
         <w:jc w:val="center"/>
       </w:pPr>
       <w:r>
@@ -19,7 +19,7 @@
     </w:p>
     <w:p>
       <w:pPr>
-        <w:spacing w:before="0" w:after="720"/>
+        <w:spacing w:before="0" w:after="800"/>
         <w:jc w:val="center"/>
       </w:pPr>
       <w:r>
@@ -34,7 +34,7 @@
     </w:p>
     <w:p>
       <w:pPr>
-        <w:spacing w:line="288" w:lineRule="auto" w:after="120"/>
+        <w:spacing w:line="300" w:lineRule="auto" w:after="140"/>
         <w:jc w:val="both"/>
       </w:pPr>
       <w:r>
@@ -61,10 +61,10 @@
             <w:tcW w:type="dxa" w:w="4514"/>
             <w:shd w:fill="003366"/>
             <w:tcMar>
-              <w:top w:w="120" w:type="dxa"/>
-              <w:bottom w:w="120" w:type="dxa"/>
-              <w:left w:w="140" w:type="dxa"/>
-              <w:right w:w="140" w:type="dxa"/>
+              <w:top w:w="140" w:type="dxa"/>
+              <w:bottom w:w="140" w:type="dxa"/>
+              <w:left w:w="160" w:type="dxa"/>
+              <w:right w:w="160" w:type="dxa"/>
             </w:tcMar>
           </w:tcPr>
           <w:p>
@@ -88,10 +88,10 @@
             <w:tcW w:type="dxa" w:w="4514"/>
             <w:shd w:fill="003366"/>
             <w:tcMar>
-              <w:top w:w="120" w:type="dxa"/>
-              <w:bottom w:w="120" w:type="dxa"/>
-              <w:left w:w="140" w:type="dxa"/>
-              <w:right w:w="140" w:type="dxa"/>
+              <w:top w:w="140" w:type="dxa"/>
+              <w:bottom w:w="140" w:type="dxa"/>
+              <w:left w:w="160" w:type="dxa"/>
+              <w:right w:w="160" w:type="dxa"/>
             </w:tcMar>
           </w:tcPr>
           <w:p>
@@ -117,10 +117,10 @@
             <w:tcW w:type="dxa" w:w="4514"/>
             <w:shd w:fill="FFFFFF"/>
             <w:tcMar>
-              <w:top w:w="100" w:type="dxa"/>
-              <w:bottom w:w="100" w:type="dxa"/>
-              <w:left w:w="140" w:type="dxa"/>
-              <w:right w:w="140" w:type="dxa"/>
+              <w:top w:w="120" w:type="dxa"/>
+              <w:bottom w:w="120" w:type="dxa"/>
+              <w:left w:w="160" w:type="dxa"/>
+              <w:right w:w="160" w:type="dxa"/>
             </w:tcMar>
           </w:tcPr>
           <w:p>
@@ -143,10 +143,10 @@
             <w:tcW w:type="dxa" w:w="4514"/>
             <w:shd w:fill="FFFFFF"/>
             <w:tcMar>
-              <w:top w:w="100" w:type="dxa"/>
-              <w:bottom w:w="100" w:type="dxa"/>
-              <w:left w:w="140" w:type="dxa"/>
-              <w:right w:w="140" w:type="dxa"/>
+              <w:top w:w="120" w:type="dxa"/>
+              <w:bottom w:w="120" w:type="dxa"/>
+              <w:left w:w="160" w:type="dxa"/>
+              <w:right w:w="160" w:type="dxa"/>
             </w:tcMar>
           </w:tcPr>
           <w:p>
@@ -171,10 +171,10 @@
             <w:tcW w:type="dxa" w:w="4514"/>
             <w:shd w:fill="F9FAFC"/>
             <w:tcMar>
-              <w:top w:w="100" w:type="dxa"/>
-              <w:bottom w:w="100" w:type="dxa"/>
-              <w:left w:w="140" w:type="dxa"/>
-              <w:right w:w="140" w:type="dxa"/>
+              <w:top w:w="120" w:type="dxa"/>
+              <w:bottom w:w="120" w:type="dxa"/>
+              <w:left w:w="160" w:type="dxa"/>
+              <w:right w:w="160" w:type="dxa"/>
             </w:tcMar>
           </w:tcPr>
           <w:p>
@@ -197,10 +197,10 @@
             <w:tcW w:type="dxa" w:w="4514"/>
             <w:shd w:fill="F9FAFC"/>
             <w:tcMar>
-              <w:top w:w="100" w:type="dxa"/>
-              <w:bottom w:w="100" w:type="dxa"/>
-              <w:left w:w="140" w:type="dxa"/>
-              <w:right w:w="140" w:type="dxa"/>
+              <w:top w:w="120" w:type="dxa"/>
+              <w:bottom w:w="120" w:type="dxa"/>
+              <w:left w:w="160" w:type="dxa"/>
+              <w:right w:w="160" w:type="dxa"/>
             </w:tcMar>
           </w:tcPr>
           <w:p>
@@ -225,10 +225,10 @@
             <w:tcW w:type="dxa" w:w="4514"/>
             <w:shd w:fill="FFFFFF"/>
             <w:tcMar>
-              <w:top w:w="100" w:type="dxa"/>
-              <w:bottom w:w="100" w:type="dxa"/>
-              <w:left w:w="140" w:type="dxa"/>
-              <w:right w:w="140" w:type="dxa"/>
+              <w:top w:w="120" w:type="dxa"/>
+              <w:bottom w:w="120" w:type="dxa"/>
+              <w:left w:w="160" w:type="dxa"/>
+              <w:right w:w="160" w:type="dxa"/>
             </w:tcMar>
           </w:tcPr>
           <w:p>
@@ -251,10 +251,10 @@
             <w:tcW w:type="dxa" w:w="4514"/>
             <w:shd w:fill="FFFFFF"/>
             <w:tcMar>
-              <w:top w:w="100" w:type="dxa"/>
-              <w:bottom w:w="100" w:type="dxa"/>
-              <w:left w:w="140" w:type="dxa"/>
-              <w:right w:w="140" w:type="dxa"/>
+              <w:top w:w="120" w:type="dxa"/>
+              <w:bottom w:w="120" w:type="dxa"/>
+              <w:left w:w="160" w:type="dxa"/>
+              <w:right w:w="160" w:type="dxa"/>
             </w:tcMar>
           </w:tcPr>
           <w:p>
@@ -279,10 +279,10 @@
             <w:tcW w:type="dxa" w:w="4514"/>
             <w:shd w:fill="F9FAFC"/>
             <w:tcMar>
-              <w:top w:w="100" w:type="dxa"/>
-              <w:bottom w:w="100" w:type="dxa"/>
-              <w:left w:w="140" w:type="dxa"/>
-              <w:right w:w="140" w:type="dxa"/>
+              <w:top w:w="120" w:type="dxa"/>
+              <w:bottom w:w="120" w:type="dxa"/>
+              <w:left w:w="160" w:type="dxa"/>
+              <w:right w:w="160" w:type="dxa"/>
             </w:tcMar>
           </w:tcPr>
           <w:p>
@@ -305,10 +305,10 @@
             <w:tcW w:type="dxa" w:w="4514"/>
             <w:shd w:fill="F9FAFC"/>
             <w:tcMar>
-              <w:top w:w="100" w:type="dxa"/>
-              <w:bottom w:w="100" w:type="dxa"/>
-              <w:left w:w="140" w:type="dxa"/>
-              <w:right w:w="140" w:type="dxa"/>
+              <w:top w:w="120" w:type="dxa"/>
+              <w:bottom w:w="120" w:type="dxa"/>
+              <w:left w:w="160" w:type="dxa"/>
+              <w:right w:w="160" w:type="dxa"/>
             </w:tcMar>
           </w:tcPr>
           <w:p>
@@ -333,10 +333,10 @@
             <w:tcW w:type="dxa" w:w="4514"/>
             <w:shd w:fill="FFFFFF"/>
             <w:tcMar>
-              <w:top w:w="100" w:type="dxa"/>
-              <w:bottom w:w="100" w:type="dxa"/>
-              <w:left w:w="140" w:type="dxa"/>
-              <w:right w:w="140" w:type="dxa"/>
+              <w:top w:w="120" w:type="dxa"/>
+              <w:bottom w:w="120" w:type="dxa"/>
+              <w:left w:w="160" w:type="dxa"/>
+              <w:right w:w="160" w:type="dxa"/>
             </w:tcMar>
           </w:tcPr>
           <w:p>
@@ -359,10 +359,10 @@
             <w:tcW w:type="dxa" w:w="4514"/>
             <w:shd w:fill="FFFFFF"/>
             <w:tcMar>
-              <w:top w:w="100" w:type="dxa"/>
-              <w:bottom w:w="100" w:type="dxa"/>
-              <w:left w:w="140" w:type="dxa"/>
-              <w:right w:w="140" w:type="dxa"/>
+              <w:top w:w="120" w:type="dxa"/>
+              <w:bottom w:w="120" w:type="dxa"/>
+              <w:left w:w="160" w:type="dxa"/>
+              <w:right w:w="160" w:type="dxa"/>
             </w:tcMar>
           </w:tcPr>
           <w:p>
@@ -387,10 +387,10 @@
             <w:tcW w:type="dxa" w:w="4514"/>
             <w:shd w:fill="F9FAFC"/>
             <w:tcMar>
-              <w:top w:w="100" w:type="dxa"/>
-              <w:bottom w:w="100" w:type="dxa"/>
-              <w:left w:w="140" w:type="dxa"/>
-              <w:right w:w="140" w:type="dxa"/>
+              <w:top w:w="120" w:type="dxa"/>
+              <w:bottom w:w="120" w:type="dxa"/>
+              <w:left w:w="160" w:type="dxa"/>
+              <w:right w:w="160" w:type="dxa"/>
             </w:tcMar>
           </w:tcPr>
           <w:p>
@@ -413,10 +413,10 @@
             <w:tcW w:type="dxa" w:w="4514"/>
             <w:shd w:fill="F9FAFC"/>
             <w:tcMar>
-              <w:top w:w="100" w:type="dxa"/>
-              <w:bottom w:w="100" w:type="dxa"/>
-              <w:left w:w="140" w:type="dxa"/>
-              <w:right w:w="140" w:type="dxa"/>
+              <w:top w:w="120" w:type="dxa"/>
+              <w:bottom w:w="120" w:type="dxa"/>
+              <w:left w:w="160" w:type="dxa"/>
+              <w:right w:w="160" w:type="dxa"/>
             </w:tcMar>
           </w:tcPr>
           <w:p>
@@ -441,10 +441,10 @@
             <w:tcW w:type="dxa" w:w="4514"/>
             <w:shd w:fill="FFFFFF"/>
             <w:tcMar>
-              <w:top w:w="100" w:type="dxa"/>
-              <w:bottom w:w="100" w:type="dxa"/>
-              <w:left w:w="140" w:type="dxa"/>
-              <w:right w:w="140" w:type="dxa"/>
+              <w:top w:w="120" w:type="dxa"/>
+              <w:bottom w:w="120" w:type="dxa"/>
+              <w:left w:w="160" w:type="dxa"/>
+              <w:right w:w="160" w:type="dxa"/>
             </w:tcMar>
           </w:tcPr>
           <w:p>
@@ -467,10 +467,10 @@
             <w:tcW w:type="dxa" w:w="4514"/>
             <w:shd w:fill="FFFFFF"/>
             <w:tcMar>
-              <w:top w:w="100" w:type="dxa"/>
-              <w:bottom w:w="100" w:type="dxa"/>
-              <w:left w:w="140" w:type="dxa"/>
-              <w:right w:w="140" w:type="dxa"/>
+              <w:top w:w="120" w:type="dxa"/>
+              <w:bottom w:w="120" w:type="dxa"/>
+              <w:left w:w="160" w:type="dxa"/>
+              <w:right w:w="160" w:type="dxa"/>
             </w:tcMar>
           </w:tcPr>
           <w:p>
@@ -495,10 +495,10 @@
             <w:tcW w:type="dxa" w:w="4514"/>
             <w:shd w:fill="F9FAFC"/>
             <w:tcMar>
-              <w:top w:w="100" w:type="dxa"/>
-              <w:bottom w:w="100" w:type="dxa"/>
-              <w:left w:w="140" w:type="dxa"/>
-              <w:right w:w="140" w:type="dxa"/>
+              <w:top w:w="120" w:type="dxa"/>
+              <w:bottom w:w="120" w:type="dxa"/>
+              <w:left w:w="160" w:type="dxa"/>
+              <w:right w:w="160" w:type="dxa"/>
             </w:tcMar>
           </w:tcPr>
           <w:p>
@@ -521,10 +521,10 @@
             <w:tcW w:type="dxa" w:w="4514"/>
             <w:shd w:fill="F9FAFC"/>
             <w:tcMar>
-              <w:top w:w="100" w:type="dxa"/>
-              <w:bottom w:w="100" w:type="dxa"/>
-              <w:left w:w="140" w:type="dxa"/>
-              <w:right w:w="140" w:type="dxa"/>
+              <w:top w:w="120" w:type="dxa"/>
+              <w:bottom w:w="120" w:type="dxa"/>
+              <w:left w:w="160" w:type="dxa"/>
+              <w:right w:w="160" w:type="dxa"/>
             </w:tcMar>
           </w:tcPr>
           <w:p>
@@ -549,10 +549,10 @@
             <w:tcW w:type="dxa" w:w="4514"/>
             <w:shd w:fill="FFFFFF"/>
             <w:tcMar>
-              <w:top w:w="100" w:type="dxa"/>
-              <w:bottom w:w="100" w:type="dxa"/>
-              <w:left w:w="140" w:type="dxa"/>
-              <w:right w:w="140" w:type="dxa"/>
+              <w:top w:w="120" w:type="dxa"/>
+              <w:bottom w:w="120" w:type="dxa"/>
+              <w:left w:w="160" w:type="dxa"/>
+              <w:right w:w="160" w:type="dxa"/>
             </w:tcMar>
           </w:tcPr>
           <w:p>
@@ -575,10 +575,10 @@
             <w:tcW w:type="dxa" w:w="4514"/>
             <w:shd w:fill="FFFFFF"/>
             <w:tcMar>
-              <w:top w:w="100" w:type="dxa"/>
-              <w:bottom w:w="100" w:type="dxa"/>
-              <w:left w:w="140" w:type="dxa"/>
-              <w:right w:w="140" w:type="dxa"/>
+              <w:top w:w="120" w:type="dxa"/>
+              <w:bottom w:w="120" w:type="dxa"/>
+              <w:left w:w="160" w:type="dxa"/>
+              <w:right w:w="160" w:type="dxa"/>
             </w:tcMar>
           </w:tcPr>
           <w:p>
@@ -603,10 +603,10 @@
             <w:tcW w:type="dxa" w:w="4514"/>
             <w:shd w:fill="F9FAFC"/>
             <w:tcMar>
-              <w:top w:w="100" w:type="dxa"/>
-              <w:bottom w:w="100" w:type="dxa"/>
-              <w:left w:w="140" w:type="dxa"/>
-              <w:right w:w="140" w:type="dxa"/>
+              <w:top w:w="120" w:type="dxa"/>
+              <w:bottom w:w="120" w:type="dxa"/>
+              <w:left w:w="160" w:type="dxa"/>
+              <w:right w:w="160" w:type="dxa"/>
             </w:tcMar>
           </w:tcPr>
           <w:p>
@@ -629,10 +629,10 @@
             <w:tcW w:type="dxa" w:w="4514"/>
             <w:shd w:fill="F9FAFC"/>
             <w:tcMar>
-              <w:top w:w="100" w:type="dxa"/>
-              <w:bottom w:w="100" w:type="dxa"/>
-              <w:left w:w="140" w:type="dxa"/>
-              <w:right w:w="140" w:type="dxa"/>
+              <w:top w:w="120" w:type="dxa"/>
+              <w:bottom w:w="120" w:type="dxa"/>
+              <w:left w:w="160" w:type="dxa"/>
+              <w:right w:w="160" w:type="dxa"/>
             </w:tcMar>
           </w:tcPr>
           <w:p>
@@ -646,7 +646,7 @@
                 <w:color w:val="222222"/>
                 <w:sz w:val="18"/>
               </w:rPr>
-              <w:t>GitHub Actions &amp; AWS OIDC Federated Authentication</w:t>
+              <w:t>GitHub Actions &amp; AWS OpenID Connect (OIDC)</w:t>
             </w:r>
           </w:p>
         </w:tc>
@@ -657,10 +657,10 @@
             <w:tcW w:type="dxa" w:w="4514"/>
             <w:shd w:fill="FFFFFF"/>
             <w:tcMar>
-              <w:top w:w="100" w:type="dxa"/>
-              <w:bottom w:w="100" w:type="dxa"/>
-              <w:left w:w="140" w:type="dxa"/>
-              <w:right w:w="140" w:type="dxa"/>
+              <w:top w:w="120" w:type="dxa"/>
+              <w:bottom w:w="120" w:type="dxa"/>
+              <w:left w:w="160" w:type="dxa"/>
+              <w:right w:w="160" w:type="dxa"/>
             </w:tcMar>
           </w:tcPr>
           <w:p>
@@ -683,10 +683,10 @@
             <w:tcW w:type="dxa" w:w="4514"/>
             <w:shd w:fill="FFFFFF"/>
             <w:tcMar>
-              <w:top w:w="100" w:type="dxa"/>
-              <w:bottom w:w="100" w:type="dxa"/>
-              <w:left w:w="140" w:type="dxa"/>
-              <w:right w:w="140" w:type="dxa"/>
+              <w:top w:w="120" w:type="dxa"/>
+              <w:bottom w:w="120" w:type="dxa"/>
+              <w:left w:w="160" w:type="dxa"/>
+              <w:right w:w="160" w:type="dxa"/>
             </w:tcMar>
           </w:tcPr>
           <w:p>
@@ -708,7 +708,7 @@
     </w:tbl>
     <w:p>
       <w:pPr>
-        <w:spacing w:after="120"/>
+        <w:spacing w:after="140"/>
       </w:pPr>
     </w:p>
     <w:tbl>
@@ -726,15 +726,15 @@
             <w:tcW w:type="dxa" w:w="9029"/>
             <w:shd w:fill="F4F6F9"/>
             <w:tcMar>
-              <w:top w:w="120" w:type="dxa"/>
-              <w:bottom w:w="120" w:type="dxa"/>
-              <w:left w:w="160" w:type="dxa"/>
-              <w:right w:w="160" w:type="dxa"/>
+              <w:top w:w="140" w:type="dxa"/>
+              <w:bottom w:w="140" w:type="dxa"/>
+              <w:left w:w="180" w:type="dxa"/>
+              <w:right w:w="180" w:type="dxa"/>
             </w:tcMar>
           </w:tcPr>
           <w:p>
             <w:pPr>
-              <w:spacing w:line="252" w:lineRule="auto" w:after="0"/>
+              <w:spacing w:line="264" w:lineRule="auto" w:after="0"/>
               <w:jc w:val="left"/>
             </w:pPr>
             <w:r>
@@ -753,12 +753,12 @@
     </w:tbl>
     <w:p>
       <w:pPr>
-        <w:spacing w:after="120"/>
+        <w:spacing w:after="140"/>
       </w:pPr>
     </w:p>
     <w:p>
       <w:pPr>
-        <w:spacing w:before="80" w:after="240"/>
+        <w:spacing w:before="120" w:after="280"/>
         <w:jc w:val="center"/>
       </w:pPr>
       <w:r>
@@ -779,7 +779,7 @@
     <w:p>
       <w:pPr>
         <w:keepNext/>
-        <w:spacing w:before="400" w:after="160"/>
+        <w:spacing w:before="440" w:after="160"/>
       </w:pPr>
       <w:r>
         <w:rPr>
@@ -793,7 +793,7 @@
     </w:p>
     <w:p>
       <w:pPr>
-        <w:spacing w:line="288" w:lineRule="auto" w:after="120"/>
+        <w:spacing w:line="300" w:lineRule="auto" w:after="140"/>
         <w:jc w:val="both"/>
       </w:pPr>
       <w:r>
@@ -806,7 +806,7 @@
     </w:p>
     <w:p>
       <w:pPr>
-        <w:spacing w:line="288" w:lineRule="auto" w:after="120"/>
+        <w:spacing w:line="300" w:lineRule="auto" w:after="140"/>
         <w:jc w:val="both"/>
       </w:pPr>
       <w:r>
@@ -820,7 +820,7 @@
     <w:p>
       <w:pPr>
         <w:keepNext/>
-        <w:spacing w:before="400" w:after="160"/>
+        <w:spacing w:before="440" w:after="160"/>
       </w:pPr>
       <w:r>
         <w:rPr>
@@ -834,7 +834,7 @@
     </w:p>
     <w:p>
       <w:pPr>
-        <w:spacing w:line="288" w:lineRule="auto" w:after="120"/>
+        <w:spacing w:line="300" w:lineRule="auto" w:after="140"/>
         <w:jc w:val="both"/>
       </w:pPr>
       <w:r>
@@ -847,7 +847,7 @@
     </w:p>
     <w:p>
       <w:pPr>
-        <w:spacing w:line="288" w:lineRule="auto" w:after="120"/>
+        <w:spacing w:line="300" w:lineRule="auto" w:after="140"/>
         <w:jc w:val="both"/>
       </w:pPr>
       <w:r>
@@ -861,7 +861,7 @@
     <w:p>
       <w:pPr>
         <w:keepNext/>
-        <w:spacing w:before="400" w:after="160"/>
+        <w:spacing w:before="440" w:after="160"/>
       </w:pPr>
       <w:r>
         <w:rPr>
@@ -875,7 +875,7 @@
     </w:p>
     <w:p>
       <w:pPr>
-        <w:spacing w:line="288" w:lineRule="auto" w:after="120"/>
+        <w:spacing w:line="300" w:lineRule="auto" w:after="140"/>
         <w:jc w:val="both"/>
       </w:pPr>
       <w:r>
@@ -894,7 +894,7 @@
     <w:p>
       <w:pPr>
         <w:keepNext/>
-        <w:spacing w:before="400" w:after="160"/>
+        <w:spacing w:before="440" w:after="160"/>
       </w:pPr>
       <w:r>
         <w:rPr>
@@ -908,7 +908,7 @@
     </w:p>
     <w:p>
       <w:pPr>
-        <w:spacing w:line="288" w:lineRule="auto" w:after="120"/>
+        <w:spacing w:line="300" w:lineRule="auto" w:after="140"/>
         <w:jc w:val="both"/>
       </w:pPr>
       <w:r>
@@ -921,7 +921,7 @@
     </w:p>
     <w:p>
       <w:pPr>
-        <w:spacing w:line="288" w:lineRule="auto" w:after="120"/>
+        <w:spacing w:line="300" w:lineRule="auto" w:after="140"/>
         <w:jc w:val="both"/>
       </w:pPr>
       <w:r>
@@ -934,7 +934,7 @@
     </w:p>
     <w:p>
       <w:pPr>
-        <w:spacing w:line="288" w:lineRule="auto" w:after="120"/>
+        <w:spacing w:line="300" w:lineRule="auto" w:after="140"/>
         <w:jc w:val="both"/>
       </w:pPr>
       <w:r>
@@ -947,7 +947,7 @@
     </w:p>
     <w:p>
       <w:pPr>
-        <w:spacing w:line="288" w:lineRule="auto" w:after="120"/>
+        <w:spacing w:line="300" w:lineRule="auto" w:after="140"/>
         <w:jc w:val="both"/>
       </w:pPr>
       <w:r>
@@ -973,15 +973,15 @@
             <w:tcW w:type="dxa" w:w="9029"/>
             <w:shd w:fill="EBF3FA"/>
             <w:tcMar>
-              <w:top w:w="140" w:type="dxa"/>
-              <w:bottom w:w="140" w:type="dxa"/>
+              <w:top w:w="150" w:type="dxa"/>
+              <w:bottom w:w="150" w:type="dxa"/>
               <w:left w:w="200" w:type="dxa"/>
               <w:right w:w="200" w:type="dxa"/>
             </w:tcMar>
           </w:tcPr>
           <w:p>
             <w:pPr>
-              <w:spacing w:line="288" w:lineRule="auto" w:after="0"/>
+              <w:spacing w:line="300" w:lineRule="auto" w:after="0"/>
             </w:pPr>
             <w:r>
               <w:rPr>
@@ -1005,7 +1005,7 @@
     </w:tbl>
     <w:p>
       <w:pPr>
-        <w:spacing w:after="120"/>
+        <w:spacing w:after="140"/>
       </w:pPr>
     </w:p>
     <w:p>
@@ -1016,7 +1016,7 @@
     <w:p>
       <w:pPr>
         <w:keepNext/>
-        <w:spacing w:before="400" w:after="160"/>
+        <w:spacing w:before="440" w:after="160"/>
       </w:pPr>
       <w:r>
         <w:rPr>
@@ -1031,7 +1031,7 @@
     <w:p>
       <w:pPr>
         <w:pStyle w:val="ListBullet"/>
-        <w:spacing w:line="288" w:lineRule="auto" w:after="80"/>
+        <w:spacing w:line="300" w:lineRule="auto" w:after="100"/>
         <w:jc w:val="left"/>
       </w:pPr>
       <w:r>
@@ -1045,7 +1045,7 @@
     <w:p>
       <w:pPr>
         <w:pStyle w:val="ListBullet"/>
-        <w:spacing w:line="288" w:lineRule="auto" w:after="80"/>
+        <w:spacing w:line="300" w:lineRule="auto" w:after="100"/>
         <w:jc w:val="left"/>
       </w:pPr>
       <w:r>
@@ -1059,7 +1059,7 @@
     <w:p>
       <w:pPr>
         <w:pStyle w:val="ListBullet"/>
-        <w:spacing w:line="288" w:lineRule="auto" w:after="80"/>
+        <w:spacing w:line="300" w:lineRule="auto" w:after="100"/>
         <w:jc w:val="left"/>
       </w:pPr>
       <w:r>
@@ -1073,7 +1073,7 @@
     <w:p>
       <w:pPr>
         <w:pStyle w:val="ListBullet"/>
-        <w:spacing w:line="288" w:lineRule="auto" w:after="80"/>
+        <w:spacing w:line="300" w:lineRule="auto" w:after="100"/>
         <w:jc w:val="left"/>
       </w:pPr>
       <w:r>
@@ -1087,7 +1087,7 @@
     <w:p>
       <w:pPr>
         <w:pStyle w:val="ListBullet"/>
-        <w:spacing w:line="288" w:lineRule="auto" w:after="80"/>
+        <w:spacing w:line="300" w:lineRule="auto" w:after="100"/>
         <w:jc w:val="left"/>
       </w:pPr>
       <w:r>
@@ -1101,7 +1101,7 @@
     <w:p>
       <w:pPr>
         <w:pStyle w:val="ListBullet"/>
-        <w:spacing w:line="288" w:lineRule="auto" w:after="80"/>
+        <w:spacing w:line="300" w:lineRule="auto" w:after="100"/>
         <w:jc w:val="left"/>
       </w:pPr>
       <w:r>
@@ -1115,7 +1115,7 @@
     <w:p>
       <w:pPr>
         <w:pStyle w:val="ListBullet"/>
-        <w:spacing w:line="288" w:lineRule="auto" w:after="80"/>
+        <w:spacing w:line="300" w:lineRule="auto" w:after="100"/>
         <w:jc w:val="left"/>
       </w:pPr>
       <w:r>
@@ -1129,7 +1129,7 @@
     <w:p>
       <w:pPr>
         <w:pStyle w:val="ListBullet"/>
-        <w:spacing w:line="288" w:lineRule="auto" w:after="80"/>
+        <w:spacing w:line="300" w:lineRule="auto" w:after="100"/>
         <w:jc w:val="left"/>
       </w:pPr>
       <w:r>
@@ -1143,7 +1143,7 @@
     <w:p>
       <w:pPr>
         <w:pStyle w:val="ListBullet"/>
-        <w:spacing w:line="288" w:lineRule="auto" w:after="80"/>
+        <w:spacing w:line="300" w:lineRule="auto" w:after="100"/>
         <w:jc w:val="left"/>
       </w:pPr>
       <w:r>
@@ -1157,7 +1157,7 @@
     <w:p>
       <w:pPr>
         <w:pStyle w:val="ListBullet"/>
-        <w:spacing w:line="288" w:lineRule="auto" w:after="80"/>
+        <w:spacing w:line="300" w:lineRule="auto" w:after="100"/>
         <w:jc w:val="left"/>
       </w:pPr>
       <w:r>
@@ -1171,7 +1171,7 @@
     <w:p>
       <w:pPr>
         <w:pStyle w:val="ListBullet"/>
-        <w:spacing w:line="288" w:lineRule="auto" w:after="80"/>
+        <w:spacing w:line="300" w:lineRule="auto" w:after="100"/>
         <w:jc w:val="left"/>
       </w:pPr>
       <w:r>
@@ -1185,7 +1185,7 @@
     <w:p>
       <w:pPr>
         <w:pStyle w:val="ListBullet"/>
-        <w:spacing w:line="288" w:lineRule="auto" w:after="80"/>
+        <w:spacing w:line="300" w:lineRule="auto" w:after="100"/>
         <w:jc w:val="left"/>
       </w:pPr>
       <w:r>
@@ -1199,7 +1199,7 @@
     <w:p>
       <w:pPr>
         <w:pStyle w:val="ListBullet"/>
-        <w:spacing w:line="288" w:lineRule="auto" w:after="80"/>
+        <w:spacing w:line="300" w:lineRule="auto" w:after="100"/>
         <w:jc w:val="left"/>
       </w:pPr>
       <w:r>
@@ -1213,7 +1213,7 @@
     <w:p>
       <w:pPr>
         <w:pStyle w:val="ListBullet"/>
-        <w:spacing w:line="288" w:lineRule="auto" w:after="80"/>
+        <w:spacing w:line="300" w:lineRule="auto" w:after="100"/>
         <w:jc w:val="left"/>
       </w:pPr>
       <w:r>
@@ -1227,7 +1227,7 @@
     <w:p>
       <w:pPr>
         <w:pStyle w:val="ListBullet"/>
-        <w:spacing w:line="288" w:lineRule="auto" w:after="80"/>
+        <w:spacing w:line="300" w:lineRule="auto" w:after="100"/>
         <w:jc w:val="left"/>
       </w:pPr>
       <w:r>
@@ -1241,7 +1241,7 @@
     <w:p>
       <w:pPr>
         <w:pStyle w:val="ListBullet"/>
-        <w:spacing w:line="288" w:lineRule="auto" w:after="80"/>
+        <w:spacing w:line="300" w:lineRule="auto" w:after="100"/>
         <w:jc w:val="left"/>
       </w:pPr>
       <w:r>
@@ -1255,7 +1255,7 @@
     <w:p>
       <w:pPr>
         <w:pStyle w:val="ListBullet"/>
-        <w:spacing w:line="288" w:lineRule="auto" w:after="80"/>
+        <w:spacing w:line="300" w:lineRule="auto" w:after="100"/>
         <w:jc w:val="left"/>
       </w:pPr>
       <w:r>
@@ -1269,7 +1269,7 @@
     <w:p>
       <w:pPr>
         <w:pStyle w:val="ListBullet"/>
-        <w:spacing w:line="288" w:lineRule="auto" w:after="80"/>
+        <w:spacing w:line="300" w:lineRule="auto" w:after="100"/>
         <w:jc w:val="left"/>
       </w:pPr>
       <w:r>
@@ -1283,7 +1283,7 @@
     <w:p>
       <w:pPr>
         <w:pStyle w:val="ListBullet"/>
-        <w:spacing w:line="288" w:lineRule="auto" w:after="80"/>
+        <w:spacing w:line="300" w:lineRule="auto" w:after="100"/>
         <w:jc w:val="left"/>
       </w:pPr>
       <w:r>
@@ -1297,7 +1297,7 @@
     <w:p>
       <w:pPr>
         <w:pStyle w:val="ListBullet"/>
-        <w:spacing w:line="288" w:lineRule="auto" w:after="80"/>
+        <w:spacing w:line="300" w:lineRule="auto" w:after="100"/>
         <w:jc w:val="left"/>
       </w:pPr>
       <w:r>
@@ -1311,7 +1311,7 @@
     <w:p>
       <w:pPr>
         <w:pStyle w:val="ListBullet"/>
-        <w:spacing w:line="288" w:lineRule="auto" w:after="80"/>
+        <w:spacing w:line="300" w:lineRule="auto" w:after="100"/>
         <w:jc w:val="left"/>
       </w:pPr>
       <w:r>
@@ -1325,7 +1325,7 @@
     <w:p>
       <w:pPr>
         <w:pStyle w:val="ListBullet"/>
-        <w:spacing w:line="288" w:lineRule="auto" w:after="80"/>
+        <w:spacing w:line="300" w:lineRule="auto" w:after="100"/>
         <w:jc w:val="left"/>
       </w:pPr>
       <w:r>
@@ -1339,7 +1339,7 @@
     <w:p>
       <w:pPr>
         <w:pStyle w:val="ListBullet"/>
-        <w:spacing w:line="288" w:lineRule="auto" w:after="80"/>
+        <w:spacing w:line="300" w:lineRule="auto" w:after="100"/>
         <w:jc w:val="left"/>
       </w:pPr>
       <w:r>
@@ -1353,7 +1353,7 @@
     <w:p>
       <w:pPr>
         <w:pStyle w:val="ListBullet"/>
-        <w:spacing w:line="288" w:lineRule="auto" w:after="80"/>
+        <w:spacing w:line="300" w:lineRule="auto" w:after="100"/>
         <w:jc w:val="left"/>
       </w:pPr>
       <w:r>
@@ -1367,7 +1367,7 @@
     <w:p>
       <w:pPr>
         <w:pStyle w:val="ListBullet"/>
-        <w:spacing w:line="288" w:lineRule="auto" w:after="80"/>
+        <w:spacing w:line="300" w:lineRule="auto" w:after="100"/>
         <w:jc w:val="left"/>
       </w:pPr>
       <w:r>
@@ -1381,7 +1381,7 @@
     <w:p>
       <w:pPr>
         <w:pStyle w:val="ListBullet"/>
-        <w:spacing w:line="288" w:lineRule="auto" w:after="80"/>
+        <w:spacing w:line="300" w:lineRule="auto" w:after="100"/>
         <w:jc w:val="left"/>
       </w:pPr>
       <w:r>
@@ -1395,7 +1395,7 @@
     <w:p>
       <w:pPr>
         <w:pStyle w:val="ListBullet"/>
-        <w:spacing w:line="288" w:lineRule="auto" w:after="80"/>
+        <w:spacing w:line="300" w:lineRule="auto" w:after="100"/>
         <w:jc w:val="left"/>
       </w:pPr>
       <w:r>
@@ -1409,7 +1409,7 @@
     <w:p>
       <w:pPr>
         <w:pStyle w:val="ListBullet"/>
-        <w:spacing w:line="288" w:lineRule="auto" w:after="80"/>
+        <w:spacing w:line="300" w:lineRule="auto" w:after="100"/>
         <w:jc w:val="left"/>
       </w:pPr>
       <w:r>
@@ -1423,7 +1423,7 @@
     <w:p>
       <w:pPr>
         <w:pStyle w:val="ListBullet"/>
-        <w:spacing w:line="288" w:lineRule="auto" w:after="80"/>
+        <w:spacing w:line="300" w:lineRule="auto" w:after="100"/>
         <w:jc w:val="left"/>
       </w:pPr>
       <w:r>
@@ -1437,7 +1437,7 @@
     <w:p>
       <w:pPr>
         <w:pStyle w:val="ListBullet"/>
-        <w:spacing w:line="288" w:lineRule="auto" w:after="80"/>
+        <w:spacing w:line="300" w:lineRule="auto" w:after="100"/>
         <w:jc w:val="left"/>
       </w:pPr>
       <w:r>
@@ -1451,7 +1451,7 @@
     <w:p>
       <w:pPr>
         <w:pStyle w:val="ListBullet"/>
-        <w:spacing w:line="288" w:lineRule="auto" w:after="80"/>
+        <w:spacing w:line="300" w:lineRule="auto" w:after="100"/>
         <w:jc w:val="left"/>
       </w:pPr>
       <w:r>
@@ -1465,7 +1465,7 @@
     <w:p>
       <w:pPr>
         <w:pStyle w:val="ListBullet"/>
-        <w:spacing w:line="288" w:lineRule="auto" w:after="80"/>
+        <w:spacing w:line="300" w:lineRule="auto" w:after="100"/>
         <w:jc w:val="left"/>
       </w:pPr>
       <w:r>
@@ -1479,7 +1479,7 @@
     <w:p>
       <w:pPr>
         <w:pStyle w:val="ListBullet"/>
-        <w:spacing w:line="288" w:lineRule="auto" w:after="80"/>
+        <w:spacing w:line="300" w:lineRule="auto" w:after="100"/>
         <w:jc w:val="left"/>
       </w:pPr>
       <w:r>
@@ -1493,7 +1493,7 @@
     <w:p>
       <w:pPr>
         <w:pStyle w:val="ListBullet"/>
-        <w:spacing w:line="288" w:lineRule="auto" w:after="80"/>
+        <w:spacing w:line="300" w:lineRule="auto" w:after="100"/>
         <w:jc w:val="left"/>
       </w:pPr>
       <w:r>
@@ -1507,7 +1507,7 @@
     <w:p>
       <w:pPr>
         <w:pStyle w:val="ListBullet"/>
-        <w:spacing w:line="288" w:lineRule="auto" w:after="80"/>
+        <w:spacing w:line="300" w:lineRule="auto" w:after="100"/>
         <w:jc w:val="left"/>
       </w:pPr>
       <w:r>
@@ -1521,7 +1521,7 @@
     <w:p>
       <w:pPr>
         <w:pStyle w:val="ListBullet"/>
-        <w:spacing w:line="288" w:lineRule="auto" w:after="80"/>
+        <w:spacing w:line="300" w:lineRule="auto" w:after="100"/>
         <w:jc w:val="left"/>
       </w:pPr>
       <w:r>
@@ -1535,7 +1535,7 @@
     <w:p>
       <w:pPr>
         <w:pStyle w:val="ListBullet"/>
-        <w:spacing w:line="288" w:lineRule="auto" w:after="80"/>
+        <w:spacing w:line="300" w:lineRule="auto" w:after="100"/>
         <w:jc w:val="left"/>
       </w:pPr>
       <w:r>
@@ -1549,7 +1549,7 @@
     <w:p>
       <w:pPr>
         <w:pStyle w:val="ListBullet"/>
-        <w:spacing w:line="288" w:lineRule="auto" w:after="80"/>
+        <w:spacing w:line="300" w:lineRule="auto" w:after="100"/>
         <w:jc w:val="left"/>
       </w:pPr>
       <w:r>
@@ -1563,7 +1563,7 @@
     <w:p>
       <w:pPr>
         <w:pStyle w:val="ListBullet"/>
-        <w:spacing w:line="288" w:lineRule="auto" w:after="80"/>
+        <w:spacing w:line="300" w:lineRule="auto" w:after="100"/>
         <w:jc w:val="left"/>
       </w:pPr>
       <w:r>
@@ -1577,7 +1577,7 @@
     <w:p>
       <w:pPr>
         <w:pStyle w:val="ListBullet"/>
-        <w:spacing w:line="288" w:lineRule="auto" w:after="80"/>
+        <w:spacing w:line="300" w:lineRule="auto" w:after="100"/>
         <w:jc w:val="left"/>
       </w:pPr>
       <w:r>
@@ -1591,7 +1591,7 @@
     <w:p>
       <w:pPr>
         <w:pStyle w:val="ListBullet"/>
-        <w:spacing w:line="288" w:lineRule="auto" w:after="80"/>
+        <w:spacing w:line="300" w:lineRule="auto" w:after="100"/>
         <w:jc w:val="left"/>
       </w:pPr>
       <w:r>
@@ -1605,7 +1605,7 @@
     <w:p>
       <w:pPr>
         <w:pStyle w:val="ListBullet"/>
-        <w:spacing w:line="288" w:lineRule="auto" w:after="80"/>
+        <w:spacing w:line="300" w:lineRule="auto" w:after="100"/>
         <w:jc w:val="left"/>
       </w:pPr>
       <w:r>
@@ -1619,7 +1619,7 @@
     <w:p>
       <w:pPr>
         <w:pStyle w:val="ListBullet"/>
-        <w:spacing w:line="288" w:lineRule="auto" w:after="80"/>
+        <w:spacing w:line="300" w:lineRule="auto" w:after="100"/>
         <w:jc w:val="left"/>
       </w:pPr>
       <w:r>
@@ -1633,7 +1633,7 @@
     <w:p>
       <w:pPr>
         <w:pStyle w:val="ListBullet"/>
-        <w:spacing w:line="288" w:lineRule="auto" w:after="80"/>
+        <w:spacing w:line="300" w:lineRule="auto" w:after="100"/>
         <w:jc w:val="left"/>
       </w:pPr>
       <w:r>
@@ -1647,7 +1647,7 @@
     <w:p>
       <w:pPr>
         <w:pStyle w:val="ListBullet"/>
-        <w:spacing w:line="288" w:lineRule="auto" w:after="80"/>
+        <w:spacing w:line="300" w:lineRule="auto" w:after="100"/>
         <w:jc w:val="left"/>
       </w:pPr>
       <w:r>
@@ -1661,7 +1661,7 @@
     <w:p>
       <w:pPr>
         <w:pStyle w:val="ListBullet"/>
-        <w:spacing w:line="288" w:lineRule="auto" w:after="80"/>
+        <w:spacing w:line="300" w:lineRule="auto" w:after="100"/>
         <w:jc w:val="left"/>
       </w:pPr>
       <w:r>
@@ -1675,7 +1675,7 @@
     <w:p>
       <w:pPr>
         <w:pStyle w:val="ListBullet"/>
-        <w:spacing w:line="288" w:lineRule="auto" w:after="80"/>
+        <w:spacing w:line="300" w:lineRule="auto" w:after="100"/>
         <w:jc w:val="left"/>
       </w:pPr>
       <w:r>
@@ -1689,7 +1689,7 @@
     <w:p>
       <w:pPr>
         <w:keepNext/>
-        <w:spacing w:before="400" w:after="160"/>
+        <w:spacing w:before="440" w:after="160"/>
       </w:pPr>
       <w:r>
         <w:rPr>
@@ -1704,7 +1704,7 @@
     <w:p>
       <w:pPr>
         <w:pStyle w:val="ListBullet"/>
-        <w:spacing w:line="288" w:lineRule="auto" w:after="80"/>
+        <w:spacing w:line="300" w:lineRule="auto" w:after="100"/>
         <w:jc w:val="left"/>
       </w:pPr>
       <w:r>
@@ -1718,7 +1718,7 @@
     <w:p>
       <w:pPr>
         <w:pStyle w:val="ListBullet"/>
-        <w:spacing w:line="288" w:lineRule="auto" w:after="80"/>
+        <w:spacing w:line="300" w:lineRule="auto" w:after="100"/>
         <w:jc w:val="left"/>
       </w:pPr>
       <w:r>
@@ -1732,7 +1732,7 @@
     <w:p>
       <w:pPr>
         <w:pStyle w:val="ListBullet"/>
-        <w:spacing w:line="288" w:lineRule="auto" w:after="80"/>
+        <w:spacing w:line="300" w:lineRule="auto" w:after="100"/>
         <w:jc w:val="left"/>
       </w:pPr>
       <w:r>
@@ -1746,7 +1746,7 @@
     <w:p>
       <w:pPr>
         <w:pStyle w:val="ListBullet"/>
-        <w:spacing w:line="288" w:lineRule="auto" w:after="80"/>
+        <w:spacing w:line="300" w:lineRule="auto" w:after="100"/>
         <w:jc w:val="left"/>
       </w:pPr>
       <w:r>
@@ -1760,7 +1760,7 @@
     <w:p>
       <w:pPr>
         <w:pStyle w:val="ListBullet"/>
-        <w:spacing w:line="288" w:lineRule="auto" w:after="80"/>
+        <w:spacing w:line="300" w:lineRule="auto" w:after="100"/>
         <w:jc w:val="left"/>
       </w:pPr>
       <w:r>
@@ -1774,7 +1774,7 @@
     <w:p>
       <w:pPr>
         <w:pStyle w:val="ListBullet"/>
-        <w:spacing w:line="288" w:lineRule="auto" w:after="80"/>
+        <w:spacing w:line="300" w:lineRule="auto" w:after="100"/>
         <w:jc w:val="left"/>
       </w:pPr>
       <w:r>
@@ -1788,7 +1788,7 @@
     <w:p>
       <w:pPr>
         <w:pStyle w:val="ListBullet"/>
-        <w:spacing w:line="288" w:lineRule="auto" w:after="80"/>
+        <w:spacing w:line="300" w:lineRule="auto" w:after="100"/>
         <w:jc w:val="left"/>
       </w:pPr>
       <w:r>
@@ -1802,7 +1802,7 @@
     <w:p>
       <w:pPr>
         <w:pStyle w:val="ListBullet"/>
-        <w:spacing w:line="288" w:lineRule="auto" w:after="80"/>
+        <w:spacing w:line="300" w:lineRule="auto" w:after="100"/>
         <w:jc w:val="left"/>
       </w:pPr>
       <w:r>
@@ -1816,7 +1816,7 @@
     <w:p>
       <w:pPr>
         <w:pStyle w:val="ListBullet"/>
-        <w:spacing w:line="288" w:lineRule="auto" w:after="80"/>
+        <w:spacing w:line="300" w:lineRule="auto" w:after="100"/>
         <w:jc w:val="left"/>
       </w:pPr>
       <w:r>
@@ -1830,7 +1830,7 @@
     <w:p>
       <w:pPr>
         <w:pStyle w:val="ListBullet"/>
-        <w:spacing w:line="288" w:lineRule="auto" w:after="80"/>
+        <w:spacing w:line="300" w:lineRule="auto" w:after="100"/>
         <w:jc w:val="left"/>
       </w:pPr>
       <w:r>
@@ -1844,7 +1844,7 @@
     <w:p>
       <w:pPr>
         <w:pStyle w:val="ListBullet"/>
-        <w:spacing w:line="288" w:lineRule="auto" w:after="80"/>
+        <w:spacing w:line="300" w:lineRule="auto" w:after="100"/>
         <w:jc w:val="left"/>
       </w:pPr>
       <w:r>
@@ -1858,7 +1858,7 @@
     <w:p>
       <w:pPr>
         <w:pStyle w:val="ListBullet"/>
-        <w:spacing w:line="288" w:lineRule="auto" w:after="80"/>
+        <w:spacing w:line="300" w:lineRule="auto" w:after="100"/>
         <w:jc w:val="left"/>
       </w:pPr>
       <w:r>
@@ -1872,7 +1872,7 @@
     <w:p>
       <w:pPr>
         <w:pStyle w:val="ListBullet"/>
-        <w:spacing w:line="288" w:lineRule="auto" w:after="80"/>
+        <w:spacing w:line="300" w:lineRule="auto" w:after="100"/>
         <w:jc w:val="left"/>
       </w:pPr>
       <w:r>
@@ -1886,7 +1886,7 @@
     <w:p>
       <w:pPr>
         <w:pStyle w:val="ListBullet"/>
-        <w:spacing w:line="288" w:lineRule="auto" w:after="80"/>
+        <w:spacing w:line="300" w:lineRule="auto" w:after="100"/>
         <w:jc w:val="left"/>
       </w:pPr>
       <w:r>
@@ -1900,7 +1900,7 @@
     <w:p>
       <w:pPr>
         <w:pStyle w:val="ListBullet"/>
-        <w:spacing w:line="288" w:lineRule="auto" w:after="80"/>
+        <w:spacing w:line="300" w:lineRule="auto" w:after="100"/>
         <w:jc w:val="left"/>
       </w:pPr>
       <w:r>
@@ -1914,7 +1914,7 @@
     <w:p>
       <w:pPr>
         <w:pStyle w:val="ListBullet"/>
-        <w:spacing w:line="288" w:lineRule="auto" w:after="80"/>
+        <w:spacing w:line="300" w:lineRule="auto" w:after="100"/>
         <w:jc w:val="left"/>
       </w:pPr>
       <w:r>
@@ -1928,7 +1928,7 @@
     <w:p>
       <w:pPr>
         <w:pStyle w:val="ListBullet"/>
-        <w:spacing w:line="288" w:lineRule="auto" w:after="80"/>
+        <w:spacing w:line="300" w:lineRule="auto" w:after="100"/>
         <w:jc w:val="left"/>
       </w:pPr>
       <w:r>
@@ -1942,7 +1942,7 @@
     <w:p>
       <w:pPr>
         <w:pStyle w:val="ListBullet"/>
-        <w:spacing w:line="288" w:lineRule="auto" w:after="80"/>
+        <w:spacing w:line="300" w:lineRule="auto" w:after="100"/>
         <w:jc w:val="left"/>
       </w:pPr>
       <w:r>
@@ -1956,7 +1956,7 @@
     <w:p>
       <w:pPr>
         <w:pStyle w:val="ListBullet"/>
-        <w:spacing w:line="288" w:lineRule="auto" w:after="80"/>
+        <w:spacing w:line="300" w:lineRule="auto" w:after="100"/>
         <w:jc w:val="left"/>
       </w:pPr>
       <w:r>
@@ -1970,7 +1970,7 @@
     <w:p>
       <w:pPr>
         <w:pStyle w:val="ListBullet"/>
-        <w:spacing w:line="288" w:lineRule="auto" w:after="80"/>
+        <w:spacing w:line="300" w:lineRule="auto" w:after="100"/>
         <w:jc w:val="left"/>
       </w:pPr>
       <w:r>
@@ -1984,7 +1984,7 @@
     <w:p>
       <w:pPr>
         <w:keepNext/>
-        <w:spacing w:before="400" w:after="160"/>
+        <w:spacing w:before="440" w:after="160"/>
       </w:pPr>
       <w:r>
         <w:rPr>
@@ -1999,7 +1999,7 @@
     <w:p>
       <w:pPr>
         <w:pStyle w:val="ListBullet"/>
-        <w:spacing w:line="288" w:lineRule="auto" w:after="80"/>
+        <w:spacing w:line="300" w:lineRule="auto" w:after="100"/>
         <w:jc w:val="left"/>
       </w:pPr>
       <w:r>
@@ -2013,7 +2013,7 @@
     <w:p>
       <w:pPr>
         <w:pStyle w:val="ListBullet"/>
-        <w:spacing w:line="288" w:lineRule="auto" w:after="80"/>
+        <w:spacing w:line="300" w:lineRule="auto" w:after="100"/>
         <w:jc w:val="left"/>
       </w:pPr>
       <w:r>
@@ -2027,7 +2027,7 @@
     <w:p>
       <w:pPr>
         <w:pStyle w:val="ListBullet"/>
-        <w:spacing w:line="288" w:lineRule="auto" w:after="80"/>
+        <w:spacing w:line="300" w:lineRule="auto" w:after="100"/>
         <w:jc w:val="left"/>
       </w:pPr>
       <w:r>
@@ -2041,7 +2041,7 @@
     <w:p>
       <w:pPr>
         <w:pStyle w:val="ListBullet"/>
-        <w:spacing w:line="288" w:lineRule="auto" w:after="80"/>
+        <w:spacing w:line="300" w:lineRule="auto" w:after="100"/>
         <w:jc w:val="left"/>
       </w:pPr>
       <w:r>
@@ -2055,7 +2055,7 @@
     <w:p>
       <w:pPr>
         <w:pStyle w:val="ListBullet"/>
-        <w:spacing w:line="288" w:lineRule="auto" w:after="80"/>
+        <w:spacing w:line="300" w:lineRule="auto" w:after="100"/>
         <w:jc w:val="left"/>
       </w:pPr>
       <w:r>
@@ -2069,7 +2069,7 @@
     <w:p>
       <w:pPr>
         <w:pStyle w:val="ListBullet"/>
-        <w:spacing w:line="288" w:lineRule="auto" w:after="80"/>
+        <w:spacing w:line="300" w:lineRule="auto" w:after="100"/>
         <w:jc w:val="left"/>
       </w:pPr>
       <w:r>
@@ -2083,7 +2083,7 @@
     <w:p>
       <w:pPr>
         <w:pStyle w:val="ListBullet"/>
-        <w:spacing w:line="288" w:lineRule="auto" w:after="80"/>
+        <w:spacing w:line="300" w:lineRule="auto" w:after="100"/>
         <w:jc w:val="left"/>
       </w:pPr>
       <w:r>
@@ -2097,7 +2097,7 @@
     <w:p>
       <w:pPr>
         <w:pStyle w:val="ListBullet"/>
-        <w:spacing w:line="288" w:lineRule="auto" w:after="80"/>
+        <w:spacing w:line="300" w:lineRule="auto" w:after="100"/>
         <w:jc w:val="left"/>
       </w:pPr>
       <w:r>
@@ -2111,7 +2111,7 @@
     <w:p>
       <w:pPr>
         <w:keepNext/>
-        <w:spacing w:before="400" w:after="160"/>
+        <w:spacing w:before="440" w:after="160"/>
       </w:pPr>
       <w:r>
         <w:rPr>
@@ -2139,10 +2139,10 @@
             <w:tcW w:type="dxa" w:w="4514"/>
             <w:shd w:fill="003366"/>
             <w:tcMar>
-              <w:top w:w="120" w:type="dxa"/>
-              <w:bottom w:w="120" w:type="dxa"/>
-              <w:left w:w="140" w:type="dxa"/>
-              <w:right w:w="140" w:type="dxa"/>
+              <w:top w:w="140" w:type="dxa"/>
+              <w:bottom w:w="140" w:type="dxa"/>
+              <w:left w:w="160" w:type="dxa"/>
+              <w:right w:w="160" w:type="dxa"/>
             </w:tcMar>
           </w:tcPr>
           <w:p>
@@ -2166,10 +2166,10 @@
             <w:tcW w:type="dxa" w:w="4514"/>
             <w:shd w:fill="003366"/>
             <w:tcMar>
-              <w:top w:w="120" w:type="dxa"/>
-              <w:bottom w:w="120" w:type="dxa"/>
-              <w:left w:w="140" w:type="dxa"/>
-              <w:right w:w="140" w:type="dxa"/>
+              <w:top w:w="140" w:type="dxa"/>
+              <w:bottom w:w="140" w:type="dxa"/>
+              <w:left w:w="160" w:type="dxa"/>
+              <w:right w:w="160" w:type="dxa"/>
             </w:tcMar>
           </w:tcPr>
           <w:p>
@@ -2195,10 +2195,10 @@
             <w:tcW w:type="dxa" w:w="4514"/>
             <w:shd w:fill="FFFFFF"/>
             <w:tcMar>
-              <w:top w:w="100" w:type="dxa"/>
-              <w:bottom w:w="100" w:type="dxa"/>
-              <w:left w:w="140" w:type="dxa"/>
-              <w:right w:w="140" w:type="dxa"/>
+              <w:top w:w="120" w:type="dxa"/>
+              <w:bottom w:w="120" w:type="dxa"/>
+              <w:left w:w="160" w:type="dxa"/>
+              <w:right w:w="160" w:type="dxa"/>
             </w:tcMar>
           </w:tcPr>
           <w:p>
@@ -2221,10 +2221,10 @@
             <w:tcW w:type="dxa" w:w="4514"/>
             <w:shd w:fill="FFFFFF"/>
             <w:tcMar>
-              <w:top w:w="100" w:type="dxa"/>
-              <w:bottom w:w="100" w:type="dxa"/>
-              <w:left w:w="140" w:type="dxa"/>
-              <w:right w:w="140" w:type="dxa"/>
+              <w:top w:w="120" w:type="dxa"/>
+              <w:bottom w:w="120" w:type="dxa"/>
+              <w:left w:w="160" w:type="dxa"/>
+              <w:right w:w="160" w:type="dxa"/>
             </w:tcMar>
           </w:tcPr>
           <w:p>
@@ -2249,10 +2249,10 @@
             <w:tcW w:type="dxa" w:w="4514"/>
             <w:shd w:fill="F9FAFC"/>
             <w:tcMar>
-              <w:top w:w="100" w:type="dxa"/>
-              <w:bottom w:w="100" w:type="dxa"/>
-              <w:left w:w="140" w:type="dxa"/>
-              <w:right w:w="140" w:type="dxa"/>
+              <w:top w:w="120" w:type="dxa"/>
+              <w:bottom w:w="120" w:type="dxa"/>
+              <w:left w:w="160" w:type="dxa"/>
+              <w:right w:w="160" w:type="dxa"/>
             </w:tcMar>
           </w:tcPr>
           <w:p>
@@ -2275,10 +2275,10 @@
             <w:tcW w:type="dxa" w:w="4514"/>
             <w:shd w:fill="F9FAFC"/>
             <w:tcMar>
-              <w:top w:w="100" w:type="dxa"/>
-              <w:bottom w:w="100" w:type="dxa"/>
-              <w:left w:w="140" w:type="dxa"/>
-              <w:right w:w="140" w:type="dxa"/>
+              <w:top w:w="120" w:type="dxa"/>
+              <w:bottom w:w="120" w:type="dxa"/>
+              <w:left w:w="160" w:type="dxa"/>
+              <w:right w:w="160" w:type="dxa"/>
             </w:tcMar>
           </w:tcPr>
           <w:p>
@@ -2303,10 +2303,10 @@
             <w:tcW w:type="dxa" w:w="4514"/>
             <w:shd w:fill="FFFFFF"/>
             <w:tcMar>
-              <w:top w:w="100" w:type="dxa"/>
-              <w:bottom w:w="100" w:type="dxa"/>
-              <w:left w:w="140" w:type="dxa"/>
-              <w:right w:w="140" w:type="dxa"/>
+              <w:top w:w="120" w:type="dxa"/>
+              <w:bottom w:w="120" w:type="dxa"/>
+              <w:left w:w="160" w:type="dxa"/>
+              <w:right w:w="160" w:type="dxa"/>
             </w:tcMar>
           </w:tcPr>
           <w:p>
@@ -2329,10 +2329,10 @@
             <w:tcW w:type="dxa" w:w="4514"/>
             <w:shd w:fill="FFFFFF"/>
             <w:tcMar>
-              <w:top w:w="100" w:type="dxa"/>
-              <w:bottom w:w="100" w:type="dxa"/>
-              <w:left w:w="140" w:type="dxa"/>
-              <w:right w:w="140" w:type="dxa"/>
+              <w:top w:w="120" w:type="dxa"/>
+              <w:bottom w:w="120" w:type="dxa"/>
+              <w:left w:w="160" w:type="dxa"/>
+              <w:right w:w="160" w:type="dxa"/>
             </w:tcMar>
           </w:tcPr>
           <w:p>
@@ -2357,10 +2357,10 @@
             <w:tcW w:type="dxa" w:w="4514"/>
             <w:shd w:fill="F9FAFC"/>
             <w:tcMar>
-              <w:top w:w="100" w:type="dxa"/>
-              <w:bottom w:w="100" w:type="dxa"/>
-              <w:left w:w="140" w:type="dxa"/>
-              <w:right w:w="140" w:type="dxa"/>
+              <w:top w:w="120" w:type="dxa"/>
+              <w:bottom w:w="120" w:type="dxa"/>
+              <w:left w:w="160" w:type="dxa"/>
+              <w:right w:w="160" w:type="dxa"/>
             </w:tcMar>
           </w:tcPr>
           <w:p>
@@ -2383,10 +2383,10 @@
             <w:tcW w:type="dxa" w:w="4514"/>
             <w:shd w:fill="F9FAFC"/>
             <w:tcMar>
-              <w:top w:w="100" w:type="dxa"/>
-              <w:bottom w:w="100" w:type="dxa"/>
-              <w:left w:w="140" w:type="dxa"/>
-              <w:right w:w="140" w:type="dxa"/>
+              <w:top w:w="120" w:type="dxa"/>
+              <w:bottom w:w="120" w:type="dxa"/>
+              <w:left w:w="160" w:type="dxa"/>
+              <w:right w:w="160" w:type="dxa"/>
             </w:tcMar>
           </w:tcPr>
           <w:p>
@@ -2411,10 +2411,10 @@
             <w:tcW w:type="dxa" w:w="4514"/>
             <w:shd w:fill="FFFFFF"/>
             <w:tcMar>
-              <w:top w:w="100" w:type="dxa"/>
-              <w:bottom w:w="100" w:type="dxa"/>
-              <w:left w:w="140" w:type="dxa"/>
-              <w:right w:w="140" w:type="dxa"/>
+              <w:top w:w="120" w:type="dxa"/>
+              <w:bottom w:w="120" w:type="dxa"/>
+              <w:left w:w="160" w:type="dxa"/>
+              <w:right w:w="160" w:type="dxa"/>
             </w:tcMar>
           </w:tcPr>
           <w:p>
@@ -2437,10 +2437,10 @@
             <w:tcW w:type="dxa" w:w="4514"/>
             <w:shd w:fill="FFFFFF"/>
             <w:tcMar>
-              <w:top w:w="100" w:type="dxa"/>
-              <w:bottom w:w="100" w:type="dxa"/>
-              <w:left w:w="140" w:type="dxa"/>
-              <w:right w:w="140" w:type="dxa"/>
+              <w:top w:w="120" w:type="dxa"/>
+              <w:bottom w:w="120" w:type="dxa"/>
+              <w:left w:w="160" w:type="dxa"/>
+              <w:right w:w="160" w:type="dxa"/>
             </w:tcMar>
           </w:tcPr>
           <w:p>
@@ -2465,10 +2465,10 @@
             <w:tcW w:type="dxa" w:w="4514"/>
             <w:shd w:fill="F9FAFC"/>
             <w:tcMar>
-              <w:top w:w="100" w:type="dxa"/>
-              <w:bottom w:w="100" w:type="dxa"/>
-              <w:left w:w="140" w:type="dxa"/>
-              <w:right w:w="140" w:type="dxa"/>
+              <w:top w:w="120" w:type="dxa"/>
+              <w:bottom w:w="120" w:type="dxa"/>
+              <w:left w:w="160" w:type="dxa"/>
+              <w:right w:w="160" w:type="dxa"/>
             </w:tcMar>
           </w:tcPr>
           <w:p>
@@ -2491,10 +2491,10 @@
             <w:tcW w:type="dxa" w:w="4514"/>
             <w:shd w:fill="F9FAFC"/>
             <w:tcMar>
-              <w:top w:w="100" w:type="dxa"/>
-              <w:bottom w:w="100" w:type="dxa"/>
-              <w:left w:w="140" w:type="dxa"/>
-              <w:right w:w="140" w:type="dxa"/>
+              <w:top w:w="120" w:type="dxa"/>
+              <w:bottom w:w="120" w:type="dxa"/>
+              <w:left w:w="160" w:type="dxa"/>
+              <w:right w:w="160" w:type="dxa"/>
             </w:tcMar>
           </w:tcPr>
           <w:p>
@@ -2519,10 +2519,10 @@
             <w:tcW w:type="dxa" w:w="4514"/>
             <w:shd w:fill="FFFFFF"/>
             <w:tcMar>
-              <w:top w:w="100" w:type="dxa"/>
-              <w:bottom w:w="100" w:type="dxa"/>
-              <w:left w:w="140" w:type="dxa"/>
-              <w:right w:w="140" w:type="dxa"/>
+              <w:top w:w="120" w:type="dxa"/>
+              <w:bottom w:w="120" w:type="dxa"/>
+              <w:left w:w="160" w:type="dxa"/>
+              <w:right w:w="160" w:type="dxa"/>
             </w:tcMar>
           </w:tcPr>
           <w:p>
@@ -2545,10 +2545,10 @@
             <w:tcW w:type="dxa" w:w="4514"/>
             <w:shd w:fill="FFFFFF"/>
             <w:tcMar>
-              <w:top w:w="100" w:type="dxa"/>
-              <w:bottom w:w="100" w:type="dxa"/>
-              <w:left w:w="140" w:type="dxa"/>
-              <w:right w:w="140" w:type="dxa"/>
+              <w:top w:w="120" w:type="dxa"/>
+              <w:bottom w:w="120" w:type="dxa"/>
+              <w:left w:w="160" w:type="dxa"/>
+              <w:right w:w="160" w:type="dxa"/>
             </w:tcMar>
           </w:tcPr>
           <w:p>
@@ -2573,10 +2573,10 @@
             <w:tcW w:type="dxa" w:w="4514"/>
             <w:shd w:fill="F9FAFC"/>
             <w:tcMar>
-              <w:top w:w="100" w:type="dxa"/>
-              <w:bottom w:w="100" w:type="dxa"/>
-              <w:left w:w="140" w:type="dxa"/>
-              <w:right w:w="140" w:type="dxa"/>
+              <w:top w:w="120" w:type="dxa"/>
+              <w:bottom w:w="120" w:type="dxa"/>
+              <w:left w:w="160" w:type="dxa"/>
+              <w:right w:w="160" w:type="dxa"/>
             </w:tcMar>
           </w:tcPr>
           <w:p>
@@ -2599,10 +2599,10 @@
             <w:tcW w:type="dxa" w:w="4514"/>
             <w:shd w:fill="F9FAFC"/>
             <w:tcMar>
-              <w:top w:w="100" w:type="dxa"/>
-              <w:bottom w:w="100" w:type="dxa"/>
-              <w:left w:w="140" w:type="dxa"/>
-              <w:right w:w="140" w:type="dxa"/>
+              <w:top w:w="120" w:type="dxa"/>
+              <w:bottom w:w="120" w:type="dxa"/>
+              <w:left w:w="160" w:type="dxa"/>
+              <w:right w:w="160" w:type="dxa"/>
             </w:tcMar>
           </w:tcPr>
           <w:p>
@@ -2627,10 +2627,10 @@
             <w:tcW w:type="dxa" w:w="4514"/>
             <w:shd w:fill="FFFFFF"/>
             <w:tcMar>
-              <w:top w:w="100" w:type="dxa"/>
-              <w:bottom w:w="100" w:type="dxa"/>
-              <w:left w:w="140" w:type="dxa"/>
-              <w:right w:w="140" w:type="dxa"/>
+              <w:top w:w="120" w:type="dxa"/>
+              <w:bottom w:w="120" w:type="dxa"/>
+              <w:left w:w="160" w:type="dxa"/>
+              <w:right w:w="160" w:type="dxa"/>
             </w:tcMar>
           </w:tcPr>
           <w:p>
@@ -2653,10 +2653,10 @@
             <w:tcW w:type="dxa" w:w="4514"/>
             <w:shd w:fill="FFFFFF"/>
             <w:tcMar>
-              <w:top w:w="100" w:type="dxa"/>
-              <w:bottom w:w="100" w:type="dxa"/>
-              <w:left w:w="140" w:type="dxa"/>
-              <w:right w:w="140" w:type="dxa"/>
+              <w:top w:w="120" w:type="dxa"/>
+              <w:bottom w:w="120" w:type="dxa"/>
+              <w:left w:w="160" w:type="dxa"/>
+              <w:right w:w="160" w:type="dxa"/>
             </w:tcMar>
           </w:tcPr>
           <w:p>
@@ -2681,10 +2681,10 @@
             <w:tcW w:type="dxa" w:w="4514"/>
             <w:shd w:fill="F9FAFC"/>
             <w:tcMar>
-              <w:top w:w="100" w:type="dxa"/>
-              <w:bottom w:w="100" w:type="dxa"/>
-              <w:left w:w="140" w:type="dxa"/>
-              <w:right w:w="140" w:type="dxa"/>
+              <w:top w:w="120" w:type="dxa"/>
+              <w:bottom w:w="120" w:type="dxa"/>
+              <w:left w:w="160" w:type="dxa"/>
+              <w:right w:w="160" w:type="dxa"/>
             </w:tcMar>
           </w:tcPr>
           <w:p>
@@ -2707,10 +2707,10 @@
             <w:tcW w:type="dxa" w:w="4514"/>
             <w:shd w:fill="F9FAFC"/>
             <w:tcMar>
-              <w:top w:w="100" w:type="dxa"/>
-              <w:bottom w:w="100" w:type="dxa"/>
-              <w:left w:w="140" w:type="dxa"/>
-              <w:right w:w="140" w:type="dxa"/>
+              <w:top w:w="120" w:type="dxa"/>
+              <w:bottom w:w="120" w:type="dxa"/>
+              <w:left w:w="160" w:type="dxa"/>
+              <w:right w:w="160" w:type="dxa"/>
             </w:tcMar>
           </w:tcPr>
           <w:p>
@@ -2735,10 +2735,10 @@
             <w:tcW w:type="dxa" w:w="4514"/>
             <w:shd w:fill="FFFFFF"/>
             <w:tcMar>
-              <w:top w:w="100" w:type="dxa"/>
-              <w:bottom w:w="100" w:type="dxa"/>
-              <w:left w:w="140" w:type="dxa"/>
-              <w:right w:w="140" w:type="dxa"/>
+              <w:top w:w="120" w:type="dxa"/>
+              <w:bottom w:w="120" w:type="dxa"/>
+              <w:left w:w="160" w:type="dxa"/>
+              <w:right w:w="160" w:type="dxa"/>
             </w:tcMar>
           </w:tcPr>
           <w:p>
@@ -2761,10 +2761,10 @@
             <w:tcW w:type="dxa" w:w="4514"/>
             <w:shd w:fill="FFFFFF"/>
             <w:tcMar>
-              <w:top w:w="100" w:type="dxa"/>
-              <w:bottom w:w="100" w:type="dxa"/>
-              <w:left w:w="140" w:type="dxa"/>
-              <w:right w:w="140" w:type="dxa"/>
+              <w:top w:w="120" w:type="dxa"/>
+              <w:bottom w:w="120" w:type="dxa"/>
+              <w:left w:w="160" w:type="dxa"/>
+              <w:right w:w="160" w:type="dxa"/>
             </w:tcMar>
           </w:tcPr>
           <w:p>
@@ -2789,10 +2789,10 @@
             <w:tcW w:type="dxa" w:w="4514"/>
             <w:shd w:fill="F9FAFC"/>
             <w:tcMar>
-              <w:top w:w="100" w:type="dxa"/>
-              <w:bottom w:w="100" w:type="dxa"/>
-              <w:left w:w="140" w:type="dxa"/>
-              <w:right w:w="140" w:type="dxa"/>
+              <w:top w:w="120" w:type="dxa"/>
+              <w:bottom w:w="120" w:type="dxa"/>
+              <w:left w:w="160" w:type="dxa"/>
+              <w:right w:w="160" w:type="dxa"/>
             </w:tcMar>
           </w:tcPr>
           <w:p>
@@ -2815,10 +2815,10 @@
             <w:tcW w:type="dxa" w:w="4514"/>
             <w:shd w:fill="F9FAFC"/>
             <w:tcMar>
-              <w:top w:w="100" w:type="dxa"/>
-              <w:bottom w:w="100" w:type="dxa"/>
-              <w:left w:w="140" w:type="dxa"/>
-              <w:right w:w="140" w:type="dxa"/>
+              <w:top w:w="120" w:type="dxa"/>
+              <w:bottom w:w="120" w:type="dxa"/>
+              <w:left w:w="160" w:type="dxa"/>
+              <w:right w:w="160" w:type="dxa"/>
             </w:tcMar>
           </w:tcPr>
           <w:p>
@@ -2843,10 +2843,10 @@
             <w:tcW w:type="dxa" w:w="4514"/>
             <w:shd w:fill="FFFFFF"/>
             <w:tcMar>
-              <w:top w:w="100" w:type="dxa"/>
-              <w:bottom w:w="100" w:type="dxa"/>
-              <w:left w:w="140" w:type="dxa"/>
-              <w:right w:w="140" w:type="dxa"/>
+              <w:top w:w="120" w:type="dxa"/>
+              <w:bottom w:w="120" w:type="dxa"/>
+              <w:left w:w="160" w:type="dxa"/>
+              <w:right w:w="160" w:type="dxa"/>
             </w:tcMar>
           </w:tcPr>
           <w:p>
@@ -2869,10 +2869,10 @@
             <w:tcW w:type="dxa" w:w="4514"/>
             <w:shd w:fill="FFFFFF"/>
             <w:tcMar>
-              <w:top w:w="100" w:type="dxa"/>
-              <w:bottom w:w="100" w:type="dxa"/>
-              <w:left w:w="140" w:type="dxa"/>
-              <w:right w:w="140" w:type="dxa"/>
+              <w:top w:w="120" w:type="dxa"/>
+              <w:bottom w:w="120" w:type="dxa"/>
+              <w:left w:w="160" w:type="dxa"/>
+              <w:right w:w="160" w:type="dxa"/>
             </w:tcMar>
           </w:tcPr>
           <w:p>
@@ -2897,10 +2897,10 @@
             <w:tcW w:type="dxa" w:w="4514"/>
             <w:shd w:fill="F9FAFC"/>
             <w:tcMar>
-              <w:top w:w="100" w:type="dxa"/>
-              <w:bottom w:w="100" w:type="dxa"/>
-              <w:left w:w="140" w:type="dxa"/>
-              <w:right w:w="140" w:type="dxa"/>
+              <w:top w:w="120" w:type="dxa"/>
+              <w:bottom w:w="120" w:type="dxa"/>
+              <w:left w:w="160" w:type="dxa"/>
+              <w:right w:w="160" w:type="dxa"/>
             </w:tcMar>
           </w:tcPr>
           <w:p>
@@ -2923,10 +2923,10 @@
             <w:tcW w:type="dxa" w:w="4514"/>
             <w:shd w:fill="F9FAFC"/>
             <w:tcMar>
-              <w:top w:w="100" w:type="dxa"/>
-              <w:bottom w:w="100" w:type="dxa"/>
-              <w:left w:w="140" w:type="dxa"/>
-              <w:right w:w="140" w:type="dxa"/>
+              <w:top w:w="120" w:type="dxa"/>
+              <w:bottom w:w="120" w:type="dxa"/>
+              <w:left w:w="160" w:type="dxa"/>
+              <w:right w:w="160" w:type="dxa"/>
             </w:tcMar>
           </w:tcPr>
           <w:p>
@@ -2951,10 +2951,10 @@
             <w:tcW w:type="dxa" w:w="4514"/>
             <w:shd w:fill="FFFFFF"/>
             <w:tcMar>
-              <w:top w:w="100" w:type="dxa"/>
-              <w:bottom w:w="100" w:type="dxa"/>
-              <w:left w:w="140" w:type="dxa"/>
-              <w:right w:w="140" w:type="dxa"/>
+              <w:top w:w="120" w:type="dxa"/>
+              <w:bottom w:w="120" w:type="dxa"/>
+              <w:left w:w="160" w:type="dxa"/>
+              <w:right w:w="160" w:type="dxa"/>
             </w:tcMar>
           </w:tcPr>
           <w:p>
@@ -2977,10 +2977,10 @@
             <w:tcW w:type="dxa" w:w="4514"/>
             <w:shd w:fill="FFFFFF"/>
             <w:tcMar>
-              <w:top w:w="100" w:type="dxa"/>
-              <w:bottom w:w="100" w:type="dxa"/>
-              <w:left w:w="140" w:type="dxa"/>
-              <w:right w:w="140" w:type="dxa"/>
+              <w:top w:w="120" w:type="dxa"/>
+              <w:bottom w:w="120" w:type="dxa"/>
+              <w:left w:w="160" w:type="dxa"/>
+              <w:right w:w="160" w:type="dxa"/>
             </w:tcMar>
           </w:tcPr>
           <w:p>
@@ -3005,10 +3005,10 @@
             <w:tcW w:type="dxa" w:w="4514"/>
             <w:shd w:fill="F9FAFC"/>
             <w:tcMar>
-              <w:top w:w="100" w:type="dxa"/>
-              <w:bottom w:w="100" w:type="dxa"/>
-              <w:left w:w="140" w:type="dxa"/>
-              <w:right w:w="140" w:type="dxa"/>
+              <w:top w:w="120" w:type="dxa"/>
+              <w:bottom w:w="120" w:type="dxa"/>
+              <w:left w:w="160" w:type="dxa"/>
+              <w:right w:w="160" w:type="dxa"/>
             </w:tcMar>
           </w:tcPr>
           <w:p>
@@ -3031,10 +3031,10 @@
             <w:tcW w:type="dxa" w:w="4514"/>
             <w:shd w:fill="F9FAFC"/>
             <w:tcMar>
-              <w:top w:w="100" w:type="dxa"/>
-              <w:bottom w:w="100" w:type="dxa"/>
-              <w:left w:w="140" w:type="dxa"/>
-              <w:right w:w="140" w:type="dxa"/>
+              <w:top w:w="120" w:type="dxa"/>
+              <w:bottom w:w="120" w:type="dxa"/>
+              <w:left w:w="160" w:type="dxa"/>
+              <w:right w:w="160" w:type="dxa"/>
             </w:tcMar>
           </w:tcPr>
           <w:p>
@@ -3059,10 +3059,10 @@
             <w:tcW w:type="dxa" w:w="4514"/>
             <w:shd w:fill="FFFFFF"/>
             <w:tcMar>
-              <w:top w:w="100" w:type="dxa"/>
-              <w:bottom w:w="100" w:type="dxa"/>
-              <w:left w:w="140" w:type="dxa"/>
-              <w:right w:w="140" w:type="dxa"/>
+              <w:top w:w="120" w:type="dxa"/>
+              <w:bottom w:w="120" w:type="dxa"/>
+              <w:left w:w="160" w:type="dxa"/>
+              <w:right w:w="160" w:type="dxa"/>
             </w:tcMar>
           </w:tcPr>
           <w:p>
@@ -3085,10 +3085,10 @@
             <w:tcW w:type="dxa" w:w="4514"/>
             <w:shd w:fill="FFFFFF"/>
             <w:tcMar>
-              <w:top w:w="100" w:type="dxa"/>
-              <w:bottom w:w="100" w:type="dxa"/>
-              <w:left w:w="140" w:type="dxa"/>
-              <w:right w:w="140" w:type="dxa"/>
+              <w:top w:w="120" w:type="dxa"/>
+              <w:bottom w:w="120" w:type="dxa"/>
+              <w:left w:w="160" w:type="dxa"/>
+              <w:right w:w="160" w:type="dxa"/>
             </w:tcMar>
           </w:tcPr>
           <w:p>
@@ -3113,10 +3113,10 @@
             <w:tcW w:type="dxa" w:w="4514"/>
             <w:shd w:fill="F9FAFC"/>
             <w:tcMar>
-              <w:top w:w="100" w:type="dxa"/>
-              <w:bottom w:w="100" w:type="dxa"/>
-              <w:left w:w="140" w:type="dxa"/>
-              <w:right w:w="140" w:type="dxa"/>
+              <w:top w:w="120" w:type="dxa"/>
+              <w:bottom w:w="120" w:type="dxa"/>
+              <w:left w:w="160" w:type="dxa"/>
+              <w:right w:w="160" w:type="dxa"/>
             </w:tcMar>
           </w:tcPr>
           <w:p>
@@ -3139,10 +3139,10 @@
             <w:tcW w:type="dxa" w:w="4514"/>
             <w:shd w:fill="F9FAFC"/>
             <w:tcMar>
-              <w:top w:w="100" w:type="dxa"/>
-              <w:bottom w:w="100" w:type="dxa"/>
-              <w:left w:w="140" w:type="dxa"/>
-              <w:right w:w="140" w:type="dxa"/>
+              <w:top w:w="120" w:type="dxa"/>
+              <w:bottom w:w="120" w:type="dxa"/>
+              <w:left w:w="160" w:type="dxa"/>
+              <w:right w:w="160" w:type="dxa"/>
             </w:tcMar>
           </w:tcPr>
           <w:p>
@@ -3167,10 +3167,10 @@
             <w:tcW w:type="dxa" w:w="4514"/>
             <w:shd w:fill="FFFFFF"/>
             <w:tcMar>
-              <w:top w:w="100" w:type="dxa"/>
-              <w:bottom w:w="100" w:type="dxa"/>
-              <w:left w:w="140" w:type="dxa"/>
-              <w:right w:w="140" w:type="dxa"/>
+              <w:top w:w="120" w:type="dxa"/>
+              <w:bottom w:w="120" w:type="dxa"/>
+              <w:left w:w="160" w:type="dxa"/>
+              <w:right w:w="160" w:type="dxa"/>
             </w:tcMar>
           </w:tcPr>
           <w:p>
@@ -3193,10 +3193,10 @@
             <w:tcW w:type="dxa" w:w="4514"/>
             <w:shd w:fill="FFFFFF"/>
             <w:tcMar>
-              <w:top w:w="100" w:type="dxa"/>
-              <w:bottom w:w="100" w:type="dxa"/>
-              <w:left w:w="140" w:type="dxa"/>
-              <w:right w:w="140" w:type="dxa"/>
+              <w:top w:w="120" w:type="dxa"/>
+              <w:bottom w:w="120" w:type="dxa"/>
+              <w:left w:w="160" w:type="dxa"/>
+              <w:right w:w="160" w:type="dxa"/>
             </w:tcMar>
           </w:tcPr>
           <w:p>
@@ -3221,10 +3221,10 @@
             <w:tcW w:type="dxa" w:w="4514"/>
             <w:shd w:fill="F9FAFC"/>
             <w:tcMar>
-              <w:top w:w="100" w:type="dxa"/>
-              <w:bottom w:w="100" w:type="dxa"/>
-              <w:left w:w="140" w:type="dxa"/>
-              <w:right w:w="140" w:type="dxa"/>
+              <w:top w:w="120" w:type="dxa"/>
+              <w:bottom w:w="120" w:type="dxa"/>
+              <w:left w:w="160" w:type="dxa"/>
+              <w:right w:w="160" w:type="dxa"/>
             </w:tcMar>
           </w:tcPr>
           <w:p>
@@ -3247,10 +3247,10 @@
             <w:tcW w:type="dxa" w:w="4514"/>
             <w:shd w:fill="F9FAFC"/>
             <w:tcMar>
-              <w:top w:w="100" w:type="dxa"/>
-              <w:bottom w:w="100" w:type="dxa"/>
-              <w:left w:w="140" w:type="dxa"/>
-              <w:right w:w="140" w:type="dxa"/>
+              <w:top w:w="120" w:type="dxa"/>
+              <w:bottom w:w="120" w:type="dxa"/>
+              <w:left w:w="160" w:type="dxa"/>
+              <w:right w:w="160" w:type="dxa"/>
             </w:tcMar>
           </w:tcPr>
           <w:p>
@@ -3275,10 +3275,10 @@
             <w:tcW w:type="dxa" w:w="4514"/>
             <w:shd w:fill="FFFFFF"/>
             <w:tcMar>
-              <w:top w:w="100" w:type="dxa"/>
-              <w:bottom w:w="100" w:type="dxa"/>
-              <w:left w:w="140" w:type="dxa"/>
-              <w:right w:w="140" w:type="dxa"/>
+              <w:top w:w="120" w:type="dxa"/>
+              <w:bottom w:w="120" w:type="dxa"/>
+              <w:left w:w="160" w:type="dxa"/>
+              <w:right w:w="160" w:type="dxa"/>
             </w:tcMar>
           </w:tcPr>
           <w:p>
@@ -3301,10 +3301,10 @@
             <w:tcW w:type="dxa" w:w="4514"/>
             <w:shd w:fill="FFFFFF"/>
             <w:tcMar>
-              <w:top w:w="100" w:type="dxa"/>
-              <w:bottom w:w="100" w:type="dxa"/>
-              <w:left w:w="140" w:type="dxa"/>
-              <w:right w:w="140" w:type="dxa"/>
+              <w:top w:w="120" w:type="dxa"/>
+              <w:bottom w:w="120" w:type="dxa"/>
+              <w:left w:w="160" w:type="dxa"/>
+              <w:right w:w="160" w:type="dxa"/>
             </w:tcMar>
           </w:tcPr>
           <w:p>
@@ -3329,10 +3329,10 @@
             <w:tcW w:type="dxa" w:w="4514"/>
             <w:shd w:fill="F9FAFC"/>
             <w:tcMar>
-              <w:top w:w="100" w:type="dxa"/>
-              <w:bottom w:w="100" w:type="dxa"/>
-              <w:left w:w="140" w:type="dxa"/>
-              <w:right w:w="140" w:type="dxa"/>
+              <w:top w:w="120" w:type="dxa"/>
+              <w:bottom w:w="120" w:type="dxa"/>
+              <w:left w:w="160" w:type="dxa"/>
+              <w:right w:w="160" w:type="dxa"/>
             </w:tcMar>
           </w:tcPr>
           <w:p>
@@ -3355,10 +3355,10 @@
             <w:tcW w:type="dxa" w:w="4514"/>
             <w:shd w:fill="F9FAFC"/>
             <w:tcMar>
-              <w:top w:w="100" w:type="dxa"/>
-              <w:bottom w:w="100" w:type="dxa"/>
-              <w:left w:w="140" w:type="dxa"/>
-              <w:right w:w="140" w:type="dxa"/>
+              <w:top w:w="120" w:type="dxa"/>
+              <w:bottom w:w="120" w:type="dxa"/>
+              <w:left w:w="160" w:type="dxa"/>
+              <w:right w:w="160" w:type="dxa"/>
             </w:tcMar>
           </w:tcPr>
           <w:p>
@@ -3383,10 +3383,10 @@
             <w:tcW w:type="dxa" w:w="4514"/>
             <w:shd w:fill="FFFFFF"/>
             <w:tcMar>
-              <w:top w:w="100" w:type="dxa"/>
-              <w:bottom w:w="100" w:type="dxa"/>
-              <w:left w:w="140" w:type="dxa"/>
-              <w:right w:w="140" w:type="dxa"/>
+              <w:top w:w="120" w:type="dxa"/>
+              <w:bottom w:w="120" w:type="dxa"/>
+              <w:left w:w="160" w:type="dxa"/>
+              <w:right w:w="160" w:type="dxa"/>
             </w:tcMar>
           </w:tcPr>
           <w:p>
@@ -3409,10 +3409,10 @@
             <w:tcW w:type="dxa" w:w="4514"/>
             <w:shd w:fill="FFFFFF"/>
             <w:tcMar>
-              <w:top w:w="100" w:type="dxa"/>
-              <w:bottom w:w="100" w:type="dxa"/>
-              <w:left w:w="140" w:type="dxa"/>
-              <w:right w:w="140" w:type="dxa"/>
+              <w:top w:w="120" w:type="dxa"/>
+              <w:bottom w:w="120" w:type="dxa"/>
+              <w:left w:w="160" w:type="dxa"/>
+              <w:right w:w="160" w:type="dxa"/>
             </w:tcMar>
           </w:tcPr>
           <w:p>
@@ -3437,10 +3437,10 @@
             <w:tcW w:type="dxa" w:w="4514"/>
             <w:shd w:fill="F9FAFC"/>
             <w:tcMar>
-              <w:top w:w="100" w:type="dxa"/>
-              <w:bottom w:w="100" w:type="dxa"/>
-              <w:left w:w="140" w:type="dxa"/>
-              <w:right w:w="140" w:type="dxa"/>
+              <w:top w:w="120" w:type="dxa"/>
+              <w:bottom w:w="120" w:type="dxa"/>
+              <w:left w:w="160" w:type="dxa"/>
+              <w:right w:w="160" w:type="dxa"/>
             </w:tcMar>
           </w:tcPr>
           <w:p>
@@ -3463,10 +3463,10 @@
             <w:tcW w:type="dxa" w:w="4514"/>
             <w:shd w:fill="F9FAFC"/>
             <w:tcMar>
-              <w:top w:w="100" w:type="dxa"/>
-              <w:bottom w:w="100" w:type="dxa"/>
-              <w:left w:w="140" w:type="dxa"/>
-              <w:right w:w="140" w:type="dxa"/>
+              <w:top w:w="120" w:type="dxa"/>
+              <w:bottom w:w="120" w:type="dxa"/>
+              <w:left w:w="160" w:type="dxa"/>
+              <w:right w:w="160" w:type="dxa"/>
             </w:tcMar>
           </w:tcPr>
           <w:p>
@@ -3491,10 +3491,10 @@
             <w:tcW w:type="dxa" w:w="4514"/>
             <w:shd w:fill="FFFFFF"/>
             <w:tcMar>
-              <w:top w:w="100" w:type="dxa"/>
-              <w:bottom w:w="100" w:type="dxa"/>
-              <w:left w:w="140" w:type="dxa"/>
-              <w:right w:w="140" w:type="dxa"/>
+              <w:top w:w="120" w:type="dxa"/>
+              <w:bottom w:w="120" w:type="dxa"/>
+              <w:left w:w="160" w:type="dxa"/>
+              <w:right w:w="160" w:type="dxa"/>
             </w:tcMar>
           </w:tcPr>
           <w:p>
@@ -3517,10 +3517,10 @@
             <w:tcW w:type="dxa" w:w="4514"/>
             <w:shd w:fill="FFFFFF"/>
             <w:tcMar>
-              <w:top w:w="100" w:type="dxa"/>
-              <w:bottom w:w="100" w:type="dxa"/>
-              <w:left w:w="140" w:type="dxa"/>
-              <w:right w:w="140" w:type="dxa"/>
+              <w:top w:w="120" w:type="dxa"/>
+              <w:bottom w:w="120" w:type="dxa"/>
+              <w:left w:w="160" w:type="dxa"/>
+              <w:right w:w="160" w:type="dxa"/>
             </w:tcMar>
           </w:tcPr>
           <w:p>
@@ -3545,10 +3545,10 @@
             <w:tcW w:type="dxa" w:w="4514"/>
             <w:shd w:fill="F9FAFC"/>
             <w:tcMar>
-              <w:top w:w="100" w:type="dxa"/>
-              <w:bottom w:w="100" w:type="dxa"/>
-              <w:left w:w="140" w:type="dxa"/>
-              <w:right w:w="140" w:type="dxa"/>
+              <w:top w:w="120" w:type="dxa"/>
+              <w:bottom w:w="120" w:type="dxa"/>
+              <w:left w:w="160" w:type="dxa"/>
+              <w:right w:w="160" w:type="dxa"/>
             </w:tcMar>
           </w:tcPr>
           <w:p>
@@ -3571,10 +3571,10 @@
             <w:tcW w:type="dxa" w:w="4514"/>
             <w:shd w:fill="F9FAFC"/>
             <w:tcMar>
-              <w:top w:w="100" w:type="dxa"/>
-              <w:bottom w:w="100" w:type="dxa"/>
-              <w:left w:w="140" w:type="dxa"/>
-              <w:right w:w="140" w:type="dxa"/>
+              <w:top w:w="120" w:type="dxa"/>
+              <w:bottom w:w="120" w:type="dxa"/>
+              <w:left w:w="160" w:type="dxa"/>
+              <w:right w:w="160" w:type="dxa"/>
             </w:tcMar>
           </w:tcPr>
           <w:p>
@@ -3599,10 +3599,10 @@
             <w:tcW w:type="dxa" w:w="4514"/>
             <w:shd w:fill="FFFFFF"/>
             <w:tcMar>
-              <w:top w:w="100" w:type="dxa"/>
-              <w:bottom w:w="100" w:type="dxa"/>
-              <w:left w:w="140" w:type="dxa"/>
-              <w:right w:w="140" w:type="dxa"/>
+              <w:top w:w="120" w:type="dxa"/>
+              <w:bottom w:w="120" w:type="dxa"/>
+              <w:left w:w="160" w:type="dxa"/>
+              <w:right w:w="160" w:type="dxa"/>
             </w:tcMar>
           </w:tcPr>
           <w:p>
@@ -3625,10 +3625,10 @@
             <w:tcW w:type="dxa" w:w="4514"/>
             <w:shd w:fill="FFFFFF"/>
             <w:tcMar>
-              <w:top w:w="100" w:type="dxa"/>
-              <w:bottom w:w="100" w:type="dxa"/>
-              <w:left w:w="140" w:type="dxa"/>
-              <w:right w:w="140" w:type="dxa"/>
+              <w:top w:w="120" w:type="dxa"/>
+              <w:bottom w:w="120" w:type="dxa"/>
+              <w:left w:w="160" w:type="dxa"/>
+              <w:right w:w="160" w:type="dxa"/>
             </w:tcMar>
           </w:tcPr>
           <w:p>
@@ -3653,10 +3653,10 @@
             <w:tcW w:type="dxa" w:w="4514"/>
             <w:shd w:fill="F9FAFC"/>
             <w:tcMar>
-              <w:top w:w="100" w:type="dxa"/>
-              <w:bottom w:w="100" w:type="dxa"/>
-              <w:left w:w="140" w:type="dxa"/>
-              <w:right w:w="140" w:type="dxa"/>
+              <w:top w:w="120" w:type="dxa"/>
+              <w:bottom w:w="120" w:type="dxa"/>
+              <w:left w:w="160" w:type="dxa"/>
+              <w:right w:w="160" w:type="dxa"/>
             </w:tcMar>
           </w:tcPr>
           <w:p>
@@ -3679,10 +3679,10 @@
             <w:tcW w:type="dxa" w:w="4514"/>
             <w:shd w:fill="F9FAFC"/>
             <w:tcMar>
-              <w:top w:w="100" w:type="dxa"/>
-              <w:bottom w:w="100" w:type="dxa"/>
-              <w:left w:w="140" w:type="dxa"/>
-              <w:right w:w="140" w:type="dxa"/>
+              <w:top w:w="120" w:type="dxa"/>
+              <w:bottom w:w="120" w:type="dxa"/>
+              <w:left w:w="160" w:type="dxa"/>
+              <w:right w:w="160" w:type="dxa"/>
             </w:tcMar>
           </w:tcPr>
           <w:p>
@@ -3704,7 +3704,7 @@
     </w:tbl>
     <w:p>
       <w:pPr>
-        <w:spacing w:after="120"/>
+        <w:spacing w:after="140"/>
       </w:pPr>
     </w:p>
     <w:p>
@@ -3715,7 +3715,7 @@
     <w:p>
       <w:pPr>
         <w:keepNext/>
-        <w:spacing w:before="400" w:after="160"/>
+        <w:spacing w:before="440" w:after="160"/>
       </w:pPr>
       <w:r>
         <w:rPr>
@@ -3729,7 +3729,7 @@
     </w:p>
     <w:p>
       <w:pPr>
-        <w:spacing w:line="288" w:lineRule="auto" w:after="120"/>
+        <w:spacing w:line="300" w:lineRule="auto" w:after="140"/>
         <w:jc w:val="both"/>
       </w:pPr>
       <w:r>
@@ -3742,7 +3742,7 @@
     </w:p>
     <w:p>
       <w:pPr>
-        <w:spacing w:line="288" w:lineRule="auto" w:after="120"/>
+        <w:spacing w:line="300" w:lineRule="auto" w:after="140"/>
         <w:jc w:val="both"/>
       </w:pPr>
       <w:r>
@@ -3755,7 +3755,7 @@
     </w:p>
     <w:p>
       <w:pPr>
-        <w:spacing w:line="288" w:lineRule="auto" w:after="120"/>
+        <w:spacing w:line="300" w:lineRule="auto" w:after="140"/>
         <w:jc w:val="both"/>
       </w:pPr>
       <w:r>
@@ -3768,7 +3768,7 @@
     </w:p>
     <w:p>
       <w:pPr>
-        <w:spacing w:line="288" w:lineRule="auto" w:after="120"/>
+        <w:spacing w:line="300" w:lineRule="auto" w:after="140"/>
         <w:jc w:val="both"/>
       </w:pPr>
       <w:r>
@@ -3780,9 +3780,14 @@
       </w:r>
     </w:p>
     <w:p>
+      <w:r>
+        <w:br w:type="page"/>
+      </w:r>
+    </w:p>
+    <w:p>
       <w:pPr>
         <w:keepNext/>
-        <w:spacing w:before="400" w:after="160"/>
+        <w:spacing w:before="440" w:after="160"/>
       </w:pPr>
       <w:r>
         <w:rPr>
@@ -3796,7 +3801,7 @@
     </w:p>
     <w:p>
       <w:pPr>
-        <w:spacing w:line="288" w:lineRule="auto" w:after="120"/>
+        <w:spacing w:line="300" w:lineRule="auto" w:after="140"/>
         <w:jc w:val="both"/>
       </w:pPr>
       <w:r>
@@ -3809,7 +3814,7 @@
     </w:p>
     <w:p>
       <w:pPr>
-        <w:spacing w:line="288" w:lineRule="auto" w:after="120"/>
+        <w:spacing w:line="300" w:lineRule="auto" w:after="140"/>
         <w:jc w:val="both"/>
       </w:pPr>
       <w:r>
@@ -3822,7 +3827,7 @@
     </w:p>
     <w:p>
       <w:pPr>
-        <w:spacing w:line="288" w:lineRule="auto" w:after="120"/>
+        <w:spacing w:line="300" w:lineRule="auto" w:after="140"/>
         <w:jc w:val="both"/>
       </w:pPr>
       <w:r>
@@ -3835,7 +3840,7 @@
     </w:p>
     <w:p>
       <w:pPr>
-        <w:spacing w:before="80" w:after="240"/>
+        <w:spacing w:before="120" w:after="280"/>
         <w:jc w:val="center"/>
       </w:pPr>
       <w:r>
@@ -3856,7 +3861,7 @@
     <w:p>
       <w:pPr>
         <w:keepNext/>
-        <w:spacing w:before="400" w:after="160"/>
+        <w:spacing w:before="440" w:after="160"/>
       </w:pPr>
       <w:r>
         <w:rPr>
@@ -3870,7 +3875,7 @@
     </w:p>
     <w:p>
       <w:pPr>
-        <w:spacing w:line="288" w:lineRule="auto" w:after="120"/>
+        <w:spacing w:line="300" w:lineRule="auto" w:after="140"/>
         <w:jc w:val="both"/>
       </w:pPr>
       <w:r>
@@ -3883,7 +3888,7 @@
     </w:p>
     <w:p>
       <w:pPr>
-        <w:spacing w:line="288" w:lineRule="auto" w:after="120"/>
+        <w:spacing w:line="300" w:lineRule="auto" w:after="140"/>
         <w:jc w:val="both"/>
       </w:pPr>
       <w:r>
@@ -3904,7 +3909,7 @@
     </w:p>
     <w:p>
       <w:pPr>
-        <w:spacing w:line="288" w:lineRule="auto" w:after="120"/>
+        <w:spacing w:line="300" w:lineRule="auto" w:after="140"/>
         <w:jc w:val="both"/>
       </w:pPr>
       <w:r>
@@ -3916,9 +3921,14 @@
       </w:r>
     </w:p>
     <w:p>
+      <w:r>
+        <w:br w:type="page"/>
+      </w:r>
+    </w:p>
+    <w:p>
       <w:pPr>
         <w:keepNext/>
-        <w:spacing w:before="400" w:after="160"/>
+        <w:spacing w:before="440" w:after="160"/>
       </w:pPr>
       <w:r>
         <w:rPr>
@@ -3932,7 +3942,7 @@
     </w:p>
     <w:p>
       <w:pPr>
-        <w:spacing w:line="288" w:lineRule="auto" w:after="120"/>
+        <w:spacing w:line="300" w:lineRule="auto" w:after="140"/>
         <w:jc w:val="both"/>
       </w:pPr>
       <w:r>
@@ -3945,7 +3955,7 @@
     </w:p>
     <w:p>
       <w:pPr>
-        <w:spacing w:line="288" w:lineRule="auto" w:after="120"/>
+        <w:spacing w:line="300" w:lineRule="auto" w:after="140"/>
         <w:jc w:val="both"/>
       </w:pPr>
       <w:r>
@@ -3958,7 +3968,7 @@
     </w:p>
     <w:p>
       <w:pPr>
-        <w:spacing w:line="288" w:lineRule="auto" w:after="120"/>
+        <w:spacing w:line="300" w:lineRule="auto" w:after="140"/>
         <w:jc w:val="both"/>
       </w:pPr>
       <w:r>
@@ -3971,7 +3981,7 @@
     </w:p>
     <w:p>
       <w:pPr>
-        <w:spacing w:line="288" w:lineRule="auto" w:after="120"/>
+        <w:spacing w:line="300" w:lineRule="auto" w:after="140"/>
         <w:jc w:val="both"/>
       </w:pPr>
       <w:r>
@@ -3984,7 +3994,7 @@
     </w:p>
     <w:p>
       <w:pPr>
-        <w:spacing w:line="288" w:lineRule="auto" w:after="120"/>
+        <w:spacing w:line="300" w:lineRule="auto" w:after="140"/>
         <w:jc w:val="both"/>
       </w:pPr>
       <w:r>
@@ -4003,7 +4013,7 @@
     <w:p>
       <w:pPr>
         <w:keepNext/>
-        <w:spacing w:before="400" w:after="160"/>
+        <w:spacing w:before="440" w:after="160"/>
       </w:pPr>
       <w:r>
         <w:rPr>
@@ -4017,7 +4027,7 @@
     </w:p>
     <w:p>
       <w:pPr>
-        <w:spacing w:line="288" w:lineRule="auto" w:after="120"/>
+        <w:spacing w:line="300" w:lineRule="auto" w:after="140"/>
         <w:jc w:val="both"/>
       </w:pPr>
       <w:r>
@@ -4045,10 +4055,10 @@
             <w:tcW w:type="dxa" w:w="3010"/>
             <w:shd w:fill="003366"/>
             <w:tcMar>
-              <w:top w:w="120" w:type="dxa"/>
-              <w:bottom w:w="120" w:type="dxa"/>
-              <w:left w:w="140" w:type="dxa"/>
-              <w:right w:w="140" w:type="dxa"/>
+              <w:top w:w="140" w:type="dxa"/>
+              <w:bottom w:w="140" w:type="dxa"/>
+              <w:left w:w="160" w:type="dxa"/>
+              <w:right w:w="160" w:type="dxa"/>
             </w:tcMar>
           </w:tcPr>
           <w:p>
@@ -4072,10 +4082,10 @@
             <w:tcW w:type="dxa" w:w="3010"/>
             <w:shd w:fill="003366"/>
             <w:tcMar>
-              <w:top w:w="120" w:type="dxa"/>
-              <w:bottom w:w="120" w:type="dxa"/>
-              <w:left w:w="140" w:type="dxa"/>
-              <w:right w:w="140" w:type="dxa"/>
+              <w:top w:w="140" w:type="dxa"/>
+              <w:bottom w:w="140" w:type="dxa"/>
+              <w:left w:w="160" w:type="dxa"/>
+              <w:right w:w="160" w:type="dxa"/>
             </w:tcMar>
           </w:tcPr>
           <w:p>
@@ -4099,10 +4109,10 @@
             <w:tcW w:type="dxa" w:w="3010"/>
             <w:shd w:fill="003366"/>
             <w:tcMar>
-              <w:top w:w="120" w:type="dxa"/>
-              <w:bottom w:w="120" w:type="dxa"/>
-              <w:left w:w="140" w:type="dxa"/>
-              <w:right w:w="140" w:type="dxa"/>
+              <w:top w:w="140" w:type="dxa"/>
+              <w:bottom w:w="140" w:type="dxa"/>
+              <w:left w:w="160" w:type="dxa"/>
+              <w:right w:w="160" w:type="dxa"/>
             </w:tcMar>
           </w:tcPr>
           <w:p>
@@ -4128,10 +4138,10 @@
             <w:tcW w:type="dxa" w:w="3010"/>
             <w:shd w:fill="FFFFFF"/>
             <w:tcMar>
-              <w:top w:w="100" w:type="dxa"/>
-              <w:bottom w:w="100" w:type="dxa"/>
-              <w:left w:w="140" w:type="dxa"/>
-              <w:right w:w="140" w:type="dxa"/>
+              <w:top w:w="120" w:type="dxa"/>
+              <w:bottom w:w="120" w:type="dxa"/>
+              <w:left w:w="160" w:type="dxa"/>
+              <w:right w:w="160" w:type="dxa"/>
             </w:tcMar>
           </w:tcPr>
           <w:p>
@@ -4154,10 +4164,10 @@
             <w:tcW w:type="dxa" w:w="3010"/>
             <w:shd w:fill="FFFFFF"/>
             <w:tcMar>
-              <w:top w:w="100" w:type="dxa"/>
-              <w:bottom w:w="100" w:type="dxa"/>
-              <w:left w:w="140" w:type="dxa"/>
-              <w:right w:w="140" w:type="dxa"/>
+              <w:top w:w="120" w:type="dxa"/>
+              <w:bottom w:w="120" w:type="dxa"/>
+              <w:left w:w="160" w:type="dxa"/>
+              <w:right w:w="160" w:type="dxa"/>
             </w:tcMar>
           </w:tcPr>
           <w:p>
@@ -4180,10 +4190,10 @@
             <w:tcW w:type="dxa" w:w="3010"/>
             <w:shd w:fill="FFFFFF"/>
             <w:tcMar>
-              <w:top w:w="100" w:type="dxa"/>
-              <w:bottom w:w="100" w:type="dxa"/>
-              <w:left w:w="140" w:type="dxa"/>
-              <w:right w:w="140" w:type="dxa"/>
+              <w:top w:w="120" w:type="dxa"/>
+              <w:bottom w:w="120" w:type="dxa"/>
+              <w:left w:w="160" w:type="dxa"/>
+              <w:right w:w="160" w:type="dxa"/>
             </w:tcMar>
           </w:tcPr>
           <w:p>
@@ -4208,10 +4218,10 @@
             <w:tcW w:type="dxa" w:w="3010"/>
             <w:shd w:fill="F9FAFC"/>
             <w:tcMar>
-              <w:top w:w="100" w:type="dxa"/>
-              <w:bottom w:w="100" w:type="dxa"/>
-              <w:left w:w="140" w:type="dxa"/>
-              <w:right w:w="140" w:type="dxa"/>
+              <w:top w:w="120" w:type="dxa"/>
+              <w:bottom w:w="120" w:type="dxa"/>
+              <w:left w:w="160" w:type="dxa"/>
+              <w:right w:w="160" w:type="dxa"/>
             </w:tcMar>
           </w:tcPr>
           <w:p>
@@ -4234,10 +4244,10 @@
             <w:tcW w:type="dxa" w:w="3010"/>
             <w:shd w:fill="F9FAFC"/>
             <w:tcMar>
-              <w:top w:w="100" w:type="dxa"/>
-              <w:bottom w:w="100" w:type="dxa"/>
-              <w:left w:w="140" w:type="dxa"/>
-              <w:right w:w="140" w:type="dxa"/>
+              <w:top w:w="120" w:type="dxa"/>
+              <w:bottom w:w="120" w:type="dxa"/>
+              <w:left w:w="160" w:type="dxa"/>
+              <w:right w:w="160" w:type="dxa"/>
             </w:tcMar>
           </w:tcPr>
           <w:p>
@@ -4260,10 +4270,10 @@
             <w:tcW w:type="dxa" w:w="3010"/>
             <w:shd w:fill="F9FAFC"/>
             <w:tcMar>
-              <w:top w:w="100" w:type="dxa"/>
-              <w:bottom w:w="100" w:type="dxa"/>
-              <w:left w:w="140" w:type="dxa"/>
-              <w:right w:w="140" w:type="dxa"/>
+              <w:top w:w="120" w:type="dxa"/>
+              <w:bottom w:w="120" w:type="dxa"/>
+              <w:left w:w="160" w:type="dxa"/>
+              <w:right w:w="160" w:type="dxa"/>
             </w:tcMar>
           </w:tcPr>
           <w:p>
@@ -4288,10 +4298,10 @@
             <w:tcW w:type="dxa" w:w="3010"/>
             <w:shd w:fill="FFFFFF"/>
             <w:tcMar>
-              <w:top w:w="100" w:type="dxa"/>
-              <w:bottom w:w="100" w:type="dxa"/>
-              <w:left w:w="140" w:type="dxa"/>
-              <w:right w:w="140" w:type="dxa"/>
+              <w:top w:w="120" w:type="dxa"/>
+              <w:bottom w:w="120" w:type="dxa"/>
+              <w:left w:w="160" w:type="dxa"/>
+              <w:right w:w="160" w:type="dxa"/>
             </w:tcMar>
           </w:tcPr>
           <w:p>
@@ -4314,10 +4324,10 @@
             <w:tcW w:type="dxa" w:w="3010"/>
             <w:shd w:fill="FFFFFF"/>
             <w:tcMar>
-              <w:top w:w="100" w:type="dxa"/>
-              <w:bottom w:w="100" w:type="dxa"/>
-              <w:left w:w="140" w:type="dxa"/>
-              <w:right w:w="140" w:type="dxa"/>
+              <w:top w:w="120" w:type="dxa"/>
+              <w:bottom w:w="120" w:type="dxa"/>
+              <w:left w:w="160" w:type="dxa"/>
+              <w:right w:w="160" w:type="dxa"/>
             </w:tcMar>
           </w:tcPr>
           <w:p>
@@ -4340,10 +4350,10 @@
             <w:tcW w:type="dxa" w:w="3010"/>
             <w:shd w:fill="FFFFFF"/>
             <w:tcMar>
-              <w:top w:w="100" w:type="dxa"/>
-              <w:bottom w:w="100" w:type="dxa"/>
-              <w:left w:w="140" w:type="dxa"/>
-              <w:right w:w="140" w:type="dxa"/>
+              <w:top w:w="120" w:type="dxa"/>
+              <w:bottom w:w="120" w:type="dxa"/>
+              <w:left w:w="160" w:type="dxa"/>
+              <w:right w:w="160" w:type="dxa"/>
             </w:tcMar>
           </w:tcPr>
           <w:p>
@@ -4368,10 +4378,10 @@
             <w:tcW w:type="dxa" w:w="3010"/>
             <w:shd w:fill="F9FAFC"/>
             <w:tcMar>
-              <w:top w:w="100" w:type="dxa"/>
-              <w:bottom w:w="100" w:type="dxa"/>
-              <w:left w:w="140" w:type="dxa"/>
-              <w:right w:w="140" w:type="dxa"/>
+              <w:top w:w="120" w:type="dxa"/>
+              <w:bottom w:w="120" w:type="dxa"/>
+              <w:left w:w="160" w:type="dxa"/>
+              <w:right w:w="160" w:type="dxa"/>
             </w:tcMar>
           </w:tcPr>
           <w:p>
@@ -4394,10 +4404,10 @@
             <w:tcW w:type="dxa" w:w="3010"/>
             <w:shd w:fill="F9FAFC"/>
             <w:tcMar>
-              <w:top w:w="100" w:type="dxa"/>
-              <w:bottom w:w="100" w:type="dxa"/>
-              <w:left w:w="140" w:type="dxa"/>
-              <w:right w:w="140" w:type="dxa"/>
+              <w:top w:w="120" w:type="dxa"/>
+              <w:bottom w:w="120" w:type="dxa"/>
+              <w:left w:w="160" w:type="dxa"/>
+              <w:right w:w="160" w:type="dxa"/>
             </w:tcMar>
           </w:tcPr>
           <w:p>
@@ -4420,10 +4430,10 @@
             <w:tcW w:type="dxa" w:w="3010"/>
             <w:shd w:fill="F9FAFC"/>
             <w:tcMar>
-              <w:top w:w="100" w:type="dxa"/>
-              <w:bottom w:w="100" w:type="dxa"/>
-              <w:left w:w="140" w:type="dxa"/>
-              <w:right w:w="140" w:type="dxa"/>
+              <w:top w:w="120" w:type="dxa"/>
+              <w:bottom w:w="120" w:type="dxa"/>
+              <w:left w:w="160" w:type="dxa"/>
+              <w:right w:w="160" w:type="dxa"/>
             </w:tcMar>
           </w:tcPr>
           <w:p>
@@ -4448,10 +4458,10 @@
             <w:tcW w:type="dxa" w:w="3010"/>
             <w:shd w:fill="FFFFFF"/>
             <w:tcMar>
-              <w:top w:w="100" w:type="dxa"/>
-              <w:bottom w:w="100" w:type="dxa"/>
-              <w:left w:w="140" w:type="dxa"/>
-              <w:right w:w="140" w:type="dxa"/>
+              <w:top w:w="120" w:type="dxa"/>
+              <w:bottom w:w="120" w:type="dxa"/>
+              <w:left w:w="160" w:type="dxa"/>
+              <w:right w:w="160" w:type="dxa"/>
             </w:tcMar>
           </w:tcPr>
           <w:p>
@@ -4474,10 +4484,10 @@
             <w:tcW w:type="dxa" w:w="3010"/>
             <w:shd w:fill="FFFFFF"/>
             <w:tcMar>
-              <w:top w:w="100" w:type="dxa"/>
-              <w:bottom w:w="100" w:type="dxa"/>
-              <w:left w:w="140" w:type="dxa"/>
-              <w:right w:w="140" w:type="dxa"/>
+              <w:top w:w="120" w:type="dxa"/>
+              <w:bottom w:w="120" w:type="dxa"/>
+              <w:left w:w="160" w:type="dxa"/>
+              <w:right w:w="160" w:type="dxa"/>
             </w:tcMar>
           </w:tcPr>
           <w:p>
@@ -4500,10 +4510,10 @@
             <w:tcW w:type="dxa" w:w="3010"/>
             <w:shd w:fill="FFFFFF"/>
             <w:tcMar>
-              <w:top w:w="100" w:type="dxa"/>
-              <w:bottom w:w="100" w:type="dxa"/>
-              <w:left w:w="140" w:type="dxa"/>
-              <w:right w:w="140" w:type="dxa"/>
+              <w:top w:w="120" w:type="dxa"/>
+              <w:bottom w:w="120" w:type="dxa"/>
+              <w:left w:w="160" w:type="dxa"/>
+              <w:right w:w="160" w:type="dxa"/>
             </w:tcMar>
           </w:tcPr>
           <w:p>
@@ -4528,10 +4538,10 @@
             <w:tcW w:type="dxa" w:w="3010"/>
             <w:shd w:fill="F9FAFC"/>
             <w:tcMar>
-              <w:top w:w="100" w:type="dxa"/>
-              <w:bottom w:w="100" w:type="dxa"/>
-              <w:left w:w="140" w:type="dxa"/>
-              <w:right w:w="140" w:type="dxa"/>
+              <w:top w:w="120" w:type="dxa"/>
+              <w:bottom w:w="120" w:type="dxa"/>
+              <w:left w:w="160" w:type="dxa"/>
+              <w:right w:w="160" w:type="dxa"/>
             </w:tcMar>
           </w:tcPr>
           <w:p>
@@ -4554,10 +4564,10 @@
             <w:tcW w:type="dxa" w:w="3010"/>
             <w:shd w:fill="F9FAFC"/>
             <w:tcMar>
-              <w:top w:w="100" w:type="dxa"/>
-              <w:bottom w:w="100" w:type="dxa"/>
-              <w:left w:w="140" w:type="dxa"/>
-              <w:right w:w="140" w:type="dxa"/>
+              <w:top w:w="120" w:type="dxa"/>
+              <w:bottom w:w="120" w:type="dxa"/>
+              <w:left w:w="160" w:type="dxa"/>
+              <w:right w:w="160" w:type="dxa"/>
             </w:tcMar>
           </w:tcPr>
           <w:p>
@@ -4580,10 +4590,10 @@
             <w:tcW w:type="dxa" w:w="3010"/>
             <w:shd w:fill="F9FAFC"/>
             <w:tcMar>
-              <w:top w:w="100" w:type="dxa"/>
-              <w:bottom w:w="100" w:type="dxa"/>
-              <w:left w:w="140" w:type="dxa"/>
-              <w:right w:w="140" w:type="dxa"/>
+              <w:top w:w="120" w:type="dxa"/>
+              <w:bottom w:w="120" w:type="dxa"/>
+              <w:left w:w="160" w:type="dxa"/>
+              <w:right w:w="160" w:type="dxa"/>
             </w:tcMar>
           </w:tcPr>
           <w:p>
@@ -4608,10 +4618,10 @@
             <w:tcW w:type="dxa" w:w="3010"/>
             <w:shd w:fill="FFFFFF"/>
             <w:tcMar>
-              <w:top w:w="100" w:type="dxa"/>
-              <w:bottom w:w="100" w:type="dxa"/>
-              <w:left w:w="140" w:type="dxa"/>
-              <w:right w:w="140" w:type="dxa"/>
+              <w:top w:w="120" w:type="dxa"/>
+              <w:bottom w:w="120" w:type="dxa"/>
+              <w:left w:w="160" w:type="dxa"/>
+              <w:right w:w="160" w:type="dxa"/>
             </w:tcMar>
           </w:tcPr>
           <w:p>
@@ -4634,10 +4644,10 @@
             <w:tcW w:type="dxa" w:w="3010"/>
             <w:shd w:fill="FFFFFF"/>
             <w:tcMar>
-              <w:top w:w="100" w:type="dxa"/>
-              <w:bottom w:w="100" w:type="dxa"/>
-              <w:left w:w="140" w:type="dxa"/>
-              <w:right w:w="140" w:type="dxa"/>
+              <w:top w:w="120" w:type="dxa"/>
+              <w:bottom w:w="120" w:type="dxa"/>
+              <w:left w:w="160" w:type="dxa"/>
+              <w:right w:w="160" w:type="dxa"/>
             </w:tcMar>
           </w:tcPr>
           <w:p>
@@ -4660,10 +4670,10 @@
             <w:tcW w:type="dxa" w:w="3010"/>
             <w:shd w:fill="FFFFFF"/>
             <w:tcMar>
-              <w:top w:w="100" w:type="dxa"/>
-              <w:bottom w:w="100" w:type="dxa"/>
-              <w:left w:w="140" w:type="dxa"/>
-              <w:right w:w="140" w:type="dxa"/>
+              <w:top w:w="120" w:type="dxa"/>
+              <w:bottom w:w="120" w:type="dxa"/>
+              <w:left w:w="160" w:type="dxa"/>
+              <w:right w:w="160" w:type="dxa"/>
             </w:tcMar>
           </w:tcPr>
           <w:p>
@@ -4688,10 +4698,10 @@
             <w:tcW w:type="dxa" w:w="3010"/>
             <w:shd w:fill="F9FAFC"/>
             <w:tcMar>
-              <w:top w:w="100" w:type="dxa"/>
-              <w:bottom w:w="100" w:type="dxa"/>
-              <w:left w:w="140" w:type="dxa"/>
-              <w:right w:w="140" w:type="dxa"/>
+              <w:top w:w="120" w:type="dxa"/>
+              <w:bottom w:w="120" w:type="dxa"/>
+              <w:left w:w="160" w:type="dxa"/>
+              <w:right w:w="160" w:type="dxa"/>
             </w:tcMar>
           </w:tcPr>
           <w:p>
@@ -4714,10 +4724,10 @@
             <w:tcW w:type="dxa" w:w="3010"/>
             <w:shd w:fill="F9FAFC"/>
             <w:tcMar>
-              <w:top w:w="100" w:type="dxa"/>
-              <w:bottom w:w="100" w:type="dxa"/>
-              <w:left w:w="140" w:type="dxa"/>
-              <w:right w:w="140" w:type="dxa"/>
+              <w:top w:w="120" w:type="dxa"/>
+              <w:bottom w:w="120" w:type="dxa"/>
+              <w:left w:w="160" w:type="dxa"/>
+              <w:right w:w="160" w:type="dxa"/>
             </w:tcMar>
           </w:tcPr>
           <w:p>
@@ -4740,10 +4750,10 @@
             <w:tcW w:type="dxa" w:w="3010"/>
             <w:shd w:fill="F9FAFC"/>
             <w:tcMar>
-              <w:top w:w="100" w:type="dxa"/>
-              <w:bottom w:w="100" w:type="dxa"/>
-              <w:left w:w="140" w:type="dxa"/>
-              <w:right w:w="140" w:type="dxa"/>
+              <w:top w:w="120" w:type="dxa"/>
+              <w:bottom w:w="120" w:type="dxa"/>
+              <w:left w:w="160" w:type="dxa"/>
+              <w:right w:w="160" w:type="dxa"/>
             </w:tcMar>
           </w:tcPr>
           <w:p>
@@ -4768,10 +4778,10 @@
             <w:tcW w:type="dxa" w:w="3010"/>
             <w:shd w:fill="FFFFFF"/>
             <w:tcMar>
-              <w:top w:w="100" w:type="dxa"/>
-              <w:bottom w:w="100" w:type="dxa"/>
-              <w:left w:w="140" w:type="dxa"/>
-              <w:right w:w="140" w:type="dxa"/>
+              <w:top w:w="120" w:type="dxa"/>
+              <w:bottom w:w="120" w:type="dxa"/>
+              <w:left w:w="160" w:type="dxa"/>
+              <w:right w:w="160" w:type="dxa"/>
             </w:tcMar>
           </w:tcPr>
           <w:p>
@@ -4794,10 +4804,10 @@
             <w:tcW w:type="dxa" w:w="3010"/>
             <w:shd w:fill="FFFFFF"/>
             <w:tcMar>
-              <w:top w:w="100" w:type="dxa"/>
-              <w:bottom w:w="100" w:type="dxa"/>
-              <w:left w:w="140" w:type="dxa"/>
-              <w:right w:w="140" w:type="dxa"/>
+              <w:top w:w="120" w:type="dxa"/>
+              <w:bottom w:w="120" w:type="dxa"/>
+              <w:left w:w="160" w:type="dxa"/>
+              <w:right w:w="160" w:type="dxa"/>
             </w:tcMar>
           </w:tcPr>
           <w:p>
@@ -4820,10 +4830,10 @@
             <w:tcW w:type="dxa" w:w="3010"/>
             <w:shd w:fill="FFFFFF"/>
             <w:tcMar>
-              <w:top w:w="100" w:type="dxa"/>
-              <w:bottom w:w="100" w:type="dxa"/>
-              <w:left w:w="140" w:type="dxa"/>
-              <w:right w:w="140" w:type="dxa"/>
+              <w:top w:w="120" w:type="dxa"/>
+              <w:bottom w:w="120" w:type="dxa"/>
+              <w:left w:w="160" w:type="dxa"/>
+              <w:right w:w="160" w:type="dxa"/>
             </w:tcMar>
           </w:tcPr>
           <w:p>
@@ -4848,10 +4858,10 @@
             <w:tcW w:type="dxa" w:w="3010"/>
             <w:shd w:fill="F9FAFC"/>
             <w:tcMar>
-              <w:top w:w="100" w:type="dxa"/>
-              <w:bottom w:w="100" w:type="dxa"/>
-              <w:left w:w="140" w:type="dxa"/>
-              <w:right w:w="140" w:type="dxa"/>
+              <w:top w:w="120" w:type="dxa"/>
+              <w:bottom w:w="120" w:type="dxa"/>
+              <w:left w:w="160" w:type="dxa"/>
+              <w:right w:w="160" w:type="dxa"/>
             </w:tcMar>
           </w:tcPr>
           <w:p>
@@ -4874,10 +4884,10 @@
             <w:tcW w:type="dxa" w:w="3010"/>
             <w:shd w:fill="F9FAFC"/>
             <w:tcMar>
-              <w:top w:w="100" w:type="dxa"/>
-              <w:bottom w:w="100" w:type="dxa"/>
-              <w:left w:w="140" w:type="dxa"/>
-              <w:right w:w="140" w:type="dxa"/>
+              <w:top w:w="120" w:type="dxa"/>
+              <w:bottom w:w="120" w:type="dxa"/>
+              <w:left w:w="160" w:type="dxa"/>
+              <w:right w:w="160" w:type="dxa"/>
             </w:tcMar>
           </w:tcPr>
           <w:p>
@@ -4900,10 +4910,10 @@
             <w:tcW w:type="dxa" w:w="3010"/>
             <w:shd w:fill="F9FAFC"/>
             <w:tcMar>
-              <w:top w:w="100" w:type="dxa"/>
-              <w:bottom w:w="100" w:type="dxa"/>
-              <w:left w:w="140" w:type="dxa"/>
-              <w:right w:w="140" w:type="dxa"/>
+              <w:top w:w="120" w:type="dxa"/>
+              <w:bottom w:w="120" w:type="dxa"/>
+              <w:left w:w="160" w:type="dxa"/>
+              <w:right w:w="160" w:type="dxa"/>
             </w:tcMar>
           </w:tcPr>
           <w:p>
@@ -4925,12 +4935,12 @@
     </w:tbl>
     <w:p>
       <w:pPr>
-        <w:spacing w:after="120"/>
+        <w:spacing w:after="140"/>
       </w:pPr>
     </w:p>
     <w:p>
       <w:pPr>
-        <w:spacing w:before="80" w:after="240"/>
+        <w:spacing w:before="120" w:after="280"/>
         <w:jc w:val="center"/>
       </w:pPr>
       <w:r>
@@ -4951,7 +4961,7 @@
     <w:p>
       <w:pPr>
         <w:keepNext/>
-        <w:spacing w:before="400" w:after="160"/>
+        <w:spacing w:before="440" w:after="160"/>
       </w:pPr>
       <w:r>
         <w:rPr>
@@ -4965,7 +4975,7 @@
     </w:p>
     <w:p>
       <w:pPr>
-        <w:spacing w:line="288" w:lineRule="auto" w:after="120"/>
+        <w:spacing w:line="300" w:lineRule="auto" w:after="140"/>
         <w:jc w:val="both"/>
       </w:pPr>
       <w:r>
@@ -4978,7 +4988,7 @@
     </w:p>
     <w:p>
       <w:pPr>
-        <w:spacing w:line="288" w:lineRule="auto" w:after="120"/>
+        <w:spacing w:line="300" w:lineRule="auto" w:after="140"/>
         <w:jc w:val="both"/>
       </w:pPr>
       <w:r>
@@ -5002,9 +5012,14 @@
       </w:r>
     </w:p>
     <w:p>
+      <w:r>
+        <w:br w:type="page"/>
+      </w:r>
+    </w:p>
+    <w:p>
       <w:pPr>
         <w:keepNext/>
-        <w:spacing w:before="400" w:after="160"/>
+        <w:spacing w:before="440" w:after="160"/>
       </w:pPr>
       <w:r>
         <w:rPr>
@@ -5018,7 +5033,7 @@
     </w:p>
     <w:p>
       <w:pPr>
-        <w:spacing w:line="288" w:lineRule="auto" w:after="120"/>
+        <w:spacing w:line="300" w:lineRule="auto" w:after="140"/>
         <w:jc w:val="both"/>
       </w:pPr>
       <w:r>
@@ -5047,10 +5062,10 @@
             <w:tcW w:type="dxa" w:w="2257"/>
             <w:shd w:fill="003366"/>
             <w:tcMar>
-              <w:top w:w="120" w:type="dxa"/>
-              <w:bottom w:w="120" w:type="dxa"/>
-              <w:left w:w="140" w:type="dxa"/>
-              <w:right w:w="140" w:type="dxa"/>
+              <w:top w:w="140" w:type="dxa"/>
+              <w:bottom w:w="140" w:type="dxa"/>
+              <w:left w:w="160" w:type="dxa"/>
+              <w:right w:w="160" w:type="dxa"/>
             </w:tcMar>
           </w:tcPr>
           <w:p>
@@ -5074,10 +5089,10 @@
             <w:tcW w:type="dxa" w:w="2257"/>
             <w:shd w:fill="003366"/>
             <w:tcMar>
-              <w:top w:w="120" w:type="dxa"/>
-              <w:bottom w:w="120" w:type="dxa"/>
-              <w:left w:w="140" w:type="dxa"/>
-              <w:right w:w="140" w:type="dxa"/>
+              <w:top w:w="140" w:type="dxa"/>
+              <w:bottom w:w="140" w:type="dxa"/>
+              <w:left w:w="160" w:type="dxa"/>
+              <w:right w:w="160" w:type="dxa"/>
             </w:tcMar>
           </w:tcPr>
           <w:p>
@@ -5101,10 +5116,10 @@
             <w:tcW w:type="dxa" w:w="2257"/>
             <w:shd w:fill="003366"/>
             <w:tcMar>
-              <w:top w:w="120" w:type="dxa"/>
-              <w:bottom w:w="120" w:type="dxa"/>
-              <w:left w:w="140" w:type="dxa"/>
-              <w:right w:w="140" w:type="dxa"/>
+              <w:top w:w="140" w:type="dxa"/>
+              <w:bottom w:w="140" w:type="dxa"/>
+              <w:left w:w="160" w:type="dxa"/>
+              <w:right w:w="160" w:type="dxa"/>
             </w:tcMar>
           </w:tcPr>
           <w:p>
@@ -5128,10 +5143,10 @@
             <w:tcW w:type="dxa" w:w="2257"/>
             <w:shd w:fill="003366"/>
             <w:tcMar>
-              <w:top w:w="120" w:type="dxa"/>
-              <w:bottom w:w="120" w:type="dxa"/>
-              <w:left w:w="140" w:type="dxa"/>
-              <w:right w:w="140" w:type="dxa"/>
+              <w:top w:w="140" w:type="dxa"/>
+              <w:bottom w:w="140" w:type="dxa"/>
+              <w:left w:w="160" w:type="dxa"/>
+              <w:right w:w="160" w:type="dxa"/>
             </w:tcMar>
           </w:tcPr>
           <w:p>
@@ -5157,10 +5172,10 @@
             <w:tcW w:type="dxa" w:w="2257"/>
             <w:shd w:fill="FFFFFF"/>
             <w:tcMar>
-              <w:top w:w="100" w:type="dxa"/>
-              <w:bottom w:w="100" w:type="dxa"/>
-              <w:left w:w="140" w:type="dxa"/>
-              <w:right w:w="140" w:type="dxa"/>
+              <w:top w:w="120" w:type="dxa"/>
+              <w:bottom w:w="120" w:type="dxa"/>
+              <w:left w:w="160" w:type="dxa"/>
+              <w:right w:w="160" w:type="dxa"/>
             </w:tcMar>
           </w:tcPr>
           <w:p>
@@ -5183,10 +5198,10 @@
             <w:tcW w:type="dxa" w:w="2257"/>
             <w:shd w:fill="FFFFFF"/>
             <w:tcMar>
-              <w:top w:w="100" w:type="dxa"/>
-              <w:bottom w:w="100" w:type="dxa"/>
-              <w:left w:w="140" w:type="dxa"/>
-              <w:right w:w="140" w:type="dxa"/>
+              <w:top w:w="120" w:type="dxa"/>
+              <w:bottom w:w="120" w:type="dxa"/>
+              <w:left w:w="160" w:type="dxa"/>
+              <w:right w:w="160" w:type="dxa"/>
             </w:tcMar>
           </w:tcPr>
           <w:p>
@@ -5209,10 +5224,10 @@
             <w:tcW w:type="dxa" w:w="2257"/>
             <w:shd w:fill="FFFFFF"/>
             <w:tcMar>
-              <w:top w:w="100" w:type="dxa"/>
-              <w:bottom w:w="100" w:type="dxa"/>
-              <w:left w:w="140" w:type="dxa"/>
-              <w:right w:w="140" w:type="dxa"/>
+              <w:top w:w="120" w:type="dxa"/>
+              <w:bottom w:w="120" w:type="dxa"/>
+              <w:left w:w="160" w:type="dxa"/>
+              <w:right w:w="160" w:type="dxa"/>
             </w:tcMar>
           </w:tcPr>
           <w:p>
@@ -5235,10 +5250,10 @@
             <w:tcW w:type="dxa" w:w="2257"/>
             <w:shd w:fill="FFFFFF"/>
             <w:tcMar>
-              <w:top w:w="100" w:type="dxa"/>
-              <w:bottom w:w="100" w:type="dxa"/>
-              <w:left w:w="140" w:type="dxa"/>
-              <w:right w:w="140" w:type="dxa"/>
+              <w:top w:w="120" w:type="dxa"/>
+              <w:bottom w:w="120" w:type="dxa"/>
+              <w:left w:w="160" w:type="dxa"/>
+              <w:right w:w="160" w:type="dxa"/>
             </w:tcMar>
           </w:tcPr>
           <w:p>
@@ -5263,10 +5278,10 @@
             <w:tcW w:type="dxa" w:w="2257"/>
             <w:shd w:fill="F9FAFC"/>
             <w:tcMar>
-              <w:top w:w="100" w:type="dxa"/>
-              <w:bottom w:w="100" w:type="dxa"/>
-              <w:left w:w="140" w:type="dxa"/>
-              <w:right w:w="140" w:type="dxa"/>
+              <w:top w:w="120" w:type="dxa"/>
+              <w:bottom w:w="120" w:type="dxa"/>
+              <w:left w:w="160" w:type="dxa"/>
+              <w:right w:w="160" w:type="dxa"/>
             </w:tcMar>
           </w:tcPr>
           <w:p>
@@ -5289,10 +5304,10 @@
             <w:tcW w:type="dxa" w:w="2257"/>
             <w:shd w:fill="F9FAFC"/>
             <w:tcMar>
-              <w:top w:w="100" w:type="dxa"/>
-              <w:bottom w:w="100" w:type="dxa"/>
-              <w:left w:w="140" w:type="dxa"/>
-              <w:right w:w="140" w:type="dxa"/>
+              <w:top w:w="120" w:type="dxa"/>
+              <w:bottom w:w="120" w:type="dxa"/>
+              <w:left w:w="160" w:type="dxa"/>
+              <w:right w:w="160" w:type="dxa"/>
             </w:tcMar>
           </w:tcPr>
           <w:p>
@@ -5315,10 +5330,10 @@
             <w:tcW w:type="dxa" w:w="2257"/>
             <w:shd w:fill="F9FAFC"/>
             <w:tcMar>
-              <w:top w:w="100" w:type="dxa"/>
-              <w:bottom w:w="100" w:type="dxa"/>
-              <w:left w:w="140" w:type="dxa"/>
-              <w:right w:w="140" w:type="dxa"/>
+              <w:top w:w="120" w:type="dxa"/>
+              <w:bottom w:w="120" w:type="dxa"/>
+              <w:left w:w="160" w:type="dxa"/>
+              <w:right w:w="160" w:type="dxa"/>
             </w:tcMar>
           </w:tcPr>
           <w:p>
@@ -5341,10 +5356,10 @@
             <w:tcW w:type="dxa" w:w="2257"/>
             <w:shd w:fill="F9FAFC"/>
             <w:tcMar>
-              <w:top w:w="100" w:type="dxa"/>
-              <w:bottom w:w="100" w:type="dxa"/>
-              <w:left w:w="140" w:type="dxa"/>
-              <w:right w:w="140" w:type="dxa"/>
+              <w:top w:w="120" w:type="dxa"/>
+              <w:bottom w:w="120" w:type="dxa"/>
+              <w:left w:w="160" w:type="dxa"/>
+              <w:right w:w="160" w:type="dxa"/>
             </w:tcMar>
           </w:tcPr>
           <w:p>
@@ -5369,10 +5384,10 @@
             <w:tcW w:type="dxa" w:w="2257"/>
             <w:shd w:fill="FFFFFF"/>
             <w:tcMar>
-              <w:top w:w="100" w:type="dxa"/>
-              <w:bottom w:w="100" w:type="dxa"/>
-              <w:left w:w="140" w:type="dxa"/>
-              <w:right w:w="140" w:type="dxa"/>
+              <w:top w:w="120" w:type="dxa"/>
+              <w:bottom w:w="120" w:type="dxa"/>
+              <w:left w:w="160" w:type="dxa"/>
+              <w:right w:w="160" w:type="dxa"/>
             </w:tcMar>
           </w:tcPr>
           <w:p>
@@ -5395,10 +5410,10 @@
             <w:tcW w:type="dxa" w:w="2257"/>
             <w:shd w:fill="FFFFFF"/>
             <w:tcMar>
-              <w:top w:w="100" w:type="dxa"/>
-              <w:bottom w:w="100" w:type="dxa"/>
-              <w:left w:w="140" w:type="dxa"/>
-              <w:right w:w="140" w:type="dxa"/>
+              <w:top w:w="120" w:type="dxa"/>
+              <w:bottom w:w="120" w:type="dxa"/>
+              <w:left w:w="160" w:type="dxa"/>
+              <w:right w:w="160" w:type="dxa"/>
             </w:tcMar>
           </w:tcPr>
           <w:p>
@@ -5421,10 +5436,10 @@
             <w:tcW w:type="dxa" w:w="2257"/>
             <w:shd w:fill="FFFFFF"/>
             <w:tcMar>
-              <w:top w:w="100" w:type="dxa"/>
-              <w:bottom w:w="100" w:type="dxa"/>
-              <w:left w:w="140" w:type="dxa"/>
-              <w:right w:w="140" w:type="dxa"/>
+              <w:top w:w="120" w:type="dxa"/>
+              <w:bottom w:w="120" w:type="dxa"/>
+              <w:left w:w="160" w:type="dxa"/>
+              <w:right w:w="160" w:type="dxa"/>
             </w:tcMar>
           </w:tcPr>
           <w:p>
@@ -5447,10 +5462,10 @@
             <w:tcW w:type="dxa" w:w="2257"/>
             <w:shd w:fill="FFFFFF"/>
             <w:tcMar>
-              <w:top w:w="100" w:type="dxa"/>
-              <w:bottom w:w="100" w:type="dxa"/>
-              <w:left w:w="140" w:type="dxa"/>
-              <w:right w:w="140" w:type="dxa"/>
+              <w:top w:w="120" w:type="dxa"/>
+              <w:bottom w:w="120" w:type="dxa"/>
+              <w:left w:w="160" w:type="dxa"/>
+              <w:right w:w="160" w:type="dxa"/>
             </w:tcMar>
           </w:tcPr>
           <w:p>
@@ -5475,10 +5490,10 @@
             <w:tcW w:type="dxa" w:w="2257"/>
             <w:shd w:fill="F9FAFC"/>
             <w:tcMar>
-              <w:top w:w="100" w:type="dxa"/>
-              <w:bottom w:w="100" w:type="dxa"/>
-              <w:left w:w="140" w:type="dxa"/>
-              <w:right w:w="140" w:type="dxa"/>
+              <w:top w:w="120" w:type="dxa"/>
+              <w:bottom w:w="120" w:type="dxa"/>
+              <w:left w:w="160" w:type="dxa"/>
+              <w:right w:w="160" w:type="dxa"/>
             </w:tcMar>
           </w:tcPr>
           <w:p>
@@ -5501,10 +5516,10 @@
             <w:tcW w:type="dxa" w:w="2257"/>
             <w:shd w:fill="F9FAFC"/>
             <w:tcMar>
-              <w:top w:w="100" w:type="dxa"/>
-              <w:bottom w:w="100" w:type="dxa"/>
-              <w:left w:w="140" w:type="dxa"/>
-              <w:right w:w="140" w:type="dxa"/>
+              <w:top w:w="120" w:type="dxa"/>
+              <w:bottom w:w="120" w:type="dxa"/>
+              <w:left w:w="160" w:type="dxa"/>
+              <w:right w:w="160" w:type="dxa"/>
             </w:tcMar>
           </w:tcPr>
           <w:p>
@@ -5527,10 +5542,10 @@
             <w:tcW w:type="dxa" w:w="2257"/>
             <w:shd w:fill="F9FAFC"/>
             <w:tcMar>
-              <w:top w:w="100" w:type="dxa"/>
-              <w:bottom w:w="100" w:type="dxa"/>
-              <w:left w:w="140" w:type="dxa"/>
-              <w:right w:w="140" w:type="dxa"/>
+              <w:top w:w="120" w:type="dxa"/>
+              <w:bottom w:w="120" w:type="dxa"/>
+              <w:left w:w="160" w:type="dxa"/>
+              <w:right w:w="160" w:type="dxa"/>
             </w:tcMar>
           </w:tcPr>
           <w:p>
@@ -5553,10 +5568,10 @@
             <w:tcW w:type="dxa" w:w="2257"/>
             <w:shd w:fill="F9FAFC"/>
             <w:tcMar>
-              <w:top w:w="100" w:type="dxa"/>
-              <w:bottom w:w="100" w:type="dxa"/>
-              <w:left w:w="140" w:type="dxa"/>
-              <w:right w:w="140" w:type="dxa"/>
+              <w:top w:w="120" w:type="dxa"/>
+              <w:bottom w:w="120" w:type="dxa"/>
+              <w:left w:w="160" w:type="dxa"/>
+              <w:right w:w="160" w:type="dxa"/>
             </w:tcMar>
           </w:tcPr>
           <w:p>
@@ -5581,10 +5596,10 @@
             <w:tcW w:type="dxa" w:w="2257"/>
             <w:shd w:fill="FFFFFF"/>
             <w:tcMar>
-              <w:top w:w="100" w:type="dxa"/>
-              <w:bottom w:w="100" w:type="dxa"/>
-              <w:left w:w="140" w:type="dxa"/>
-              <w:right w:w="140" w:type="dxa"/>
+              <w:top w:w="120" w:type="dxa"/>
+              <w:bottom w:w="120" w:type="dxa"/>
+              <w:left w:w="160" w:type="dxa"/>
+              <w:right w:w="160" w:type="dxa"/>
             </w:tcMar>
           </w:tcPr>
           <w:p>
@@ -5607,10 +5622,10 @@
             <w:tcW w:type="dxa" w:w="2257"/>
             <w:shd w:fill="FFFFFF"/>
             <w:tcMar>
-              <w:top w:w="100" w:type="dxa"/>
-              <w:bottom w:w="100" w:type="dxa"/>
-              <w:left w:w="140" w:type="dxa"/>
-              <w:right w:w="140" w:type="dxa"/>
+              <w:top w:w="120" w:type="dxa"/>
+              <w:bottom w:w="120" w:type="dxa"/>
+              <w:left w:w="160" w:type="dxa"/>
+              <w:right w:w="160" w:type="dxa"/>
             </w:tcMar>
           </w:tcPr>
           <w:p>
@@ -5633,10 +5648,10 @@
             <w:tcW w:type="dxa" w:w="2257"/>
             <w:shd w:fill="FFFFFF"/>
             <w:tcMar>
-              <w:top w:w="100" w:type="dxa"/>
-              <w:bottom w:w="100" w:type="dxa"/>
-              <w:left w:w="140" w:type="dxa"/>
-              <w:right w:w="140" w:type="dxa"/>
+              <w:top w:w="120" w:type="dxa"/>
+              <w:bottom w:w="120" w:type="dxa"/>
+              <w:left w:w="160" w:type="dxa"/>
+              <w:right w:w="160" w:type="dxa"/>
             </w:tcMar>
           </w:tcPr>
           <w:p>
@@ -5659,10 +5674,10 @@
             <w:tcW w:type="dxa" w:w="2257"/>
             <w:shd w:fill="FFFFFF"/>
             <w:tcMar>
-              <w:top w:w="100" w:type="dxa"/>
-              <w:bottom w:w="100" w:type="dxa"/>
-              <w:left w:w="140" w:type="dxa"/>
-              <w:right w:w="140" w:type="dxa"/>
+              <w:top w:w="120" w:type="dxa"/>
+              <w:bottom w:w="120" w:type="dxa"/>
+              <w:left w:w="160" w:type="dxa"/>
+              <w:right w:w="160" w:type="dxa"/>
             </w:tcMar>
           </w:tcPr>
           <w:p>
@@ -5687,10 +5702,10 @@
             <w:tcW w:type="dxa" w:w="2257"/>
             <w:shd w:fill="F9FAFC"/>
             <w:tcMar>
-              <w:top w:w="100" w:type="dxa"/>
-              <w:bottom w:w="100" w:type="dxa"/>
-              <w:left w:w="140" w:type="dxa"/>
-              <w:right w:w="140" w:type="dxa"/>
+              <w:top w:w="120" w:type="dxa"/>
+              <w:bottom w:w="120" w:type="dxa"/>
+              <w:left w:w="160" w:type="dxa"/>
+              <w:right w:w="160" w:type="dxa"/>
             </w:tcMar>
           </w:tcPr>
           <w:p>
@@ -5713,10 +5728,10 @@
             <w:tcW w:type="dxa" w:w="2257"/>
             <w:shd w:fill="F9FAFC"/>
             <w:tcMar>
-              <w:top w:w="100" w:type="dxa"/>
-              <w:bottom w:w="100" w:type="dxa"/>
-              <w:left w:w="140" w:type="dxa"/>
-              <w:right w:w="140" w:type="dxa"/>
+              <w:top w:w="120" w:type="dxa"/>
+              <w:bottom w:w="120" w:type="dxa"/>
+              <w:left w:w="160" w:type="dxa"/>
+              <w:right w:w="160" w:type="dxa"/>
             </w:tcMar>
           </w:tcPr>
           <w:p>
@@ -5739,10 +5754,10 @@
             <w:tcW w:type="dxa" w:w="2257"/>
             <w:shd w:fill="F9FAFC"/>
             <w:tcMar>
-              <w:top w:w="100" w:type="dxa"/>
-              <w:bottom w:w="100" w:type="dxa"/>
-              <w:left w:w="140" w:type="dxa"/>
-              <w:right w:w="140" w:type="dxa"/>
+              <w:top w:w="120" w:type="dxa"/>
+              <w:bottom w:w="120" w:type="dxa"/>
+              <w:left w:w="160" w:type="dxa"/>
+              <w:right w:w="160" w:type="dxa"/>
             </w:tcMar>
           </w:tcPr>
           <w:p>
@@ -5765,10 +5780,10 @@
             <w:tcW w:type="dxa" w:w="2257"/>
             <w:shd w:fill="F9FAFC"/>
             <w:tcMar>
-              <w:top w:w="100" w:type="dxa"/>
-              <w:bottom w:w="100" w:type="dxa"/>
-              <w:left w:w="140" w:type="dxa"/>
-              <w:right w:w="140" w:type="dxa"/>
+              <w:top w:w="120" w:type="dxa"/>
+              <w:bottom w:w="120" w:type="dxa"/>
+              <w:left w:w="160" w:type="dxa"/>
+              <w:right w:w="160" w:type="dxa"/>
             </w:tcMar>
           </w:tcPr>
           <w:p>
@@ -5793,10 +5808,10 @@
             <w:tcW w:type="dxa" w:w="2257"/>
             <w:shd w:fill="FFFFFF"/>
             <w:tcMar>
-              <w:top w:w="100" w:type="dxa"/>
-              <w:bottom w:w="100" w:type="dxa"/>
-              <w:left w:w="140" w:type="dxa"/>
-              <w:right w:w="140" w:type="dxa"/>
+              <w:top w:w="120" w:type="dxa"/>
+              <w:bottom w:w="120" w:type="dxa"/>
+              <w:left w:w="160" w:type="dxa"/>
+              <w:right w:w="160" w:type="dxa"/>
             </w:tcMar>
           </w:tcPr>
           <w:p>
@@ -5819,10 +5834,10 @@
             <w:tcW w:type="dxa" w:w="2257"/>
             <w:shd w:fill="FFFFFF"/>
             <w:tcMar>
-              <w:top w:w="100" w:type="dxa"/>
-              <w:bottom w:w="100" w:type="dxa"/>
-              <w:left w:w="140" w:type="dxa"/>
-              <w:right w:w="140" w:type="dxa"/>
+              <w:top w:w="120" w:type="dxa"/>
+              <w:bottom w:w="120" w:type="dxa"/>
+              <w:left w:w="160" w:type="dxa"/>
+              <w:right w:w="160" w:type="dxa"/>
             </w:tcMar>
           </w:tcPr>
           <w:p>
@@ -5845,10 +5860,10 @@
             <w:tcW w:type="dxa" w:w="2257"/>
             <w:shd w:fill="FFFFFF"/>
             <w:tcMar>
-              <w:top w:w="100" w:type="dxa"/>
-              <w:bottom w:w="100" w:type="dxa"/>
-              <w:left w:w="140" w:type="dxa"/>
-              <w:right w:w="140" w:type="dxa"/>
+              <w:top w:w="120" w:type="dxa"/>
+              <w:bottom w:w="120" w:type="dxa"/>
+              <w:left w:w="160" w:type="dxa"/>
+              <w:right w:w="160" w:type="dxa"/>
             </w:tcMar>
           </w:tcPr>
           <w:p>
@@ -5871,10 +5886,10 @@
             <w:tcW w:type="dxa" w:w="2257"/>
             <w:shd w:fill="FFFFFF"/>
             <w:tcMar>
-              <w:top w:w="100" w:type="dxa"/>
-              <w:bottom w:w="100" w:type="dxa"/>
-              <w:left w:w="140" w:type="dxa"/>
-              <w:right w:w="140" w:type="dxa"/>
+              <w:top w:w="120" w:type="dxa"/>
+              <w:bottom w:w="120" w:type="dxa"/>
+              <w:left w:w="160" w:type="dxa"/>
+              <w:right w:w="160" w:type="dxa"/>
             </w:tcMar>
           </w:tcPr>
           <w:p>
@@ -5899,10 +5914,10 @@
             <w:tcW w:type="dxa" w:w="2257"/>
             <w:shd w:fill="F9FAFC"/>
             <w:tcMar>
-              <w:top w:w="100" w:type="dxa"/>
-              <w:bottom w:w="100" w:type="dxa"/>
-              <w:left w:w="140" w:type="dxa"/>
-              <w:right w:w="140" w:type="dxa"/>
+              <w:top w:w="120" w:type="dxa"/>
+              <w:bottom w:w="120" w:type="dxa"/>
+              <w:left w:w="160" w:type="dxa"/>
+              <w:right w:w="160" w:type="dxa"/>
             </w:tcMar>
           </w:tcPr>
           <w:p>
@@ -5925,10 +5940,10 @@
             <w:tcW w:type="dxa" w:w="2257"/>
             <w:shd w:fill="F9FAFC"/>
             <w:tcMar>
-              <w:top w:w="100" w:type="dxa"/>
-              <w:bottom w:w="100" w:type="dxa"/>
-              <w:left w:w="140" w:type="dxa"/>
-              <w:right w:w="140" w:type="dxa"/>
+              <w:top w:w="120" w:type="dxa"/>
+              <w:bottom w:w="120" w:type="dxa"/>
+              <w:left w:w="160" w:type="dxa"/>
+              <w:right w:w="160" w:type="dxa"/>
             </w:tcMar>
           </w:tcPr>
           <w:p>
@@ -5951,10 +5966,10 @@
             <w:tcW w:type="dxa" w:w="2257"/>
             <w:shd w:fill="F9FAFC"/>
             <w:tcMar>
-              <w:top w:w="100" w:type="dxa"/>
-              <w:bottom w:w="100" w:type="dxa"/>
-              <w:left w:w="140" w:type="dxa"/>
-              <w:right w:w="140" w:type="dxa"/>
+              <w:top w:w="120" w:type="dxa"/>
+              <w:bottom w:w="120" w:type="dxa"/>
+              <w:left w:w="160" w:type="dxa"/>
+              <w:right w:w="160" w:type="dxa"/>
             </w:tcMar>
           </w:tcPr>
           <w:p>
@@ -5977,10 +5992,10 @@
             <w:tcW w:type="dxa" w:w="2257"/>
             <w:shd w:fill="F9FAFC"/>
             <w:tcMar>
-              <w:top w:w="100" w:type="dxa"/>
-              <w:bottom w:w="100" w:type="dxa"/>
-              <w:left w:w="140" w:type="dxa"/>
-              <w:right w:w="140" w:type="dxa"/>
+              <w:top w:w="120" w:type="dxa"/>
+              <w:bottom w:w="120" w:type="dxa"/>
+              <w:left w:w="160" w:type="dxa"/>
+              <w:right w:w="160" w:type="dxa"/>
             </w:tcMar>
           </w:tcPr>
           <w:p>
@@ -6005,10 +6020,10 @@
             <w:tcW w:type="dxa" w:w="2257"/>
             <w:shd w:fill="FFFFFF"/>
             <w:tcMar>
-              <w:top w:w="100" w:type="dxa"/>
-              <w:bottom w:w="100" w:type="dxa"/>
-              <w:left w:w="140" w:type="dxa"/>
-              <w:right w:w="140" w:type="dxa"/>
+              <w:top w:w="120" w:type="dxa"/>
+              <w:bottom w:w="120" w:type="dxa"/>
+              <w:left w:w="160" w:type="dxa"/>
+              <w:right w:w="160" w:type="dxa"/>
             </w:tcMar>
           </w:tcPr>
           <w:p>
@@ -6031,10 +6046,10 @@
             <w:tcW w:type="dxa" w:w="2257"/>
             <w:shd w:fill="FFFFFF"/>
             <w:tcMar>
-              <w:top w:w="100" w:type="dxa"/>
-              <w:bottom w:w="100" w:type="dxa"/>
-              <w:left w:w="140" w:type="dxa"/>
-              <w:right w:w="140" w:type="dxa"/>
+              <w:top w:w="120" w:type="dxa"/>
+              <w:bottom w:w="120" w:type="dxa"/>
+              <w:left w:w="160" w:type="dxa"/>
+              <w:right w:w="160" w:type="dxa"/>
             </w:tcMar>
           </w:tcPr>
           <w:p>
@@ -6057,10 +6072,10 @@
             <w:tcW w:type="dxa" w:w="2257"/>
             <w:shd w:fill="FFFFFF"/>
             <w:tcMar>
-              <w:top w:w="100" w:type="dxa"/>
-              <w:bottom w:w="100" w:type="dxa"/>
-              <w:left w:w="140" w:type="dxa"/>
-              <w:right w:w="140" w:type="dxa"/>
+              <w:top w:w="120" w:type="dxa"/>
+              <w:bottom w:w="120" w:type="dxa"/>
+              <w:left w:w="160" w:type="dxa"/>
+              <w:right w:w="160" w:type="dxa"/>
             </w:tcMar>
           </w:tcPr>
           <w:p>
@@ -6083,10 +6098,10 @@
             <w:tcW w:type="dxa" w:w="2257"/>
             <w:shd w:fill="FFFFFF"/>
             <w:tcMar>
-              <w:top w:w="100" w:type="dxa"/>
-              <w:bottom w:w="100" w:type="dxa"/>
-              <w:left w:w="140" w:type="dxa"/>
-              <w:right w:w="140" w:type="dxa"/>
+              <w:top w:w="120" w:type="dxa"/>
+              <w:bottom w:w="120" w:type="dxa"/>
+              <w:left w:w="160" w:type="dxa"/>
+              <w:right w:w="160" w:type="dxa"/>
             </w:tcMar>
           </w:tcPr>
           <w:p>
@@ -6111,10 +6126,10 @@
             <w:tcW w:type="dxa" w:w="2257"/>
             <w:shd w:fill="F9FAFC"/>
             <w:tcMar>
-              <w:top w:w="100" w:type="dxa"/>
-              <w:bottom w:w="100" w:type="dxa"/>
-              <w:left w:w="140" w:type="dxa"/>
-              <w:right w:w="140" w:type="dxa"/>
+              <w:top w:w="120" w:type="dxa"/>
+              <w:bottom w:w="120" w:type="dxa"/>
+              <w:left w:w="160" w:type="dxa"/>
+              <w:right w:w="160" w:type="dxa"/>
             </w:tcMar>
           </w:tcPr>
           <w:p>
@@ -6137,10 +6152,10 @@
             <w:tcW w:type="dxa" w:w="2257"/>
             <w:shd w:fill="F9FAFC"/>
             <w:tcMar>
-              <w:top w:w="100" w:type="dxa"/>
-              <w:bottom w:w="100" w:type="dxa"/>
-              <w:left w:w="140" w:type="dxa"/>
-              <w:right w:w="140" w:type="dxa"/>
+              <w:top w:w="120" w:type="dxa"/>
+              <w:bottom w:w="120" w:type="dxa"/>
+              <w:left w:w="160" w:type="dxa"/>
+              <w:right w:w="160" w:type="dxa"/>
             </w:tcMar>
           </w:tcPr>
           <w:p>
@@ -6163,10 +6178,10 @@
             <w:tcW w:type="dxa" w:w="2257"/>
             <w:shd w:fill="F9FAFC"/>
             <w:tcMar>
-              <w:top w:w="100" w:type="dxa"/>
-              <w:bottom w:w="100" w:type="dxa"/>
-              <w:left w:w="140" w:type="dxa"/>
-              <w:right w:w="140" w:type="dxa"/>
+              <w:top w:w="120" w:type="dxa"/>
+              <w:bottom w:w="120" w:type="dxa"/>
+              <w:left w:w="160" w:type="dxa"/>
+              <w:right w:w="160" w:type="dxa"/>
             </w:tcMar>
           </w:tcPr>
           <w:p>
@@ -6189,10 +6204,10 @@
             <w:tcW w:type="dxa" w:w="2257"/>
             <w:shd w:fill="F9FAFC"/>
             <w:tcMar>
-              <w:top w:w="100" w:type="dxa"/>
-              <w:bottom w:w="100" w:type="dxa"/>
-              <w:left w:w="140" w:type="dxa"/>
-              <w:right w:w="140" w:type="dxa"/>
+              <w:top w:w="120" w:type="dxa"/>
+              <w:bottom w:w="120" w:type="dxa"/>
+              <w:left w:w="160" w:type="dxa"/>
+              <w:right w:w="160" w:type="dxa"/>
             </w:tcMar>
           </w:tcPr>
           <w:p>
@@ -6214,13 +6229,18 @@
     </w:tbl>
     <w:p>
       <w:pPr>
-        <w:spacing w:after="120"/>
+        <w:spacing w:after="140"/>
       </w:pPr>
     </w:p>
     <w:p>
+      <w:r>
+        <w:br w:type="page"/>
+      </w:r>
+    </w:p>
+    <w:p>
       <w:pPr>
         <w:keepNext/>
-        <w:spacing w:before="400" w:after="160"/>
+        <w:spacing w:before="440" w:after="160"/>
       </w:pPr>
       <w:r>
         <w:rPr>
@@ -6234,7 +6254,7 @@
     </w:p>
     <w:p>
       <w:pPr>
-        <w:spacing w:line="288" w:lineRule="auto" w:after="120"/>
+        <w:spacing w:line="300" w:lineRule="auto" w:after="140"/>
         <w:jc w:val="both"/>
       </w:pPr>
       <w:r>
@@ -6263,10 +6283,10 @@
             <w:tcW w:type="dxa" w:w="2257"/>
             <w:shd w:fill="003366"/>
             <w:tcMar>
-              <w:top w:w="120" w:type="dxa"/>
-              <w:bottom w:w="120" w:type="dxa"/>
-              <w:left w:w="140" w:type="dxa"/>
-              <w:right w:w="140" w:type="dxa"/>
+              <w:top w:w="140" w:type="dxa"/>
+              <w:bottom w:w="140" w:type="dxa"/>
+              <w:left w:w="160" w:type="dxa"/>
+              <w:right w:w="160" w:type="dxa"/>
             </w:tcMar>
           </w:tcPr>
           <w:p>
@@ -6290,10 +6310,10 @@
             <w:tcW w:type="dxa" w:w="2257"/>
             <w:shd w:fill="003366"/>
             <w:tcMar>
-              <w:top w:w="120" w:type="dxa"/>
-              <w:bottom w:w="120" w:type="dxa"/>
-              <w:left w:w="140" w:type="dxa"/>
-              <w:right w:w="140" w:type="dxa"/>
+              <w:top w:w="140" w:type="dxa"/>
+              <w:bottom w:w="140" w:type="dxa"/>
+              <w:left w:w="160" w:type="dxa"/>
+              <w:right w:w="160" w:type="dxa"/>
             </w:tcMar>
           </w:tcPr>
           <w:p>
@@ -6317,10 +6337,10 @@
             <w:tcW w:type="dxa" w:w="2257"/>
             <w:shd w:fill="003366"/>
             <w:tcMar>
-              <w:top w:w="120" w:type="dxa"/>
-              <w:bottom w:w="120" w:type="dxa"/>
-              <w:left w:w="140" w:type="dxa"/>
-              <w:right w:w="140" w:type="dxa"/>
+              <w:top w:w="140" w:type="dxa"/>
+              <w:bottom w:w="140" w:type="dxa"/>
+              <w:left w:w="160" w:type="dxa"/>
+              <w:right w:w="160" w:type="dxa"/>
             </w:tcMar>
           </w:tcPr>
           <w:p>
@@ -6344,10 +6364,10 @@
             <w:tcW w:type="dxa" w:w="2257"/>
             <w:shd w:fill="003366"/>
             <w:tcMar>
-              <w:top w:w="120" w:type="dxa"/>
-              <w:bottom w:w="120" w:type="dxa"/>
-              <w:left w:w="140" w:type="dxa"/>
-              <w:right w:w="140" w:type="dxa"/>
+              <w:top w:w="140" w:type="dxa"/>
+              <w:bottom w:w="140" w:type="dxa"/>
+              <w:left w:w="160" w:type="dxa"/>
+              <w:right w:w="160" w:type="dxa"/>
             </w:tcMar>
           </w:tcPr>
           <w:p>
@@ -6373,10 +6393,10 @@
             <w:tcW w:type="dxa" w:w="2257"/>
             <w:shd w:fill="FFFFFF"/>
             <w:tcMar>
-              <w:top w:w="100" w:type="dxa"/>
-              <w:bottom w:w="100" w:type="dxa"/>
-              <w:left w:w="140" w:type="dxa"/>
-              <w:right w:w="140" w:type="dxa"/>
+              <w:top w:w="120" w:type="dxa"/>
+              <w:bottom w:w="120" w:type="dxa"/>
+              <w:left w:w="160" w:type="dxa"/>
+              <w:right w:w="160" w:type="dxa"/>
             </w:tcMar>
           </w:tcPr>
           <w:p>
@@ -6399,10 +6419,10 @@
             <w:tcW w:type="dxa" w:w="2257"/>
             <w:shd w:fill="FFFFFF"/>
             <w:tcMar>
-              <w:top w:w="100" w:type="dxa"/>
-              <w:bottom w:w="100" w:type="dxa"/>
-              <w:left w:w="140" w:type="dxa"/>
-              <w:right w:w="140" w:type="dxa"/>
+              <w:top w:w="120" w:type="dxa"/>
+              <w:bottom w:w="120" w:type="dxa"/>
+              <w:left w:w="160" w:type="dxa"/>
+              <w:right w:w="160" w:type="dxa"/>
             </w:tcMar>
           </w:tcPr>
           <w:p>
@@ -6425,10 +6445,10 @@
             <w:tcW w:type="dxa" w:w="2257"/>
             <w:shd w:fill="FFFFFF"/>
             <w:tcMar>
-              <w:top w:w="100" w:type="dxa"/>
-              <w:bottom w:w="100" w:type="dxa"/>
-              <w:left w:w="140" w:type="dxa"/>
-              <w:right w:w="140" w:type="dxa"/>
+              <w:top w:w="120" w:type="dxa"/>
+              <w:bottom w:w="120" w:type="dxa"/>
+              <w:left w:w="160" w:type="dxa"/>
+              <w:right w:w="160" w:type="dxa"/>
             </w:tcMar>
           </w:tcPr>
           <w:p>
@@ -6451,10 +6471,10 @@
             <w:tcW w:type="dxa" w:w="2257"/>
             <w:shd w:fill="FFFFFF"/>
             <w:tcMar>
-              <w:top w:w="100" w:type="dxa"/>
-              <w:bottom w:w="100" w:type="dxa"/>
-              <w:left w:w="140" w:type="dxa"/>
-              <w:right w:w="140" w:type="dxa"/>
+              <w:top w:w="120" w:type="dxa"/>
+              <w:bottom w:w="120" w:type="dxa"/>
+              <w:left w:w="160" w:type="dxa"/>
+              <w:right w:w="160" w:type="dxa"/>
             </w:tcMar>
           </w:tcPr>
           <w:p>
@@ -6479,10 +6499,10 @@
             <w:tcW w:type="dxa" w:w="2257"/>
             <w:shd w:fill="F9FAFC"/>
             <w:tcMar>
-              <w:top w:w="100" w:type="dxa"/>
-              <w:bottom w:w="100" w:type="dxa"/>
-              <w:left w:w="140" w:type="dxa"/>
-              <w:right w:w="140" w:type="dxa"/>
+              <w:top w:w="120" w:type="dxa"/>
+              <w:bottom w:w="120" w:type="dxa"/>
+              <w:left w:w="160" w:type="dxa"/>
+              <w:right w:w="160" w:type="dxa"/>
             </w:tcMar>
           </w:tcPr>
           <w:p>
@@ -6505,10 +6525,10 @@
             <w:tcW w:type="dxa" w:w="2257"/>
             <w:shd w:fill="F9FAFC"/>
             <w:tcMar>
-              <w:top w:w="100" w:type="dxa"/>
-              <w:bottom w:w="100" w:type="dxa"/>
-              <w:left w:w="140" w:type="dxa"/>
-              <w:right w:w="140" w:type="dxa"/>
+              <w:top w:w="120" w:type="dxa"/>
+              <w:bottom w:w="120" w:type="dxa"/>
+              <w:left w:w="160" w:type="dxa"/>
+              <w:right w:w="160" w:type="dxa"/>
             </w:tcMar>
           </w:tcPr>
           <w:p>
@@ -6531,10 +6551,10 @@
             <w:tcW w:type="dxa" w:w="2257"/>
             <w:shd w:fill="F9FAFC"/>
             <w:tcMar>
-              <w:top w:w="100" w:type="dxa"/>
-              <w:bottom w:w="100" w:type="dxa"/>
-              <w:left w:w="140" w:type="dxa"/>
-              <w:right w:w="140" w:type="dxa"/>
+              <w:top w:w="120" w:type="dxa"/>
+              <w:bottom w:w="120" w:type="dxa"/>
+              <w:left w:w="160" w:type="dxa"/>
+              <w:right w:w="160" w:type="dxa"/>
             </w:tcMar>
           </w:tcPr>
           <w:p>
@@ -6557,10 +6577,10 @@
             <w:tcW w:type="dxa" w:w="2257"/>
             <w:shd w:fill="F9FAFC"/>
             <w:tcMar>
-              <w:top w:w="100" w:type="dxa"/>
-              <w:bottom w:w="100" w:type="dxa"/>
-              <w:left w:w="140" w:type="dxa"/>
-              <w:right w:w="140" w:type="dxa"/>
+              <w:top w:w="120" w:type="dxa"/>
+              <w:bottom w:w="120" w:type="dxa"/>
+              <w:left w:w="160" w:type="dxa"/>
+              <w:right w:w="160" w:type="dxa"/>
             </w:tcMar>
           </w:tcPr>
           <w:p>
@@ -6585,10 +6605,10 @@
             <w:tcW w:type="dxa" w:w="2257"/>
             <w:shd w:fill="FFFFFF"/>
             <w:tcMar>
-              <w:top w:w="100" w:type="dxa"/>
-              <w:bottom w:w="100" w:type="dxa"/>
-              <w:left w:w="140" w:type="dxa"/>
-              <w:right w:w="140" w:type="dxa"/>
+              <w:top w:w="120" w:type="dxa"/>
+              <w:bottom w:w="120" w:type="dxa"/>
+              <w:left w:w="160" w:type="dxa"/>
+              <w:right w:w="160" w:type="dxa"/>
             </w:tcMar>
           </w:tcPr>
           <w:p>
@@ -6611,10 +6631,10 @@
             <w:tcW w:type="dxa" w:w="2257"/>
             <w:shd w:fill="FFFFFF"/>
             <w:tcMar>
-              <w:top w:w="100" w:type="dxa"/>
-              <w:bottom w:w="100" w:type="dxa"/>
-              <w:left w:w="140" w:type="dxa"/>
-              <w:right w:w="140" w:type="dxa"/>
+              <w:top w:w="120" w:type="dxa"/>
+              <w:bottom w:w="120" w:type="dxa"/>
+              <w:left w:w="160" w:type="dxa"/>
+              <w:right w:w="160" w:type="dxa"/>
             </w:tcMar>
           </w:tcPr>
           <w:p>
@@ -6637,10 +6657,10 @@
             <w:tcW w:type="dxa" w:w="2257"/>
             <w:shd w:fill="FFFFFF"/>
             <w:tcMar>
-              <w:top w:w="100" w:type="dxa"/>
-              <w:bottom w:w="100" w:type="dxa"/>
-              <w:left w:w="140" w:type="dxa"/>
-              <w:right w:w="140" w:type="dxa"/>
+              <w:top w:w="120" w:type="dxa"/>
+              <w:bottom w:w="120" w:type="dxa"/>
+              <w:left w:w="160" w:type="dxa"/>
+              <w:right w:w="160" w:type="dxa"/>
             </w:tcMar>
           </w:tcPr>
           <w:p>
@@ -6663,10 +6683,10 @@
             <w:tcW w:type="dxa" w:w="2257"/>
             <w:shd w:fill="FFFFFF"/>
             <w:tcMar>
-              <w:top w:w="100" w:type="dxa"/>
-              <w:bottom w:w="100" w:type="dxa"/>
-              <w:left w:w="140" w:type="dxa"/>
-              <w:right w:w="140" w:type="dxa"/>
+              <w:top w:w="120" w:type="dxa"/>
+              <w:bottom w:w="120" w:type="dxa"/>
+              <w:left w:w="160" w:type="dxa"/>
+              <w:right w:w="160" w:type="dxa"/>
             </w:tcMar>
           </w:tcPr>
           <w:p>
@@ -6688,12 +6708,12 @@
     </w:tbl>
     <w:p>
       <w:pPr>
-        <w:spacing w:after="120"/>
+        <w:spacing w:after="140"/>
       </w:pPr>
     </w:p>
     <w:p>
       <w:pPr>
-        <w:spacing w:before="80" w:after="240"/>
+        <w:spacing w:before="120" w:after="280"/>
         <w:jc w:val="center"/>
       </w:pPr>
       <w:r>
@@ -6714,7 +6734,7 @@
     <w:p>
       <w:pPr>
         <w:keepNext/>
-        <w:spacing w:before="400" w:after="160"/>
+        <w:spacing w:before="440" w:after="160"/>
       </w:pPr>
       <w:r>
         <w:rPr>
@@ -6728,7 +6748,7 @@
     </w:p>
     <w:p>
       <w:pPr>
-        <w:spacing w:line="288" w:lineRule="auto" w:after="120"/>
+        <w:spacing w:line="300" w:lineRule="auto" w:after="140"/>
         <w:jc w:val="both"/>
       </w:pPr>
       <w:r>
@@ -6741,7 +6761,7 @@
     </w:p>
     <w:p>
       <w:pPr>
-        <w:spacing w:line="288" w:lineRule="auto" w:after="120"/>
+        <w:spacing w:line="300" w:lineRule="auto" w:after="140"/>
         <w:jc w:val="both"/>
       </w:pPr>
       <w:r>
@@ -6762,7 +6782,7 @@
     </w:p>
     <w:p>
       <w:pPr>
-        <w:spacing w:before="80" w:after="240"/>
+        <w:spacing w:before="120" w:after="280"/>
         <w:jc w:val="center"/>
       </w:pPr>
       <w:r>
@@ -6776,9 +6796,14 @@
       </w:r>
     </w:p>
     <w:p>
+      <w:r>
+        <w:br w:type="page"/>
+      </w:r>
+    </w:p>
+    <w:p>
       <w:pPr>
         <w:keepNext/>
-        <w:spacing w:before="400" w:after="160"/>
+        <w:spacing w:before="440" w:after="160"/>
       </w:pPr>
       <w:r>
         <w:rPr>
@@ -6792,7 +6817,7 @@
     </w:p>
     <w:p>
       <w:pPr>
-        <w:spacing w:line="288" w:lineRule="auto" w:after="120"/>
+        <w:spacing w:line="300" w:lineRule="auto" w:after="140"/>
         <w:jc w:val="both"/>
       </w:pPr>
       <w:r>
@@ -6818,15 +6843,15 @@
             <w:tcW w:type="dxa" w:w="9029"/>
             <w:shd w:fill="F4F6F9"/>
             <w:tcMar>
-              <w:top w:w="120" w:type="dxa"/>
-              <w:bottom w:w="120" w:type="dxa"/>
-              <w:left w:w="160" w:type="dxa"/>
-              <w:right w:w="160" w:type="dxa"/>
+              <w:top w:w="140" w:type="dxa"/>
+              <w:bottom w:w="140" w:type="dxa"/>
+              <w:left w:w="180" w:type="dxa"/>
+              <w:right w:w="180" w:type="dxa"/>
             </w:tcMar>
           </w:tcPr>
           <w:p>
             <w:pPr>
-              <w:spacing w:line="252" w:lineRule="auto" w:after="0"/>
+              <w:spacing w:line="264" w:lineRule="auto" w:after="0"/>
               <w:jc w:val="left"/>
             </w:pPr>
             <w:r>
@@ -6863,7 +6888,7 @@
     </w:tbl>
     <w:p>
       <w:pPr>
-        <w:spacing w:after="120"/>
+        <w:spacing w:after="140"/>
       </w:pPr>
     </w:p>
     <w:p>
@@ -6874,7 +6899,7 @@
     <w:p>
       <w:pPr>
         <w:keepNext/>
-        <w:spacing w:before="400" w:after="160"/>
+        <w:spacing w:before="440" w:after="160"/>
       </w:pPr>
       <w:r>
         <w:rPr>
@@ -6888,7 +6913,7 @@
     </w:p>
     <w:p>
       <w:pPr>
-        <w:spacing w:line="288" w:lineRule="auto" w:after="120"/>
+        <w:spacing w:line="300" w:lineRule="auto" w:after="140"/>
         <w:jc w:val="both"/>
       </w:pPr>
       <w:r>
@@ -6901,7 +6926,7 @@
     </w:p>
     <w:p>
       <w:pPr>
-        <w:spacing w:before="80" w:after="240"/>
+        <w:spacing w:before="120" w:after="280"/>
         <w:jc w:val="center"/>
       </w:pPr>
       <w:r>
@@ -6915,9 +6940,14 @@
       </w:r>
     </w:p>
     <w:p>
+      <w:r>
+        <w:br w:type="page"/>
+      </w:r>
+    </w:p>
+    <w:p>
       <w:pPr>
         <w:keepNext/>
-        <w:spacing w:before="400" w:after="160"/>
+        <w:spacing w:before="440" w:after="160"/>
       </w:pPr>
       <w:r>
         <w:rPr>
@@ -6931,7 +6961,7 @@
     </w:p>
     <w:p>
       <w:pPr>
-        <w:spacing w:line="288" w:lineRule="auto" w:after="120"/>
+        <w:spacing w:line="300" w:lineRule="auto" w:after="140"/>
         <w:jc w:val="both"/>
       </w:pPr>
       <w:r>
@@ -6957,15 +6987,15 @@
             <w:tcW w:type="dxa" w:w="9029"/>
             <w:shd w:fill="F4F6F9"/>
             <w:tcMar>
-              <w:top w:w="120" w:type="dxa"/>
-              <w:bottom w:w="120" w:type="dxa"/>
-              <w:left w:w="160" w:type="dxa"/>
-              <w:right w:w="160" w:type="dxa"/>
+              <w:top w:w="140" w:type="dxa"/>
+              <w:bottom w:w="140" w:type="dxa"/>
+              <w:left w:w="180" w:type="dxa"/>
+              <w:right w:w="180" w:type="dxa"/>
             </w:tcMar>
           </w:tcPr>
           <w:p>
             <w:pPr>
-              <w:spacing w:line="252" w:lineRule="auto" w:after="0"/>
+              <w:spacing w:line="264" w:lineRule="auto" w:after="0"/>
               <w:jc w:val="left"/>
             </w:pPr>
             <w:r>
@@ -7009,12 +7039,12 @@
     </w:tbl>
     <w:p>
       <w:pPr>
-        <w:spacing w:after="120"/>
+        <w:spacing w:after="140"/>
       </w:pPr>
     </w:p>
     <w:p>
       <w:pPr>
-        <w:spacing w:before="80" w:after="240"/>
+        <w:spacing w:before="120" w:after="280"/>
         <w:jc w:val="center"/>
       </w:pPr>
       <w:r>
@@ -7028,9 +7058,14 @@
       </w:r>
     </w:p>
     <w:p>
+      <w:r>
+        <w:br w:type="page"/>
+      </w:r>
+    </w:p>
+    <w:p>
       <w:pPr>
         <w:keepNext/>
-        <w:spacing w:before="400" w:after="160"/>
+        <w:spacing w:before="440" w:after="160"/>
       </w:pPr>
       <w:r>
         <w:rPr>
@@ -7044,7 +7079,7 @@
     </w:p>
     <w:p>
       <w:pPr>
-        <w:spacing w:line="288" w:lineRule="auto" w:after="120"/>
+        <w:spacing w:line="300" w:lineRule="auto" w:after="140"/>
         <w:jc w:val="both"/>
       </w:pPr>
       <w:r>
@@ -7057,7 +7092,7 @@
     </w:p>
     <w:p>
       <w:pPr>
-        <w:spacing w:before="80" w:after="240"/>
+        <w:spacing w:before="120" w:after="280"/>
         <w:jc w:val="center"/>
       </w:pPr>
       <w:r>
@@ -7078,7 +7113,7 @@
     <w:p>
       <w:pPr>
         <w:keepNext/>
-        <w:spacing w:before="400" w:after="160"/>
+        <w:spacing w:before="440" w:after="160"/>
       </w:pPr>
       <w:r>
         <w:rPr>
@@ -7092,7 +7127,7 @@
     </w:p>
     <w:p>
       <w:pPr>
-        <w:spacing w:line="288" w:lineRule="auto" w:after="120"/>
+        <w:spacing w:line="300" w:lineRule="auto" w:after="140"/>
         <w:jc w:val="both"/>
       </w:pPr>
       <w:r>
@@ -7105,7 +7140,7 @@
     </w:p>
     <w:p>
       <w:pPr>
-        <w:spacing w:line="288" w:lineRule="auto" w:after="120"/>
+        <w:spacing w:line="300" w:lineRule="auto" w:after="140"/>
         <w:jc w:val="both"/>
       </w:pPr>
       <w:r>
@@ -7126,7 +7161,7 @@
     </w:p>
     <w:p>
       <w:pPr>
-        <w:spacing w:before="80" w:after="240"/>
+        <w:spacing w:before="120" w:after="280"/>
         <w:jc w:val="center"/>
       </w:pPr>
       <w:r>
@@ -7140,9 +7175,14 @@
       </w:r>
     </w:p>
     <w:p>
+      <w:r>
+        <w:br w:type="page"/>
+      </w:r>
+    </w:p>
+    <w:p>
       <w:pPr>
         <w:keepNext/>
-        <w:spacing w:before="400" w:after="160"/>
+        <w:spacing w:before="440" w:after="160"/>
       </w:pPr>
       <w:r>
         <w:rPr>
@@ -7156,7 +7196,7 @@
     </w:p>
     <w:p>
       <w:pPr>
-        <w:spacing w:line="288" w:lineRule="auto" w:after="120"/>
+        <w:spacing w:line="300" w:lineRule="auto" w:after="140"/>
         <w:jc w:val="both"/>
       </w:pPr>
       <w:r>
@@ -7169,7 +7209,7 @@
     </w:p>
     <w:p>
       <w:pPr>
-        <w:spacing w:before="80" w:after="240"/>
+        <w:spacing w:before="120" w:after="280"/>
         <w:jc w:val="center"/>
       </w:pPr>
       <w:r>
@@ -7183,9 +7223,14 @@
       </w:r>
     </w:p>
     <w:p>
+      <w:r>
+        <w:br w:type="page"/>
+      </w:r>
+    </w:p>
+    <w:p>
       <w:pPr>
         <w:keepNext/>
-        <w:spacing w:before="400" w:after="160"/>
+        <w:spacing w:before="440" w:after="160"/>
       </w:pPr>
       <w:r>
         <w:rPr>
@@ -7199,7 +7244,7 @@
     </w:p>
     <w:p>
       <w:pPr>
-        <w:spacing w:line="288" w:lineRule="auto" w:after="120"/>
+        <w:spacing w:line="300" w:lineRule="auto" w:after="140"/>
         <w:jc w:val="both"/>
       </w:pPr>
       <w:r>
@@ -7218,7 +7263,7 @@
     <w:p>
       <w:pPr>
         <w:keepNext/>
-        <w:spacing w:before="400" w:after="160"/>
+        <w:spacing w:before="440" w:after="160"/>
       </w:pPr>
       <w:r>
         <w:rPr>
@@ -7232,7 +7277,7 @@
     </w:p>
     <w:p>
       <w:pPr>
-        <w:spacing w:line="288" w:lineRule="auto" w:after="120"/>
+        <w:spacing w:line="300" w:lineRule="auto" w:after="140"/>
         <w:jc w:val="both"/>
       </w:pPr>
       <w:r>
@@ -7244,9 +7289,14 @@
       </w:r>
     </w:p>
     <w:p>
+      <w:r>
+        <w:br w:type="page"/>
+      </w:r>
+    </w:p>
+    <w:p>
       <w:pPr>
         <w:keepNext/>
-        <w:spacing w:before="400" w:after="160"/>
+        <w:spacing w:before="440" w:after="160"/>
       </w:pPr>
       <w:r>
         <w:rPr>
@@ -7260,7 +7310,7 @@
     </w:p>
     <w:p>
       <w:pPr>
-        <w:spacing w:line="288" w:lineRule="auto" w:after="120"/>
+        <w:spacing w:line="300" w:lineRule="auto" w:after="140"/>
         <w:jc w:val="both"/>
       </w:pPr>
       <w:r>
@@ -7273,7 +7323,7 @@
     </w:p>
     <w:p>
       <w:pPr>
-        <w:spacing w:line="288" w:lineRule="auto" w:after="120"/>
+        <w:spacing w:line="300" w:lineRule="auto" w:after="140"/>
         <w:jc w:val="both"/>
       </w:pPr>
       <w:r>
@@ -7296,7 +7346,7 @@
     </w:p>
     <w:p>
       <w:pPr>
-        <w:spacing w:before="80" w:after="240"/>
+        <w:spacing w:before="120" w:after="280"/>
         <w:jc w:val="center"/>
       </w:pPr>
       <w:r>
@@ -7310,9 +7360,14 @@
       </w:r>
     </w:p>
     <w:p>
+      <w:r>
+        <w:br w:type="page"/>
+      </w:r>
+    </w:p>
+    <w:p>
       <w:pPr>
         <w:keepNext/>
-        <w:spacing w:before="400" w:after="160"/>
+        <w:spacing w:before="440" w:after="160"/>
       </w:pPr>
       <w:r>
         <w:rPr>
@@ -7326,7 +7381,7 @@
     </w:p>
     <w:p>
       <w:pPr>
-        <w:spacing w:line="288" w:lineRule="auto" w:after="120"/>
+        <w:spacing w:line="300" w:lineRule="auto" w:after="140"/>
         <w:jc w:val="both"/>
       </w:pPr>
       <w:r>
@@ -7339,7 +7394,7 @@
     </w:p>
     <w:p>
       <w:pPr>
-        <w:spacing w:line="288" w:lineRule="auto" w:after="120"/>
+        <w:spacing w:line="300" w:lineRule="auto" w:after="140"/>
         <w:jc w:val="both"/>
       </w:pPr>
       <w:r>
@@ -7356,7 +7411,7 @@
     </w:p>
     <w:p>
       <w:pPr>
-        <w:spacing w:before="80" w:after="240"/>
+        <w:spacing w:before="120" w:after="280"/>
         <w:jc w:val="center"/>
       </w:pPr>
       <w:r>
@@ -7377,7 +7432,7 @@
     <w:p>
       <w:pPr>
         <w:keepNext/>
-        <w:spacing w:before="400" w:after="160"/>
+        <w:spacing w:before="440" w:after="160"/>
       </w:pPr>
       <w:r>
         <w:rPr>
@@ -7391,7 +7446,7 @@
     </w:p>
     <w:p>
       <w:pPr>
-        <w:spacing w:line="288" w:lineRule="auto" w:after="120"/>
+        <w:spacing w:line="300" w:lineRule="auto" w:after="140"/>
         <w:jc w:val="both"/>
       </w:pPr>
       <w:r>
@@ -7404,7 +7459,7 @@
     </w:p>
     <w:p>
       <w:pPr>
-        <w:spacing w:before="80" w:after="240"/>
+        <w:spacing w:before="120" w:after="280"/>
         <w:jc w:val="center"/>
       </w:pPr>
       <w:r>
@@ -7418,9 +7473,14 @@
       </w:r>
     </w:p>
     <w:p>
+      <w:r>
+        <w:br w:type="page"/>
+      </w:r>
+    </w:p>
+    <w:p>
       <w:pPr>
         <w:keepNext/>
-        <w:spacing w:before="400" w:after="160"/>
+        <w:spacing w:before="440" w:after="160"/>
       </w:pPr>
       <w:r>
         <w:rPr>
@@ -7434,7 +7494,7 @@
     </w:p>
     <w:p>
       <w:pPr>
-        <w:spacing w:line="288" w:lineRule="auto" w:after="120"/>
+        <w:spacing w:line="300" w:lineRule="auto" w:after="140"/>
         <w:jc w:val="both"/>
       </w:pPr>
       <w:r>
@@ -7460,15 +7520,15 @@
             <w:tcW w:type="dxa" w:w="9029"/>
             <w:shd w:fill="F4F6F9"/>
             <w:tcMar>
-              <w:top w:w="120" w:type="dxa"/>
-              <w:bottom w:w="120" w:type="dxa"/>
-              <w:left w:w="160" w:type="dxa"/>
-              <w:right w:w="160" w:type="dxa"/>
+              <w:top w:w="140" w:type="dxa"/>
+              <w:bottom w:w="140" w:type="dxa"/>
+              <w:left w:w="180" w:type="dxa"/>
+              <w:right w:w="180" w:type="dxa"/>
             </w:tcMar>
           </w:tcPr>
           <w:p>
             <w:pPr>
-              <w:spacing w:line="252" w:lineRule="auto" w:after="0"/>
+              <w:spacing w:line="264" w:lineRule="auto" w:after="0"/>
               <w:jc w:val="left"/>
             </w:pPr>
             <w:r>
@@ -7493,12 +7553,12 @@
     </w:tbl>
     <w:p>
       <w:pPr>
-        <w:spacing w:after="120"/>
+        <w:spacing w:after="140"/>
       </w:pPr>
     </w:p>
     <w:p>
       <w:pPr>
-        <w:spacing w:before="80" w:after="240"/>
+        <w:spacing w:before="120" w:after="280"/>
         <w:jc w:val="center"/>
       </w:pPr>
       <w:r>
@@ -7519,7 +7579,7 @@
     <w:p>
       <w:pPr>
         <w:keepNext/>
-        <w:spacing w:before="400" w:after="160"/>
+        <w:spacing w:before="440" w:after="160"/>
       </w:pPr>
       <w:r>
         <w:rPr>
@@ -7533,7 +7593,7 @@
     </w:p>
     <w:p>
       <w:pPr>
-        <w:spacing w:line="288" w:lineRule="auto" w:after="120"/>
+        <w:spacing w:line="300" w:lineRule="auto" w:after="140"/>
         <w:jc w:val="both"/>
       </w:pPr>
       <w:r>
@@ -7561,10 +7621,10 @@
             <w:tcW w:type="dxa" w:w="3010"/>
             <w:shd w:fill="003366"/>
             <w:tcMar>
-              <w:top w:w="120" w:type="dxa"/>
-              <w:bottom w:w="120" w:type="dxa"/>
-              <w:left w:w="140" w:type="dxa"/>
-              <w:right w:w="140" w:type="dxa"/>
+              <w:top w:w="140" w:type="dxa"/>
+              <w:bottom w:w="140" w:type="dxa"/>
+              <w:left w:w="160" w:type="dxa"/>
+              <w:right w:w="160" w:type="dxa"/>
             </w:tcMar>
           </w:tcPr>
           <w:p>
@@ -7588,10 +7648,10 @@
             <w:tcW w:type="dxa" w:w="3010"/>
             <w:shd w:fill="003366"/>
             <w:tcMar>
-              <w:top w:w="120" w:type="dxa"/>
-              <w:bottom w:w="120" w:type="dxa"/>
-              <w:left w:w="140" w:type="dxa"/>
-              <w:right w:w="140" w:type="dxa"/>
+              <w:top w:w="140" w:type="dxa"/>
+              <w:bottom w:w="140" w:type="dxa"/>
+              <w:left w:w="160" w:type="dxa"/>
+              <w:right w:w="160" w:type="dxa"/>
             </w:tcMar>
           </w:tcPr>
           <w:p>
@@ -7615,10 +7675,10 @@
             <w:tcW w:type="dxa" w:w="3010"/>
             <w:shd w:fill="003366"/>
             <w:tcMar>
-              <w:top w:w="120" w:type="dxa"/>
-              <w:bottom w:w="120" w:type="dxa"/>
-              <w:left w:w="140" w:type="dxa"/>
-              <w:right w:w="140" w:type="dxa"/>
+              <w:top w:w="140" w:type="dxa"/>
+              <w:bottom w:w="140" w:type="dxa"/>
+              <w:left w:w="160" w:type="dxa"/>
+              <w:right w:w="160" w:type="dxa"/>
             </w:tcMar>
           </w:tcPr>
           <w:p>
@@ -7644,10 +7704,10 @@
             <w:tcW w:type="dxa" w:w="3010"/>
             <w:shd w:fill="FFFFFF"/>
             <w:tcMar>
-              <w:top w:w="100" w:type="dxa"/>
-              <w:bottom w:w="100" w:type="dxa"/>
-              <w:left w:w="140" w:type="dxa"/>
-              <w:right w:w="140" w:type="dxa"/>
+              <w:top w:w="120" w:type="dxa"/>
+              <w:bottom w:w="120" w:type="dxa"/>
+              <w:left w:w="160" w:type="dxa"/>
+              <w:right w:w="160" w:type="dxa"/>
             </w:tcMar>
           </w:tcPr>
           <w:p>
@@ -7670,10 +7730,10 @@
             <w:tcW w:type="dxa" w:w="3010"/>
             <w:shd w:fill="FFFFFF"/>
             <w:tcMar>
-              <w:top w:w="100" w:type="dxa"/>
-              <w:bottom w:w="100" w:type="dxa"/>
-              <w:left w:w="140" w:type="dxa"/>
-              <w:right w:w="140" w:type="dxa"/>
+              <w:top w:w="120" w:type="dxa"/>
+              <w:bottom w:w="120" w:type="dxa"/>
+              <w:left w:w="160" w:type="dxa"/>
+              <w:right w:w="160" w:type="dxa"/>
             </w:tcMar>
           </w:tcPr>
           <w:p>
@@ -7696,10 +7756,10 @@
             <w:tcW w:type="dxa" w:w="3010"/>
             <w:shd w:fill="FFFFFF"/>
             <w:tcMar>
-              <w:top w:w="100" w:type="dxa"/>
-              <w:bottom w:w="100" w:type="dxa"/>
-              <w:left w:w="140" w:type="dxa"/>
-              <w:right w:w="140" w:type="dxa"/>
+              <w:top w:w="120" w:type="dxa"/>
+              <w:bottom w:w="120" w:type="dxa"/>
+              <w:left w:w="160" w:type="dxa"/>
+              <w:right w:w="160" w:type="dxa"/>
             </w:tcMar>
           </w:tcPr>
           <w:p>
@@ -7724,10 +7784,10 @@
             <w:tcW w:type="dxa" w:w="3010"/>
             <w:shd w:fill="F9FAFC"/>
             <w:tcMar>
-              <w:top w:w="100" w:type="dxa"/>
-              <w:bottom w:w="100" w:type="dxa"/>
-              <w:left w:w="140" w:type="dxa"/>
-              <w:right w:w="140" w:type="dxa"/>
+              <w:top w:w="120" w:type="dxa"/>
+              <w:bottom w:w="120" w:type="dxa"/>
+              <w:left w:w="160" w:type="dxa"/>
+              <w:right w:w="160" w:type="dxa"/>
             </w:tcMar>
           </w:tcPr>
           <w:p>
@@ -7750,10 +7810,10 @@
             <w:tcW w:type="dxa" w:w="3010"/>
             <w:shd w:fill="F9FAFC"/>
             <w:tcMar>
-              <w:top w:w="100" w:type="dxa"/>
-              <w:bottom w:w="100" w:type="dxa"/>
-              <w:left w:w="140" w:type="dxa"/>
-              <w:right w:w="140" w:type="dxa"/>
+              <w:top w:w="120" w:type="dxa"/>
+              <w:bottom w:w="120" w:type="dxa"/>
+              <w:left w:w="160" w:type="dxa"/>
+              <w:right w:w="160" w:type="dxa"/>
             </w:tcMar>
           </w:tcPr>
           <w:p>
@@ -7776,10 +7836,10 @@
             <w:tcW w:type="dxa" w:w="3010"/>
             <w:shd w:fill="F9FAFC"/>
             <w:tcMar>
-              <w:top w:w="100" w:type="dxa"/>
-              <w:bottom w:w="100" w:type="dxa"/>
-              <w:left w:w="140" w:type="dxa"/>
-              <w:right w:w="140" w:type="dxa"/>
+              <w:top w:w="120" w:type="dxa"/>
+              <w:bottom w:w="120" w:type="dxa"/>
+              <w:left w:w="160" w:type="dxa"/>
+              <w:right w:w="160" w:type="dxa"/>
             </w:tcMar>
           </w:tcPr>
           <w:p>
@@ -7804,10 +7864,10 @@
             <w:tcW w:type="dxa" w:w="3010"/>
             <w:shd w:fill="FFFFFF"/>
             <w:tcMar>
-              <w:top w:w="100" w:type="dxa"/>
-              <w:bottom w:w="100" w:type="dxa"/>
-              <w:left w:w="140" w:type="dxa"/>
-              <w:right w:w="140" w:type="dxa"/>
+              <w:top w:w="120" w:type="dxa"/>
+              <w:bottom w:w="120" w:type="dxa"/>
+              <w:left w:w="160" w:type="dxa"/>
+              <w:right w:w="160" w:type="dxa"/>
             </w:tcMar>
           </w:tcPr>
           <w:p>
@@ -7830,10 +7890,10 @@
             <w:tcW w:type="dxa" w:w="3010"/>
             <w:shd w:fill="FFFFFF"/>
             <w:tcMar>
-              <w:top w:w="100" w:type="dxa"/>
-              <w:bottom w:w="100" w:type="dxa"/>
-              <w:left w:w="140" w:type="dxa"/>
-              <w:right w:w="140" w:type="dxa"/>
+              <w:top w:w="120" w:type="dxa"/>
+              <w:bottom w:w="120" w:type="dxa"/>
+              <w:left w:w="160" w:type="dxa"/>
+              <w:right w:w="160" w:type="dxa"/>
             </w:tcMar>
           </w:tcPr>
           <w:p>
@@ -7856,10 +7916,10 @@
             <w:tcW w:type="dxa" w:w="3010"/>
             <w:shd w:fill="FFFFFF"/>
             <w:tcMar>
-              <w:top w:w="100" w:type="dxa"/>
-              <w:bottom w:w="100" w:type="dxa"/>
-              <w:left w:w="140" w:type="dxa"/>
-              <w:right w:w="140" w:type="dxa"/>
+              <w:top w:w="120" w:type="dxa"/>
+              <w:bottom w:w="120" w:type="dxa"/>
+              <w:left w:w="160" w:type="dxa"/>
+              <w:right w:w="160" w:type="dxa"/>
             </w:tcMar>
           </w:tcPr>
           <w:p>
@@ -7884,10 +7944,10 @@
             <w:tcW w:type="dxa" w:w="3010"/>
             <w:shd w:fill="F9FAFC"/>
             <w:tcMar>
-              <w:top w:w="100" w:type="dxa"/>
-              <w:bottom w:w="100" w:type="dxa"/>
-              <w:left w:w="140" w:type="dxa"/>
-              <w:right w:w="140" w:type="dxa"/>
+              <w:top w:w="120" w:type="dxa"/>
+              <w:bottom w:w="120" w:type="dxa"/>
+              <w:left w:w="160" w:type="dxa"/>
+              <w:right w:w="160" w:type="dxa"/>
             </w:tcMar>
           </w:tcPr>
           <w:p>
@@ -7910,10 +7970,10 @@
             <w:tcW w:type="dxa" w:w="3010"/>
             <w:shd w:fill="F9FAFC"/>
             <w:tcMar>
-              <w:top w:w="100" w:type="dxa"/>
-              <w:bottom w:w="100" w:type="dxa"/>
-              <w:left w:w="140" w:type="dxa"/>
-              <w:right w:w="140" w:type="dxa"/>
+              <w:top w:w="120" w:type="dxa"/>
+              <w:bottom w:w="120" w:type="dxa"/>
+              <w:left w:w="160" w:type="dxa"/>
+              <w:right w:w="160" w:type="dxa"/>
             </w:tcMar>
           </w:tcPr>
           <w:p>
@@ -7936,10 +7996,10 @@
             <w:tcW w:type="dxa" w:w="3010"/>
             <w:shd w:fill="F9FAFC"/>
             <w:tcMar>
-              <w:top w:w="100" w:type="dxa"/>
-              <w:bottom w:w="100" w:type="dxa"/>
-              <w:left w:w="140" w:type="dxa"/>
-              <w:right w:w="140" w:type="dxa"/>
+              <w:top w:w="120" w:type="dxa"/>
+              <w:bottom w:w="120" w:type="dxa"/>
+              <w:left w:w="160" w:type="dxa"/>
+              <w:right w:w="160" w:type="dxa"/>
             </w:tcMar>
           </w:tcPr>
           <w:p>
@@ -7964,10 +8024,10 @@
             <w:tcW w:type="dxa" w:w="3010"/>
             <w:shd w:fill="FFFFFF"/>
             <w:tcMar>
-              <w:top w:w="100" w:type="dxa"/>
-              <w:bottom w:w="100" w:type="dxa"/>
-              <w:left w:w="140" w:type="dxa"/>
-              <w:right w:w="140" w:type="dxa"/>
+              <w:top w:w="120" w:type="dxa"/>
+              <w:bottom w:w="120" w:type="dxa"/>
+              <w:left w:w="160" w:type="dxa"/>
+              <w:right w:w="160" w:type="dxa"/>
             </w:tcMar>
           </w:tcPr>
           <w:p>
@@ -7990,10 +8050,10 @@
             <w:tcW w:type="dxa" w:w="3010"/>
             <w:shd w:fill="FFFFFF"/>
             <w:tcMar>
-              <w:top w:w="100" w:type="dxa"/>
-              <w:bottom w:w="100" w:type="dxa"/>
-              <w:left w:w="140" w:type="dxa"/>
-              <w:right w:w="140" w:type="dxa"/>
+              <w:top w:w="120" w:type="dxa"/>
+              <w:bottom w:w="120" w:type="dxa"/>
+              <w:left w:w="160" w:type="dxa"/>
+              <w:right w:w="160" w:type="dxa"/>
             </w:tcMar>
           </w:tcPr>
           <w:p>
@@ -8016,10 +8076,10 @@
             <w:tcW w:type="dxa" w:w="3010"/>
             <w:shd w:fill="FFFFFF"/>
             <w:tcMar>
-              <w:top w:w="100" w:type="dxa"/>
-              <w:bottom w:w="100" w:type="dxa"/>
-              <w:left w:w="140" w:type="dxa"/>
-              <w:right w:w="140" w:type="dxa"/>
+              <w:top w:w="120" w:type="dxa"/>
+              <w:bottom w:w="120" w:type="dxa"/>
+              <w:left w:w="160" w:type="dxa"/>
+              <w:right w:w="160" w:type="dxa"/>
             </w:tcMar>
           </w:tcPr>
           <w:p>
@@ -8044,10 +8104,10 @@
             <w:tcW w:type="dxa" w:w="3010"/>
             <w:shd w:fill="F9FAFC"/>
             <w:tcMar>
-              <w:top w:w="100" w:type="dxa"/>
-              <w:bottom w:w="100" w:type="dxa"/>
-              <w:left w:w="140" w:type="dxa"/>
-              <w:right w:w="140" w:type="dxa"/>
+              <w:top w:w="120" w:type="dxa"/>
+              <w:bottom w:w="120" w:type="dxa"/>
+              <w:left w:w="160" w:type="dxa"/>
+              <w:right w:w="160" w:type="dxa"/>
             </w:tcMar>
           </w:tcPr>
           <w:p>
@@ -8070,10 +8130,10 @@
             <w:tcW w:type="dxa" w:w="3010"/>
             <w:shd w:fill="F9FAFC"/>
             <w:tcMar>
-              <w:top w:w="100" w:type="dxa"/>
-              <w:bottom w:w="100" w:type="dxa"/>
-              <w:left w:w="140" w:type="dxa"/>
-              <w:right w:w="140" w:type="dxa"/>
+              <w:top w:w="120" w:type="dxa"/>
+              <w:bottom w:w="120" w:type="dxa"/>
+              <w:left w:w="160" w:type="dxa"/>
+              <w:right w:w="160" w:type="dxa"/>
             </w:tcMar>
           </w:tcPr>
           <w:p>
@@ -8096,10 +8156,10 @@
             <w:tcW w:type="dxa" w:w="3010"/>
             <w:shd w:fill="F9FAFC"/>
             <w:tcMar>
-              <w:top w:w="100" w:type="dxa"/>
-              <w:bottom w:w="100" w:type="dxa"/>
-              <w:left w:w="140" w:type="dxa"/>
-              <w:right w:w="140" w:type="dxa"/>
+              <w:top w:w="120" w:type="dxa"/>
+              <w:bottom w:w="120" w:type="dxa"/>
+              <w:left w:w="160" w:type="dxa"/>
+              <w:right w:w="160" w:type="dxa"/>
             </w:tcMar>
           </w:tcPr>
           <w:p>
@@ -8121,12 +8181,12 @@
     </w:tbl>
     <w:p>
       <w:pPr>
-        <w:spacing w:after="120"/>
+        <w:spacing w:after="140"/>
       </w:pPr>
     </w:p>
     <w:p>
       <w:pPr>
-        <w:spacing w:before="80" w:after="240"/>
+        <w:spacing w:before="120" w:after="280"/>
         <w:jc w:val="center"/>
       </w:pPr>
       <w:r>
@@ -8147,7 +8207,7 @@
     <w:p>
       <w:pPr>
         <w:keepNext/>
-        <w:spacing w:before="400" w:after="160"/>
+        <w:spacing w:before="440" w:after="160"/>
       </w:pPr>
       <w:r>
         <w:rPr>
@@ -8161,7 +8221,7 @@
     </w:p>
     <w:p>
       <w:pPr>
-        <w:spacing w:line="288" w:lineRule="auto" w:after="120"/>
+        <w:spacing w:line="300" w:lineRule="auto" w:after="140"/>
         <w:jc w:val="both"/>
       </w:pPr>
       <w:r>
@@ -8174,7 +8234,7 @@
     </w:p>
     <w:p>
       <w:pPr>
-        <w:spacing w:before="80" w:after="240"/>
+        <w:spacing w:before="120" w:after="280"/>
         <w:jc w:val="center"/>
       </w:pPr>
       <w:r>
@@ -8188,9 +8248,14 @@
       </w:r>
     </w:p>
     <w:p>
+      <w:r>
+        <w:br w:type="page"/>
+      </w:r>
+    </w:p>
+    <w:p>
       <w:pPr>
         <w:keepNext/>
-        <w:spacing w:before="400" w:after="160"/>
+        <w:spacing w:before="440" w:after="160"/>
       </w:pPr>
       <w:r>
         <w:rPr>
@@ -8204,7 +8269,7 @@
     </w:p>
     <w:p>
       <w:pPr>
-        <w:spacing w:line="288" w:lineRule="auto" w:after="120"/>
+        <w:spacing w:line="300" w:lineRule="auto" w:after="140"/>
         <w:jc w:val="both"/>
       </w:pPr>
       <w:r>
@@ -8217,7 +8282,7 @@
     </w:p>
     <w:p>
       <w:pPr>
-        <w:spacing w:line="288" w:lineRule="auto" w:after="120"/>
+        <w:spacing w:line="300" w:lineRule="auto" w:after="140"/>
         <w:jc w:val="both"/>
       </w:pPr>
       <w:r>
@@ -8232,7 +8297,7 @@
     </w:p>
     <w:p>
       <w:pPr>
-        <w:spacing w:before="80" w:after="240"/>
+        <w:spacing w:before="120" w:after="280"/>
         <w:jc w:val="center"/>
       </w:pPr>
       <w:r>
@@ -8246,9 +8311,14 @@
       </w:r>
     </w:p>
     <w:p>
+      <w:r>
+        <w:br w:type="page"/>
+      </w:r>
+    </w:p>
+    <w:p>
       <w:pPr>
         <w:keepNext/>
-        <w:spacing w:before="400" w:after="160"/>
+        <w:spacing w:before="440" w:after="160"/>
       </w:pPr>
       <w:r>
         <w:rPr>
@@ -8262,7 +8332,7 @@
     </w:p>
     <w:p>
       <w:pPr>
-        <w:spacing w:line="288" w:lineRule="auto" w:after="120"/>
+        <w:spacing w:line="300" w:lineRule="auto" w:after="140"/>
         <w:jc w:val="both"/>
       </w:pPr>
       <w:r>
@@ -8275,7 +8345,7 @@
     </w:p>
     <w:p>
       <w:pPr>
-        <w:spacing w:before="80" w:after="240"/>
+        <w:spacing w:before="120" w:after="280"/>
         <w:jc w:val="center"/>
       </w:pPr>
       <w:r>
@@ -8296,7 +8366,7 @@
     <w:p>
       <w:pPr>
         <w:keepNext/>
-        <w:spacing w:before="400" w:after="160"/>
+        <w:spacing w:before="440" w:after="160"/>
       </w:pPr>
       <w:r>
         <w:rPr>
@@ -8310,7 +8380,7 @@
     </w:p>
     <w:p>
       <w:pPr>
-        <w:spacing w:line="288" w:lineRule="auto" w:after="120"/>
+        <w:spacing w:line="300" w:lineRule="auto" w:after="140"/>
         <w:jc w:val="both"/>
       </w:pPr>
       <w:r>
@@ -8323,7 +8393,7 @@
     </w:p>
     <w:p>
       <w:pPr>
-        <w:spacing w:line="288" w:lineRule="auto" w:after="120"/>
+        <w:spacing w:line="300" w:lineRule="auto" w:after="140"/>
         <w:jc w:val="both"/>
       </w:pPr>
       <w:r>
@@ -8340,7 +8410,7 @@
     </w:p>
     <w:p>
       <w:pPr>
-        <w:spacing w:before="80" w:after="240"/>
+        <w:spacing w:before="120" w:after="280"/>
         <w:jc w:val="center"/>
       </w:pPr>
       <w:r>
@@ -8354,9 +8424,14 @@
       </w:r>
     </w:p>
     <w:p>
+      <w:r>
+        <w:br w:type="page"/>
+      </w:r>
+    </w:p>
+    <w:p>
       <w:pPr>
         <w:keepNext/>
-        <w:spacing w:before="400" w:after="160"/>
+        <w:spacing w:before="440" w:after="160"/>
       </w:pPr>
       <w:r>
         <w:rPr>
@@ -8370,7 +8445,7 @@
     </w:p>
     <w:p>
       <w:pPr>
-        <w:spacing w:line="288" w:lineRule="auto" w:after="120"/>
+        <w:spacing w:line="300" w:lineRule="auto" w:after="140"/>
         <w:jc w:val="both"/>
       </w:pPr>
       <w:r>
@@ -8383,7 +8458,7 @@
     </w:p>
     <w:p>
       <w:pPr>
-        <w:spacing w:line="288" w:lineRule="auto" w:after="120"/>
+        <w:spacing w:line="300" w:lineRule="auto" w:after="140"/>
         <w:jc w:val="both"/>
       </w:pPr>
       <w:r>
@@ -8398,7 +8473,7 @@
     </w:p>
     <w:p>
       <w:pPr>
-        <w:spacing w:before="80" w:after="240"/>
+        <w:spacing w:before="120" w:after="280"/>
         <w:jc w:val="center"/>
       </w:pPr>
       <w:r>
@@ -8412,9 +8487,14 @@
       </w:r>
     </w:p>
     <w:p>
+      <w:r>
+        <w:br w:type="page"/>
+      </w:r>
+    </w:p>
+    <w:p>
       <w:pPr>
         <w:keepNext/>
-        <w:spacing w:before="400" w:after="160"/>
+        <w:spacing w:before="440" w:after="160"/>
       </w:pPr>
       <w:r>
         <w:rPr>
@@ -8428,7 +8508,7 @@
     </w:p>
     <w:p>
       <w:pPr>
-        <w:spacing w:line="288" w:lineRule="auto" w:after="120"/>
+        <w:spacing w:line="300" w:lineRule="auto" w:after="140"/>
         <w:jc w:val="both"/>
       </w:pPr>
       <w:r>
@@ -8447,7 +8527,7 @@
     <w:p>
       <w:pPr>
         <w:keepNext/>
-        <w:spacing w:before="400" w:after="160"/>
+        <w:spacing w:before="440" w:after="160"/>
       </w:pPr>
       <w:r>
         <w:rPr>
@@ -8461,7 +8541,7 @@
     </w:p>
     <w:p>
       <w:pPr>
-        <w:spacing w:line="288" w:lineRule="auto" w:after="120"/>
+        <w:spacing w:line="300" w:lineRule="auto" w:after="140"/>
         <w:jc w:val="both"/>
       </w:pPr>
       <w:r>
@@ -8473,9 +8553,14 @@
       </w:r>
     </w:p>
     <w:p>
+      <w:r>
+        <w:br w:type="page"/>
+      </w:r>
+    </w:p>
+    <w:p>
       <w:pPr>
         <w:keepNext/>
-        <w:spacing w:before="400" w:after="160"/>
+        <w:spacing w:before="440" w:after="160"/>
       </w:pPr>
       <w:r>
         <w:rPr>
@@ -8489,7 +8574,7 @@
     </w:p>
     <w:p>
       <w:pPr>
-        <w:spacing w:line="288" w:lineRule="auto" w:after="120"/>
+        <w:spacing w:line="300" w:lineRule="auto" w:after="140"/>
         <w:jc w:val="both"/>
       </w:pPr>
       <w:r>
@@ -8508,7 +8593,7 @@
     <w:p>
       <w:pPr>
         <w:keepNext/>
-        <w:spacing w:before="400" w:after="160"/>
+        <w:spacing w:before="440" w:after="160"/>
       </w:pPr>
       <w:r>
         <w:rPr>
@@ -8522,7 +8607,7 @@
     </w:p>
     <w:p>
       <w:pPr>
-        <w:spacing w:line="288" w:lineRule="auto" w:after="120"/>
+        <w:spacing w:line="300" w:lineRule="auto" w:after="140"/>
         <w:jc w:val="both"/>
       </w:pPr>
       <w:r>
@@ -8534,9 +8619,14 @@
       </w:r>
     </w:p>
     <w:p>
+      <w:r>
+        <w:br w:type="page"/>
+      </w:r>
+    </w:p>
+    <w:p>
       <w:pPr>
         <w:keepNext/>
-        <w:spacing w:before="400" w:after="160"/>
+        <w:spacing w:before="440" w:after="160"/>
       </w:pPr>
       <w:r>
         <w:rPr>
@@ -8550,7 +8640,7 @@
     </w:p>
     <w:p>
       <w:pPr>
-        <w:spacing w:line="288" w:lineRule="auto" w:after="120"/>
+        <w:spacing w:line="300" w:lineRule="auto" w:after="140"/>
         <w:jc w:val="both"/>
       </w:pPr>
       <w:r>
@@ -8563,7 +8653,7 @@
     </w:p>
     <w:p>
       <w:pPr>
-        <w:spacing w:line="288" w:lineRule="auto" w:after="120"/>
+        <w:spacing w:line="300" w:lineRule="auto" w:after="140"/>
         <w:jc w:val="both"/>
       </w:pPr>
       <w:r>
@@ -8579,9 +8669,14 @@
       </w:r>
     </w:p>
     <w:p>
+      <w:r>
+        <w:br w:type="page"/>
+      </w:r>
+    </w:p>
+    <w:p>
       <w:pPr>
         <w:keepNext/>
-        <w:spacing w:before="400" w:after="160"/>
+        <w:spacing w:before="440" w:after="160"/>
       </w:pPr>
       <w:r>
         <w:rPr>
@@ -8595,7 +8690,7 @@
     </w:p>
     <w:p>
       <w:pPr>
-        <w:spacing w:line="288" w:lineRule="auto" w:after="120"/>
+        <w:spacing w:line="300" w:lineRule="auto" w:after="140"/>
         <w:jc w:val="both"/>
       </w:pPr>
       <w:r>
@@ -8608,7 +8703,7 @@
     </w:p>
     <w:p>
       <w:pPr>
-        <w:spacing w:line="288" w:lineRule="auto" w:after="120"/>
+        <w:spacing w:line="300" w:lineRule="auto" w:after="140"/>
         <w:jc w:val="both"/>
       </w:pPr>
       <w:r>
@@ -8631,7 +8726,7 @@
     <w:p>
       <w:pPr>
         <w:keepNext/>
-        <w:spacing w:before="400" w:after="160"/>
+        <w:spacing w:before="440" w:after="160"/>
       </w:pPr>
       <w:r>
         <w:rPr>
@@ -8645,7 +8740,7 @@
     </w:p>
     <w:p>
       <w:pPr>
-        <w:spacing w:line="288" w:lineRule="auto" w:after="120"/>
+        <w:spacing w:line="300" w:lineRule="auto" w:after="140"/>
         <w:jc w:val="both"/>
       </w:pPr>
       <w:r>
@@ -8657,9 +8752,14 @@
       </w:r>
     </w:p>
     <w:p>
+      <w:r>
+        <w:br w:type="page"/>
+      </w:r>
+    </w:p>
+    <w:p>
       <w:pPr>
         <w:keepNext/>
-        <w:spacing w:before="400" w:after="160"/>
+        <w:spacing w:before="440" w:after="160"/>
       </w:pPr>
       <w:r>
         <w:rPr>
@@ -8673,7 +8773,7 @@
     </w:p>
     <w:p>
       <w:pPr>
-        <w:spacing w:line="288" w:lineRule="auto" w:after="120"/>
+        <w:spacing w:line="300" w:lineRule="auto" w:after="140"/>
         <w:jc w:val="both"/>
       </w:pPr>
       <w:r>
@@ -8699,15 +8799,15 @@
             <w:tcW w:type="dxa" w:w="9029"/>
             <w:shd w:fill="F4F6F9"/>
             <w:tcMar>
-              <w:top w:w="120" w:type="dxa"/>
-              <w:bottom w:w="120" w:type="dxa"/>
-              <w:left w:w="160" w:type="dxa"/>
-              <w:right w:w="160" w:type="dxa"/>
+              <w:top w:w="140" w:type="dxa"/>
+              <w:bottom w:w="140" w:type="dxa"/>
+              <w:left w:w="180" w:type="dxa"/>
+              <w:right w:w="180" w:type="dxa"/>
             </w:tcMar>
           </w:tcPr>
           <w:p>
             <w:pPr>
-              <w:spacing w:line="252" w:lineRule="auto" w:after="0"/>
+              <w:spacing w:line="264" w:lineRule="auto" w:after="0"/>
               <w:jc w:val="left"/>
             </w:pPr>
             <w:r>
@@ -8746,7 +8846,7 @@
     </w:tbl>
     <w:p>
       <w:pPr>
-        <w:spacing w:after="120"/>
+        <w:spacing w:after="140"/>
       </w:pPr>
     </w:p>
     <w:p>
@@ -8757,7 +8857,7 @@
     <w:p>
       <w:pPr>
         <w:keepNext/>
-        <w:spacing w:before="400" w:after="160"/>
+        <w:spacing w:before="440" w:after="160"/>
       </w:pPr>
       <w:r>
         <w:rPr>
@@ -8771,7 +8871,7 @@
     </w:p>
     <w:p>
       <w:pPr>
-        <w:spacing w:line="288" w:lineRule="auto" w:after="120"/>
+        <w:spacing w:line="300" w:lineRule="auto" w:after="140"/>
         <w:jc w:val="both"/>
       </w:pPr>
       <w:r>
@@ -8784,7 +8884,7 @@
     </w:p>
     <w:p>
       <w:pPr>
-        <w:spacing w:line="288" w:lineRule="auto" w:after="120"/>
+        <w:spacing w:line="300" w:lineRule="auto" w:after="140"/>
         <w:jc w:val="both"/>
       </w:pPr>
       <w:r>
@@ -8800,9 +8900,14 @@
       </w:r>
     </w:p>
     <w:p>
+      <w:r>
+        <w:br w:type="page"/>
+      </w:r>
+    </w:p>
+    <w:p>
       <w:pPr>
         <w:keepNext/>
-        <w:spacing w:before="400" w:after="160"/>
+        <w:spacing w:before="440" w:after="160"/>
       </w:pPr>
       <w:r>
         <w:rPr>
@@ -8816,7 +8921,7 @@
     </w:p>
     <w:p>
       <w:pPr>
-        <w:spacing w:line="288" w:lineRule="auto" w:after="120"/>
+        <w:spacing w:line="300" w:lineRule="auto" w:after="140"/>
         <w:jc w:val="both"/>
       </w:pPr>
       <w:r>
@@ -8832,9 +8937,14 @@
       </w:r>
     </w:p>
     <w:p>
+      <w:r>
+        <w:br w:type="page"/>
+      </w:r>
+    </w:p>
+    <w:p>
       <w:pPr>
         <w:keepNext/>
-        <w:spacing w:before="400" w:after="160"/>
+        <w:spacing w:before="440" w:after="160"/>
       </w:pPr>
       <w:r>
         <w:rPr>
@@ -8848,7 +8958,7 @@
     </w:p>
     <w:p>
       <w:pPr>
-        <w:spacing w:line="288" w:lineRule="auto" w:after="120"/>
+        <w:spacing w:line="300" w:lineRule="auto" w:after="140"/>
         <w:jc w:val="both"/>
       </w:pPr>
       <w:r>
@@ -8860,9 +8970,14 @@
       </w:r>
     </w:p>
     <w:p>
+      <w:r>
+        <w:br w:type="page"/>
+      </w:r>
+    </w:p>
+    <w:p>
       <w:pPr>
         <w:keepNext/>
-        <w:spacing w:before="400" w:after="160"/>
+        <w:spacing w:before="440" w:after="160"/>
       </w:pPr>
       <w:r>
         <w:rPr>
@@ -8876,7 +8991,7 @@
     </w:p>
     <w:p>
       <w:pPr>
-        <w:spacing w:line="288" w:lineRule="auto" w:after="120"/>
+        <w:spacing w:line="300" w:lineRule="auto" w:after="140"/>
         <w:jc w:val="both"/>
       </w:pPr>
       <w:r>
@@ -8890,9 +9005,14 @@
       </w:r>
     </w:p>
     <w:p>
+      <w:r>
+        <w:br w:type="page"/>
+      </w:r>
+    </w:p>
+    <w:p>
       <w:pPr>
         <w:keepNext/>
-        <w:spacing w:before="400" w:after="160"/>
+        <w:spacing w:before="440" w:after="160"/>
       </w:pPr>
       <w:r>
         <w:rPr>
@@ -8906,7 +9026,7 @@
     </w:p>
     <w:p>
       <w:pPr>
-        <w:spacing w:line="288" w:lineRule="auto" w:after="120"/>
+        <w:spacing w:line="300" w:lineRule="auto" w:after="140"/>
         <w:jc w:val="both"/>
       </w:pPr>
       <w:r>
@@ -8918,9 +9038,14 @@
       </w:r>
     </w:p>
     <w:p>
+      <w:r>
+        <w:br w:type="page"/>
+      </w:r>
+    </w:p>
+    <w:p>
       <w:pPr>
         <w:keepNext/>
-        <w:spacing w:before="400" w:after="160"/>
+        <w:spacing w:before="440" w:after="160"/>
       </w:pPr>
       <w:r>
         <w:rPr>
@@ -8934,7 +9059,7 @@
     </w:p>
     <w:p>
       <w:pPr>
-        <w:spacing w:line="288" w:lineRule="auto" w:after="120"/>
+        <w:spacing w:line="300" w:lineRule="auto" w:after="140"/>
         <w:jc w:val="both"/>
       </w:pPr>
       <w:r>
@@ -8953,7 +9078,7 @@
     <w:p>
       <w:pPr>
         <w:keepNext/>
-        <w:spacing w:before="400" w:after="160"/>
+        <w:spacing w:before="440" w:after="160"/>
       </w:pPr>
       <w:r>
         <w:rPr>
@@ -8968,7 +9093,7 @@
     <w:p>
       <w:pPr>
         <w:pStyle w:val="ListBullet"/>
-        <w:spacing w:line="288" w:lineRule="auto" w:after="80"/>
+        <w:spacing w:line="300" w:lineRule="auto" w:after="100"/>
         <w:jc w:val="left"/>
       </w:pPr>
       <w:r>
@@ -8982,7 +9107,7 @@
     <w:p>
       <w:pPr>
         <w:pStyle w:val="ListBullet"/>
-        <w:spacing w:line="288" w:lineRule="auto" w:after="80"/>
+        <w:spacing w:line="300" w:lineRule="auto" w:after="100"/>
         <w:jc w:val="left"/>
       </w:pPr>
       <w:r>
@@ -8996,7 +9121,7 @@
     <w:p>
       <w:pPr>
         <w:pStyle w:val="ListBullet"/>
-        <w:spacing w:line="288" w:lineRule="auto" w:after="80"/>
+        <w:spacing w:line="300" w:lineRule="auto" w:after="100"/>
         <w:jc w:val="left"/>
       </w:pPr>
       <w:r>
@@ -9010,7 +9135,7 @@
     <w:p>
       <w:pPr>
         <w:pStyle w:val="ListBullet"/>
-        <w:spacing w:line="288" w:lineRule="auto" w:after="80"/>
+        <w:spacing w:line="300" w:lineRule="auto" w:after="100"/>
         <w:jc w:val="left"/>
       </w:pPr>
       <w:r>
@@ -9024,7 +9149,7 @@
     <w:p>
       <w:pPr>
         <w:pStyle w:val="ListBullet"/>
-        <w:spacing w:line="288" w:lineRule="auto" w:after="80"/>
+        <w:spacing w:line="300" w:lineRule="auto" w:after="100"/>
         <w:jc w:val="left"/>
       </w:pPr>
       <w:r>
@@ -9043,7 +9168,7 @@
     <w:p>
       <w:pPr>
         <w:keepNext/>
-        <w:spacing w:before="400" w:after="160"/>
+        <w:spacing w:before="440" w:after="160"/>
       </w:pPr>
       <w:r>
         <w:rPr>
@@ -9070,15 +9195,15 @@
             <w:tcW w:type="dxa" w:w="9029"/>
             <w:shd w:fill="F4F6F9"/>
             <w:tcMar>
-              <w:top w:w="120" w:type="dxa"/>
-              <w:bottom w:w="120" w:type="dxa"/>
-              <w:left w:w="160" w:type="dxa"/>
-              <w:right w:w="160" w:type="dxa"/>
+              <w:top w:w="140" w:type="dxa"/>
+              <w:bottom w:w="140" w:type="dxa"/>
+              <w:left w:w="180" w:type="dxa"/>
+              <w:right w:w="180" w:type="dxa"/>
             </w:tcMar>
           </w:tcPr>
           <w:p>
             <w:pPr>
-              <w:spacing w:line="252" w:lineRule="auto" w:after="0"/>
+              <w:spacing w:line="264" w:lineRule="auto" w:after="0"/>
               <w:jc w:val="left"/>
             </w:pPr>
             <w:r>
@@ -9105,13 +9230,13 @@
     </w:tbl>
     <w:p>
       <w:pPr>
-        <w:spacing w:after="120"/>
+        <w:spacing w:after="140"/>
       </w:pPr>
     </w:p>
     <w:p>
       <w:pPr>
         <w:keepNext/>
-        <w:spacing w:before="400" w:after="160"/>
+        <w:spacing w:before="440" w:after="160"/>
       </w:pPr>
       <w:r>
         <w:rPr>
@@ -9138,15 +9263,15 @@
             <w:tcW w:type="dxa" w:w="9029"/>
             <w:shd w:fill="F4F6F9"/>
             <w:tcMar>
-              <w:top w:w="120" w:type="dxa"/>
-              <w:bottom w:w="120" w:type="dxa"/>
-              <w:left w:w="160" w:type="dxa"/>
-              <w:right w:w="160" w:type="dxa"/>
+              <w:top w:w="140" w:type="dxa"/>
+              <w:bottom w:w="140" w:type="dxa"/>
+              <w:left w:w="180" w:type="dxa"/>
+              <w:right w:w="180" w:type="dxa"/>
             </w:tcMar>
           </w:tcPr>
           <w:p>
             <w:pPr>
-              <w:spacing w:line="252" w:lineRule="auto" w:after="0"/>
+              <w:spacing w:line="264" w:lineRule="auto" w:after="0"/>
               <w:jc w:val="left"/>
             </w:pPr>
             <w:r>
@@ -9167,13 +9292,13 @@
     </w:tbl>
     <w:p>
       <w:pPr>
-        <w:spacing w:after="120"/>
+        <w:spacing w:after="140"/>
       </w:pPr>
     </w:p>
     <w:p>
       <w:pPr>
         <w:keepNext/>
-        <w:spacing w:before="400" w:after="160"/>
+        <w:spacing w:before="440" w:after="160"/>
       </w:pPr>
       <w:r>
         <w:rPr>
@@ -9200,15 +9325,15 @@
             <w:tcW w:type="dxa" w:w="9029"/>
             <w:shd w:fill="F4F6F9"/>
             <w:tcMar>
-              <w:top w:w="120" w:type="dxa"/>
-              <w:bottom w:w="120" w:type="dxa"/>
-              <w:left w:w="160" w:type="dxa"/>
-              <w:right w:w="160" w:type="dxa"/>
+              <w:top w:w="140" w:type="dxa"/>
+              <w:bottom w:w="140" w:type="dxa"/>
+              <w:left w:w="180" w:type="dxa"/>
+              <w:right w:w="180" w:type="dxa"/>
             </w:tcMar>
           </w:tcPr>
           <w:p>
             <w:pPr>
-              <w:spacing w:line="252" w:lineRule="auto" w:after="0"/>
+              <w:spacing w:line="264" w:lineRule="auto" w:after="0"/>
               <w:jc w:val="left"/>
             </w:pPr>
             <w:r>
@@ -9231,13 +9356,13 @@
     </w:tbl>
     <w:p>
       <w:pPr>
-        <w:spacing w:after="120"/>
+        <w:spacing w:after="140"/>
       </w:pPr>
     </w:p>
     <w:p>
       <w:pPr>
         <w:keepNext/>
-        <w:spacing w:before="400" w:after="160"/>
+        <w:spacing w:before="440" w:after="160"/>
       </w:pPr>
       <w:r>
         <w:rPr>
@@ -9264,15 +9389,15 @@
             <w:tcW w:type="dxa" w:w="9029"/>
             <w:shd w:fill="F4F6F9"/>
             <w:tcMar>
-              <w:top w:w="120" w:type="dxa"/>
-              <w:bottom w:w="120" w:type="dxa"/>
-              <w:left w:w="160" w:type="dxa"/>
-              <w:right w:w="160" w:type="dxa"/>
+              <w:top w:w="140" w:type="dxa"/>
+              <w:bottom w:w="140" w:type="dxa"/>
+              <w:left w:w="180" w:type="dxa"/>
+              <w:right w:w="180" w:type="dxa"/>
             </w:tcMar>
           </w:tcPr>
           <w:p>
             <w:pPr>
-              <w:spacing w:line="252" w:lineRule="auto" w:after="0"/>
+              <w:spacing w:line="264" w:lineRule="auto" w:after="0"/>
               <w:jc w:val="left"/>
             </w:pPr>
             <w:r>
@@ -9293,13 +9418,13 @@
     </w:tbl>
     <w:p>
       <w:pPr>
-        <w:spacing w:after="120"/>
+        <w:spacing w:after="140"/>
       </w:pPr>
     </w:p>
     <w:p>
       <w:pPr>
         <w:keepNext/>
-        <w:spacing w:before="400" w:after="160"/>
+        <w:spacing w:before="440" w:after="160"/>
       </w:pPr>
       <w:r>
         <w:rPr>
@@ -9326,15 +9451,15 @@
             <w:tcW w:type="dxa" w:w="9029"/>
             <w:shd w:fill="F4F6F9"/>
             <w:tcMar>
-              <w:top w:w="120" w:type="dxa"/>
-              <w:bottom w:w="120" w:type="dxa"/>
-              <w:left w:w="160" w:type="dxa"/>
-              <w:right w:w="160" w:type="dxa"/>
+              <w:top w:w="140" w:type="dxa"/>
+              <w:bottom w:w="140" w:type="dxa"/>
+              <w:left w:w="180" w:type="dxa"/>
+              <w:right w:w="180" w:type="dxa"/>
             </w:tcMar>
           </w:tcPr>
           <w:p>
             <w:pPr>
-              <w:spacing w:line="252" w:lineRule="auto" w:after="0"/>
+              <w:spacing w:line="264" w:lineRule="auto" w:after="0"/>
               <w:jc w:val="left"/>
             </w:pPr>
             <w:r>
@@ -9357,13 +9482,13 @@
     </w:tbl>
     <w:p>
       <w:pPr>
-        <w:spacing w:after="120"/>
+        <w:spacing w:after="140"/>
       </w:pPr>
     </w:p>
     <w:p>
       <w:pPr>
         <w:keepNext/>
-        <w:spacing w:before="400" w:after="160"/>
+        <w:spacing w:before="440" w:after="160"/>
       </w:pPr>
       <w:r>
         <w:rPr>
@@ -9390,15 +9515,15 @@
             <w:tcW w:type="dxa" w:w="9029"/>
             <w:shd w:fill="F4F6F9"/>
             <w:tcMar>
-              <w:top w:w="120" w:type="dxa"/>
-              <w:bottom w:w="120" w:type="dxa"/>
-              <w:left w:w="160" w:type="dxa"/>
-              <w:right w:w="160" w:type="dxa"/>
+              <w:top w:w="140" w:type="dxa"/>
+              <w:bottom w:w="140" w:type="dxa"/>
+              <w:left w:w="180" w:type="dxa"/>
+              <w:right w:w="180" w:type="dxa"/>
             </w:tcMar>
           </w:tcPr>
           <w:p>
             <w:pPr>
-              <w:spacing w:line="252" w:lineRule="auto" w:after="0"/>
+              <w:spacing w:line="264" w:lineRule="auto" w:after="0"/>
               <w:jc w:val="left"/>
             </w:pPr>
             <w:r>
@@ -9417,13 +9542,13 @@
     </w:tbl>
     <w:p>
       <w:pPr>
-        <w:spacing w:after="120"/>
+        <w:spacing w:after="140"/>
       </w:pPr>
     </w:p>
     <w:p>
       <w:pPr>
         <w:keepNext/>
-        <w:spacing w:before="400" w:after="160"/>
+        <w:spacing w:before="440" w:after="160"/>
       </w:pPr>
       <w:r>
         <w:rPr>
@@ -9450,15 +9575,15 @@
             <w:tcW w:type="dxa" w:w="9029"/>
             <w:shd w:fill="F4F6F9"/>
             <w:tcMar>
-              <w:top w:w="120" w:type="dxa"/>
-              <w:bottom w:w="120" w:type="dxa"/>
-              <w:left w:w="160" w:type="dxa"/>
-              <w:right w:w="160" w:type="dxa"/>
+              <w:top w:w="140" w:type="dxa"/>
+              <w:bottom w:w="140" w:type="dxa"/>
+              <w:left w:w="180" w:type="dxa"/>
+              <w:right w:w="180" w:type="dxa"/>
             </w:tcMar>
           </w:tcPr>
           <w:p>
             <w:pPr>
-              <w:spacing w:line="252" w:lineRule="auto" w:after="0"/>
+              <w:spacing w:line="264" w:lineRule="auto" w:after="0"/>
               <w:jc w:val="left"/>
             </w:pPr>
             <w:r>
@@ -9495,7 +9620,7 @@
     </w:tbl>
     <w:p>
       <w:pPr>
-        <w:spacing w:after="120"/>
+        <w:spacing w:after="140"/>
       </w:pPr>
     </w:p>
     <w:sectPr>
@@ -9872,7 +9997,7 @@
     <w:qFormat/>
     <w:rsid w:val="00FC693F"/>
     <w:pPr>
-      <w:spacing w:line="288" w:lineRule="auto" w:after="120"/>
+      <w:spacing w:line="300" w:lineRule="auto" w:after="140"/>
       <w:jc w:val="both"/>
     </w:pPr>
     <w:rPr>
